--- a/09-通信电路/03-解调电路/包络检波电路/包络检波电路.docx
+++ b/09-通信电路/03-解调电路/包络检波电路/包络检波电路.docx
@@ -2635,6 +2635,20 @@
     </w:p>
     <w:bookmarkEnd w:id="26"/>
     <w:bookmarkEnd w:id="27"/>
+    <w:p>
+      <w:pPr>
+        <w:spacing w:before="360"/>
+        <w:jc w:val="center"/>
+      </w:pPr>
+      <w:r>
+        <w:rPr>
+          <w:rFonts w:ascii="Times New Roman" w:hAnsi="Times New Roman"/>
+          <w:color w:val="555555"/>
+          <w:sz w:val="21"/>
+        </w:rPr>
+        <w:t>材料收集者：杜文杰</w:t>
+      </w:r>
+    </w:p>
     <w:sectPr>
       <w:headerReference r:id="rId9" w:type="default"/>
       <w:footerReference r:id="rId10" w:type="default"/>

--- a/09-通信电路/03-解调电路/包络检波电路/包络检波电路.docx
+++ b/09-通信电路/03-解调电路/包络检波电路/包络检波电路.docx
@@ -1,6 +1,6 @@
 
 <file path=word/document.xml><?xml version="1.0" encoding="utf-8"?>
-<w:document xmlns:w="http://schemas.openxmlformats.org/wordprocessingml/2006/main" xmlns:m="http://schemas.openxmlformats.org/officeDocument/2006/math" xmlns:r="http://schemas.openxmlformats.org/officeDocument/2006/relationships" xmlns:o="urn:schemas-microsoft-com:office:office" xmlns:v="urn:schemas-microsoft-com:vml" xmlns:w10="urn:schemas-microsoft-com:office:word" xmlns:a="http://schemas.openxmlformats.org/drawingml/2006/main" xmlns:pic="http://schemas.openxmlformats.org/drawingml/2006/picture" xmlns:wp="http://schemas.openxmlformats.org/drawingml/2006/wordprocessingDrawing">
+<w:document xmlns:m="http://schemas.openxmlformats.org/officeDocument/2006/math" xmlns:r="http://schemas.openxmlformats.org/officeDocument/2006/relationships" xmlns:w="http://schemas.openxmlformats.org/wordprocessingml/2006/main" xmlns:o="urn:schemas-microsoft-com:office:office" xmlns:v="urn:schemas-microsoft-com:vml" xmlns:w10="urn:schemas-microsoft-com:office:word" xmlns:a="http://schemas.openxmlformats.org/drawingml/2006/main" xmlns:pic="http://schemas.openxmlformats.org/drawingml/2006/picture" xmlns:wp="http://schemas.openxmlformats.org/drawingml/2006/wordprocessingDrawing">
   <w:body>
     <w:bookmarkStart w:id="27" w:name="包络检波电路"/>
     <w:p>
@@ -9,7 +9,7 @@
       </w:pPr>
       <w:r>
         <w:rPr>
-          <w:rFonts w:hint="eastAsia"/>
+          <w:rFonts w:hint="eastAsia" w:eastAsia="黑体"/>
         </w:rPr>
         <w:t xml:space="preserve">包络检波电路</w:t>
       </w:r>
@@ -21,7 +21,7 @@
       </w:pPr>
       <w:r>
         <w:rPr>
-          <w:rFonts w:hint="eastAsia"/>
+          <w:rFonts w:hint="eastAsia" w:eastAsia="黑体"/>
         </w:rPr>
         <w:t xml:space="preserve">拓扑描述</w:t>
       </w:r>
@@ -32,27 +32,33 @@
       </w:pPr>
       <w:r>
         <w:rPr>
-          <w:rFonts w:hint="eastAsia"/>
+          <w:rFonts w:hint="eastAsia" w:eastAsia="黑体"/>
         </w:rPr>
         <w:t xml:space="preserve">由</w:t>
       </w:r>
       <w:r>
+        <w:rPr>
+          <w:rFonts w:eastAsia="黑体"/>
+        </w:rPr>
         <w:t xml:space="preserve"> </w:t>
       </w:r>
       <w:r>
         <w:rPr>
-          <w:rFonts w:hint="eastAsia"/>
+          <w:rFonts w:hint="eastAsia" w:eastAsia="黑体"/>
           <w:b/>
           <w:bCs/>
         </w:rPr>
         <w:t xml:space="preserve">检波二极管（或肖特基二极管）D1</w:t>
       </w:r>
       <w:r>
+        <w:rPr>
+          <w:rFonts w:eastAsia="黑体"/>
+        </w:rPr>
         <w:t xml:space="preserve">、</w:t>
       </w:r>
       <w:r>
         <w:rPr>
-          <w:rFonts w:hint="eastAsia"/>
+          <w:rFonts w:hint="eastAsia" w:eastAsia="黑体"/>
           <w:b/>
           <w:bCs/>
         </w:rPr>
@@ -60,6 +66,7 @@
       </w:r>
       <w:r>
         <w:rPr>
+          <w:rFonts w:eastAsia="黑体"/>
           <w:b/>
           <w:bCs/>
         </w:rPr>
@@ -72,7 +79,7 @@
       </m:oMath>
       <w:r>
         <w:rPr>
-          <w:rFonts w:hint="eastAsia"/>
+          <w:rFonts w:hint="eastAsia" w:eastAsia="黑体"/>
           <w:b/>
           <w:bCs/>
         </w:rPr>
@@ -80,6 +87,7 @@
       </w:r>
       <w:r>
         <w:rPr>
+          <w:rFonts w:eastAsia="黑体"/>
           <w:b/>
           <w:bCs/>
         </w:rPr>
@@ -92,6 +100,7 @@
       </m:oMath>
       <w:r>
         <w:rPr>
+          <w:rFonts w:eastAsia="黑体"/>
           <w:b/>
           <w:bCs/>
         </w:rPr>
@@ -99,27 +108,33 @@
       </w:r>
       <w:r>
         <w:rPr>
-          <w:rFonts w:hint="eastAsia"/>
+          <w:rFonts w:hint="eastAsia" w:eastAsia="黑体"/>
           <w:b/>
           <w:bCs/>
         </w:rPr>
         <w:t xml:space="preserve">并联构成低通）</w:t>
       </w:r>
       <w:r>
+        <w:rPr>
+          <w:rFonts w:eastAsia="黑体"/>
+        </w:rPr>
         <w:t xml:space="preserve"> </w:t>
       </w:r>
       <w:r>
         <w:rPr>
-          <w:rFonts w:hint="eastAsia"/>
+          <w:rFonts w:hint="eastAsia" w:eastAsia="黑体"/>
         </w:rPr>
         <w:t xml:space="preserve">与</w:t>
       </w:r>
       <w:r>
+        <w:rPr>
+          <w:rFonts w:eastAsia="黑体"/>
+        </w:rPr>
         <w:t xml:space="preserve"> </w:t>
       </w:r>
       <w:r>
         <w:rPr>
-          <w:rFonts w:hint="eastAsia"/>
+          <w:rFonts w:hint="eastAsia" w:eastAsia="黑体"/>
           <w:b/>
           <w:bCs/>
         </w:rPr>
@@ -127,6 +142,7 @@
       </w:r>
       <w:r>
         <w:rPr>
+          <w:rFonts w:eastAsia="黑体"/>
           <w:b/>
           <w:bCs/>
         </w:rPr>
@@ -147,26 +163,32 @@
         </m:sSub>
       </m:oMath>
       <w:r>
+        <w:rPr>
+          <w:rFonts w:eastAsia="黑体"/>
+        </w:rPr>
         <w:t xml:space="preserve"> </w:t>
       </w:r>
       <w:r>
         <w:rPr>
-          <w:rFonts w:hint="eastAsia"/>
+          <w:rFonts w:hint="eastAsia" w:eastAsia="黑体"/>
         </w:rPr>
         <w:t xml:space="preserve">组成，按功能分为整流与包络滤波两类，属非相干解调。电路共有</w:t>
       </w:r>
       <w:r>
+        <w:rPr>
+          <w:rFonts w:eastAsia="黑体"/>
+        </w:rPr>
         <w:t xml:space="preserve"> 4 </w:t>
       </w:r>
       <w:r>
         <w:rPr>
-          <w:rFonts w:hint="eastAsia"/>
+          <w:rFonts w:hint="eastAsia" w:eastAsia="黑体"/>
         </w:rPr>
         <w:t xml:space="preserve">个关键节点：</w:t>
       </w:r>
       <w:r>
         <w:rPr>
-          <w:rFonts w:hint="eastAsia"/>
+          <w:rFonts w:hint="eastAsia" w:eastAsia="黑体"/>
           <w:b/>
           <w:bCs/>
         </w:rPr>
@@ -174,6 +196,7 @@
       </w:r>
       <w:r>
         <w:rPr>
+          <w:rFonts w:eastAsia="黑体"/>
           <w:b/>
           <w:bCs/>
         </w:rPr>
@@ -181,7 +204,7 @@
       </w:r>
       <w:r>
         <w:rPr>
-          <w:rFonts w:hint="eastAsia"/>
+          <w:rFonts w:hint="eastAsia" w:eastAsia="黑体"/>
           <w:b/>
           <w:bCs/>
         </w:rPr>
@@ -189,11 +212,14 @@
       </w:r>
       <w:r>
         <w:rPr>
-          <w:rFonts w:hint="eastAsia"/>
+          <w:rFonts w:hint="eastAsia" w:eastAsia="黑体"/>
         </w:rPr>
         <w:t xml:space="preserve">（已调波经隔直电容</w:t>
       </w:r>
       <w:r>
+        <w:rPr>
+          <w:rFonts w:eastAsia="黑体"/>
+        </w:rPr>
         <w:t xml:space="preserve"> </w:t>
       </w:r>
       <m:oMath>
@@ -211,17 +237,20 @@
         </m:sSub>
       </m:oMath>
       <w:r>
+        <w:rPr>
+          <w:rFonts w:eastAsia="黑体"/>
+        </w:rPr>
         <w:t xml:space="preserve"> </w:t>
       </w:r>
       <w:r>
         <w:rPr>
-          <w:rFonts w:hint="eastAsia"/>
+          <w:rFonts w:hint="eastAsia" w:eastAsia="黑体"/>
         </w:rPr>
         <w:t xml:space="preserve">前的接入点）；</w:t>
       </w:r>
       <w:r>
         <w:rPr>
-          <w:rFonts w:hint="eastAsia"/>
+          <w:rFonts w:hint="eastAsia" w:eastAsia="黑体"/>
           <w:b/>
           <w:bCs/>
         </w:rPr>
@@ -229,6 +258,7 @@
       </w:r>
       <w:r>
         <w:rPr>
+          <w:rFonts w:eastAsia="黑体"/>
           <w:b/>
           <w:bCs/>
         </w:rPr>
@@ -236,7 +266,7 @@
       </w:r>
       <w:r>
         <w:rPr>
-          <w:rFonts w:hint="eastAsia"/>
+          <w:rFonts w:hint="eastAsia" w:eastAsia="黑体"/>
           <w:b/>
           <w:bCs/>
         </w:rPr>
@@ -244,7 +274,7 @@
       </w:r>
       <w:r>
         <w:rPr>
-          <w:rFonts w:hint="eastAsia"/>
+          <w:rFonts w:hint="eastAsia" w:eastAsia="黑体"/>
         </w:rPr>
         <w:t xml:space="preserve">（</w:t>
       </w:r>
@@ -263,26 +293,32 @@
         </m:sSub>
       </m:oMath>
       <w:r>
+        <w:rPr>
+          <w:rFonts w:eastAsia="黑体"/>
+        </w:rPr>
         <w:t xml:space="preserve"> </w:t>
       </w:r>
       <w:r>
         <w:rPr>
-          <w:rFonts w:hint="eastAsia"/>
+          <w:rFonts w:hint="eastAsia" w:eastAsia="黑体"/>
         </w:rPr>
         <w:t xml:space="preserve">后端接</w:t>
       </w:r>
       <w:r>
+        <w:rPr>
+          <w:rFonts w:eastAsia="黑体"/>
+        </w:rPr>
         <w:t xml:space="preserve"> D1 </w:t>
       </w:r>
       <w:r>
         <w:rPr>
-          <w:rFonts w:hint="eastAsia"/>
+          <w:rFonts w:hint="eastAsia" w:eastAsia="黑体"/>
         </w:rPr>
         <w:t xml:space="preserve">阳极）；</w:t>
       </w:r>
       <w:r>
         <w:rPr>
-          <w:rFonts w:hint="eastAsia"/>
+          <w:rFonts w:hint="eastAsia" w:eastAsia="黑体"/>
           <w:b/>
           <w:bCs/>
         </w:rPr>
@@ -290,6 +326,7 @@
       </w:r>
       <w:r>
         <w:rPr>
+          <w:rFonts w:eastAsia="黑体"/>
           <w:b/>
           <w:bCs/>
         </w:rPr>
@@ -297,7 +334,7 @@
       </w:r>
       <w:r>
         <w:rPr>
-          <w:rFonts w:hint="eastAsia"/>
+          <w:rFonts w:hint="eastAsia" w:eastAsia="黑体"/>
           <w:b/>
           <w:bCs/>
         </w:rPr>
@@ -305,20 +342,26 @@
       </w:r>
       <w:r>
         <w:rPr>
-          <w:rFonts w:hint="eastAsia"/>
+          <w:rFonts w:hint="eastAsia" w:eastAsia="黑体"/>
         </w:rPr>
         <w:t xml:space="preserve">（D1</w:t>
       </w:r>
       <w:r>
+        <w:rPr>
+          <w:rFonts w:eastAsia="黑体"/>
+        </w:rPr>
         <w:t xml:space="preserve"> </w:t>
       </w:r>
       <w:r>
         <w:rPr>
-          <w:rFonts w:hint="eastAsia"/>
+          <w:rFonts w:hint="eastAsia" w:eastAsia="黑体"/>
         </w:rPr>
         <w:t xml:space="preserve">阴极、负载</w:t>
       </w:r>
       <w:r>
+        <w:rPr>
+          <w:rFonts w:eastAsia="黑体"/>
+        </w:rPr>
         <w:t xml:space="preserve"> </w:t>
       </w:r>
       <m:oMath>
@@ -327,15 +370,21 @@
         </m:r>
       </m:oMath>
       <w:r>
+        <w:rPr>
+          <w:rFonts w:eastAsia="黑体"/>
+        </w:rPr>
         <w:t xml:space="preserve"> </w:t>
       </w:r>
       <w:r>
         <w:rPr>
-          <w:rFonts w:hint="eastAsia"/>
+          <w:rFonts w:hint="eastAsia" w:eastAsia="黑体"/>
         </w:rPr>
         <w:t xml:space="preserve">上端、滤波电容</w:t>
       </w:r>
       <w:r>
+        <w:rPr>
+          <w:rFonts w:eastAsia="黑体"/>
+        </w:rPr>
         <w:t xml:space="preserve"> </w:t>
       </w:r>
       <m:oMath>
@@ -344,17 +393,20 @@
         </m:r>
       </m:oMath>
       <w:r>
+        <w:rPr>
+          <w:rFonts w:eastAsia="黑体"/>
+        </w:rPr>
         <w:t xml:space="preserve"> </w:t>
       </w:r>
       <w:r>
         <w:rPr>
-          <w:rFonts w:hint="eastAsia"/>
+          <w:rFonts w:hint="eastAsia" w:eastAsia="黑体"/>
         </w:rPr>
         <w:t xml:space="preserve">上端三者相连）；</w:t>
       </w:r>
       <w:r>
         <w:rPr>
-          <w:rFonts w:hint="eastAsia"/>
+          <w:rFonts w:hint="eastAsia" w:eastAsia="黑体"/>
           <w:b/>
           <w:bCs/>
         </w:rPr>
@@ -362,6 +414,7 @@
       </w:r>
       <w:r>
         <w:rPr>
+          <w:rFonts w:eastAsia="黑体"/>
           <w:b/>
           <w:bCs/>
         </w:rPr>
@@ -369,7 +422,7 @@
       </w:r>
       <w:r>
         <w:rPr>
-          <w:rFonts w:hint="eastAsia"/>
+          <w:rFonts w:hint="eastAsia" w:eastAsia="黑体"/>
           <w:b/>
           <w:bCs/>
         </w:rPr>
@@ -377,6 +430,7 @@
       </w:r>
       <w:r>
         <w:rPr>
+          <w:rFonts w:eastAsia="黑体"/>
           <w:b/>
           <w:bCs/>
         </w:rPr>
@@ -384,7 +438,7 @@
       </w:r>
       <w:r>
         <w:rPr>
-          <w:rFonts w:hint="eastAsia"/>
+          <w:rFonts w:hint="eastAsia" w:eastAsia="黑体"/>
         </w:rPr>
         <w:t xml:space="preserve">（</w:t>
       </w:r>
@@ -394,11 +448,14 @@
         </m:r>
       </m:oMath>
       <w:r>
+        <w:rPr>
+          <w:rFonts w:eastAsia="黑体"/>
+        </w:rPr>
         <w:t xml:space="preserve"> </w:t>
       </w:r>
       <w:r>
         <w:rPr>
-          <w:rFonts w:hint="eastAsia"/>
+          <w:rFonts w:hint="eastAsia" w:eastAsia="黑体"/>
         </w:rPr>
         <w:t xml:space="preserve">下端、</w:t>
       </w:r>
@@ -408,11 +465,14 @@
         </m:r>
       </m:oMath>
       <w:r>
+        <w:rPr>
+          <w:rFonts w:eastAsia="黑体"/>
+        </w:rPr>
         <w:t xml:space="preserve"> </w:t>
       </w:r>
       <w:r>
         <w:rPr>
-          <w:rFonts w:hint="eastAsia"/>
+          <w:rFonts w:hint="eastAsia" w:eastAsia="黑体"/>
         </w:rPr>
         <w:t xml:space="preserve">下端接地点）。</w:t>
       </w:r>
@@ -421,7 +481,7 @@
       <w:pPr/>
       <w:r>
         <w:rPr>
-          <w:rFonts w:hint="eastAsia"/>
+          <w:rFonts w:hint="eastAsia" w:eastAsia="黑体"/>
         </w:rPr>
         <w:t xml:space="preserve">各元件管脚连接：</w:t>
       </w:r>
@@ -441,41 +501,47 @@
       </m:oMath>
       <w:r>
         <w:rPr>
-          <w:rFonts w:hint="eastAsia"/>
+          <w:rFonts w:hint="eastAsia" w:eastAsia="黑体"/>
           <w:b/>
           <w:bCs/>
         </w:rPr>
         <w:t xml:space="preserve">（隔直电容）</w:t>
       </w:r>
       <w:r>
+        <w:rPr>
+          <w:rFonts w:eastAsia="黑体"/>
+        </w:rPr>
         <w:t xml:space="preserve"> </w:t>
       </w:r>
       <w:r>
         <w:rPr>
-          <w:rFonts w:hint="eastAsia"/>
+          <w:rFonts w:hint="eastAsia" w:eastAsia="黑体"/>
         </w:rPr>
         <w:t xml:space="preserve">一端接节点①、另一端接节点②；</w:t>
       </w:r>
       <w:r>
         <w:rPr>
-          <w:rFonts w:hint="eastAsia"/>
+          <w:rFonts w:hint="eastAsia" w:eastAsia="黑体"/>
           <w:b/>
           <w:bCs/>
         </w:rPr>
         <w:t xml:space="preserve">D1（检波二极管）</w:t>
       </w:r>
       <w:r>
+        <w:rPr>
+          <w:rFonts w:eastAsia="黑体"/>
+        </w:rPr>
         <w:t xml:space="preserve"> </w:t>
       </w:r>
       <w:r>
         <w:rPr>
-          <w:rFonts w:hint="eastAsia"/>
+          <w:rFonts w:hint="eastAsia" w:eastAsia="黑体"/>
         </w:rPr>
         <w:t xml:space="preserve">的阳极接节点②、阴极接节点③；</w:t>
       </w:r>
       <w:r>
         <w:rPr>
-          <w:rFonts w:hint="eastAsia"/>
+          <w:rFonts w:hint="eastAsia" w:eastAsia="黑体"/>
           <w:b/>
           <w:bCs/>
         </w:rPr>
@@ -483,6 +549,7 @@
       </w:r>
       <w:r>
         <w:rPr>
+          <w:rFonts w:eastAsia="黑体"/>
           <w:b/>
           <w:bCs/>
         </w:rPr>
@@ -494,17 +561,20 @@
         </m:r>
       </m:oMath>
       <w:r>
+        <w:rPr>
+          <w:rFonts w:eastAsia="黑体"/>
+        </w:rPr>
         <w:t xml:space="preserve"> </w:t>
       </w:r>
       <w:r>
         <w:rPr>
-          <w:rFonts w:hint="eastAsia"/>
+          <w:rFonts w:hint="eastAsia" w:eastAsia="黑体"/>
         </w:rPr>
         <w:t xml:space="preserve">一端接节点③、另一端接节点④；</w:t>
       </w:r>
       <w:r>
         <w:rPr>
-          <w:rFonts w:hint="eastAsia"/>
+          <w:rFonts w:hint="eastAsia" w:eastAsia="黑体"/>
           <w:b/>
           <w:bCs/>
         </w:rPr>
@@ -512,6 +582,7 @@
       </w:r>
       <w:r>
         <w:rPr>
+          <w:rFonts w:eastAsia="黑体"/>
           <w:b/>
           <w:bCs/>
         </w:rPr>
@@ -523,15 +594,21 @@
         </m:r>
       </m:oMath>
       <w:r>
+        <w:rPr>
+          <w:rFonts w:eastAsia="黑体"/>
+        </w:rPr>
         <w:t xml:space="preserve"> </w:t>
       </w:r>
       <w:r>
         <w:rPr>
-          <w:rFonts w:hint="eastAsia"/>
+          <w:rFonts w:hint="eastAsia" w:eastAsia="黑体"/>
         </w:rPr>
         <w:t xml:space="preserve">一端接节点③、另一端接节点④，与</w:t>
       </w:r>
       <w:r>
+        <w:rPr>
+          <w:rFonts w:eastAsia="黑体"/>
+        </w:rPr>
         <w:t xml:space="preserve"> </w:t>
       </w:r>
       <m:oMath>
@@ -540,15 +617,21 @@
         </m:r>
       </m:oMath>
       <w:r>
+        <w:rPr>
+          <w:rFonts w:eastAsia="黑体"/>
+        </w:rPr>
         <w:t xml:space="preserve"> </w:t>
       </w:r>
       <w:r>
         <w:rPr>
-          <w:rFonts w:hint="eastAsia"/>
+          <w:rFonts w:hint="eastAsia" w:eastAsia="黑体"/>
         </w:rPr>
         <w:t xml:space="preserve">并联构成时间常数</w:t>
       </w:r>
       <w:r>
+        <w:rPr>
+          <w:rFonts w:eastAsia="黑体"/>
+        </w:rPr>
         <w:t xml:space="preserve"> </w:t>
       </w:r>
       <m:oMath>
@@ -560,11 +643,14 @@
         </m:r>
       </m:oMath>
       <w:r>
+        <w:rPr>
+          <w:rFonts w:eastAsia="黑体"/>
+        </w:rPr>
         <w:t xml:space="preserve"> </w:t>
       </w:r>
       <w:r>
         <w:rPr>
-          <w:rFonts w:hint="eastAsia"/>
+          <w:rFonts w:hint="eastAsia" w:eastAsia="黑体"/>
         </w:rPr>
         <w:t xml:space="preserve">的低通；节点④与节点③两端即输出解调后的包络，可再经隔直与去加重输出。</w:t>
       </w:r>
@@ -573,29 +659,38 @@
       <w:pPr/>
       <w:r>
         <w:rPr>
-          <w:rFonts w:hint="eastAsia"/>
+          <w:rFonts w:hint="eastAsia" w:eastAsia="黑体"/>
         </w:rPr>
         <w:t xml:space="preserve">由此构成”二极管对已调波半波整流、RC</w:t>
       </w:r>
       <w:r>
+        <w:rPr>
+          <w:rFonts w:eastAsia="黑体"/>
+        </w:rPr>
         <w:t xml:space="preserve"> </w:t>
       </w:r>
       <w:r>
         <w:rPr>
-          <w:rFonts w:hint="eastAsia"/>
+          <w:rFonts w:hint="eastAsia" w:eastAsia="黑体"/>
         </w:rPr>
         <w:t xml:space="preserve">网络取整流波形包络”的非相干包络检波组态，用于普通调幅（AM）与简单</w:t>
       </w:r>
       <w:r>
+        <w:rPr>
+          <w:rFonts w:eastAsia="黑体"/>
+        </w:rPr>
         <w:t xml:space="preserve"> ASK/OOK </w:t>
       </w:r>
       <w:r>
         <w:rPr>
-          <w:rFonts w:hint="eastAsia"/>
+          <w:rFonts w:hint="eastAsia" w:eastAsia="黑体"/>
         </w:rPr>
         <w:t xml:space="preserve">解调，时间常数需满足</w:t>
       </w:r>
       <w:r>
+        <w:rPr>
+          <w:rFonts w:eastAsia="黑体"/>
+        </w:rPr>
         <w:t xml:space="preserve"> </w:t>
       </w:r>
       <m:oMath>
@@ -682,6 +777,9 @@
         </m:f>
       </m:oMath>
       <w:r>
+        <w:rPr>
+          <w:rFonts w:eastAsia="黑体"/>
+        </w:rPr>
         <w:t xml:space="preserve">。</w:t>
       </w:r>
     </w:p>
@@ -693,7 +791,7 @@
       </w:pPr>
       <w:r>
         <w:rPr>
-          <w:rFonts w:hint="eastAsia"/>
+          <w:rFonts w:hint="eastAsia" w:eastAsia="黑体"/>
         </w:rPr>
         <w:t xml:space="preserve">工作原理</w:t>
       </w:r>
@@ -704,25 +802,31 @@
       </w:pPr>
       <w:r>
         <w:rPr>
-          <w:rFonts w:hint="eastAsia"/>
+          <w:rFonts w:hint="eastAsia" w:eastAsia="黑体"/>
         </w:rPr>
         <w:t xml:space="preserve">输入调幅波经二极管整流，正半周对电容充电，负半周二极管截止、电容通过负载</w:t>
       </w:r>
       <w:r>
+        <w:rPr>
+          <w:rFonts w:eastAsia="黑体"/>
+        </w:rPr>
         <w:t xml:space="preserve"> R </w:t>
       </w:r>
       <w:r>
         <w:rPr>
-          <w:rFonts w:hint="eastAsia"/>
+          <w:rFonts w:hint="eastAsia" w:eastAsia="黑体"/>
         </w:rPr>
         <w:t xml:space="preserve">缓慢放电，输出电压跟踪已调波包络。只要</w:t>
       </w:r>
       <w:r>
+        <w:rPr>
+          <w:rFonts w:eastAsia="黑体"/>
+        </w:rPr>
         <w:t xml:space="preserve"> RC </w:t>
       </w:r>
       <w:r>
         <w:rPr>
-          <w:rFonts w:hint="eastAsia"/>
+          <w:rFonts w:hint="eastAsia" w:eastAsia="黑体"/>
         </w:rPr>
         <w:t xml:space="preserve">时间常数选择得当，输出电压即为原始调制信号。</w:t>
       </w:r>
@@ -735,7 +839,7 @@
       </w:pPr>
       <w:r>
         <w:rPr>
-          <w:rFonts w:hint="eastAsia"/>
+          <w:rFonts w:hint="eastAsia" w:eastAsia="黑体"/>
         </w:rPr>
         <w:t xml:space="preserve">关键计算公式</w:t>
       </w:r>
@@ -748,11 +852,14 @@
         </w:numPr>
       </w:pPr>
       <w:r>
+        <w:rPr>
+          <w:rFonts w:eastAsia="黑体"/>
+        </w:rPr>
         <w:t xml:space="preserve">RC </w:t>
       </w:r>
       <w:r>
         <w:rPr>
-          <w:rFonts w:hint="eastAsia"/>
+          <w:rFonts w:hint="eastAsia" w:eastAsia="黑体"/>
         </w:rPr>
         <w:t xml:space="preserve">时间常数选择（</w:t>
       </w:r>
@@ -771,11 +878,14 @@
         </m:sSub>
       </m:oMath>
       <w:r>
+        <w:rPr>
+          <w:rFonts w:eastAsia="黑体"/>
+        </w:rPr>
         <w:t xml:space="preserve"> </w:t>
       </w:r>
       <w:r>
         <w:rPr>
-          <w:rFonts w:hint="eastAsia"/>
+          <w:rFonts w:hint="eastAsia" w:eastAsia="黑体"/>
         </w:rPr>
         <w:t xml:space="preserve">载波频率、</w:t>
       </w:r>
@@ -809,11 +919,14 @@
         </m:sSub>
       </m:oMath>
       <w:r>
+        <w:rPr>
+          <w:rFonts w:eastAsia="黑体"/>
+        </w:rPr>
         <w:t xml:space="preserve"> </w:t>
       </w:r>
       <w:r>
         <w:rPr>
-          <w:rFonts w:hint="eastAsia"/>
+          <w:rFonts w:hint="eastAsia" w:eastAsia="黑体"/>
         </w:rPr>
         <w:t xml:space="preserve">调制最高频率）：</w:t>
       </w:r>
@@ -921,7 +1034,7 @@
       </w:pPr>
       <w:r>
         <w:rPr>
-          <w:rFonts w:hint="eastAsia"/>
+          <w:rFonts w:hint="eastAsia" w:eastAsia="黑体"/>
         </w:rPr>
         <w:t xml:space="preserve">无失真解调条件之一（</w:t>
       </w:r>
@@ -931,11 +1044,14 @@
         </m:r>
       </m:oMath>
       <w:r>
+        <w:rPr>
+          <w:rFonts w:eastAsia="黑体"/>
+        </w:rPr>
         <w:t xml:space="preserve"> </w:t>
       </w:r>
       <w:r>
         <w:rPr>
-          <w:rFonts w:hint="eastAsia"/>
+          <w:rFonts w:hint="eastAsia" w:eastAsia="黑体"/>
         </w:rPr>
         <w:t xml:space="preserve">调制度）：</w:t>
       </w:r>
@@ -1054,7 +1170,7 @@
       </w:pPr>
       <w:r>
         <w:rPr>
-          <w:rFonts w:hint="eastAsia"/>
+          <w:rFonts w:hint="eastAsia" w:eastAsia="黑体"/>
         </w:rPr>
         <w:t xml:space="preserve">检波效率：</w:t>
       </w:r>
@@ -1159,7 +1275,7 @@
       </w:pPr>
       <w:r>
         <w:rPr>
-          <w:rFonts w:hint="eastAsia"/>
+          <w:rFonts w:hint="eastAsia" w:eastAsia="黑体"/>
         </w:rPr>
         <w:t xml:space="preserve">输入阻抗近似（大信号检波）：</w:t>
       </w:r>
@@ -1244,7 +1360,7 @@
             </w:pPr>
             <w:r>
               <w:rPr>
-                <w:rFonts w:hint="eastAsia"/>
+                <w:rFonts w:hint="eastAsia" w:eastAsia="黑体"/>
               </w:rPr>
               <w:t xml:space="preserve">符号</w:t>
             </w:r>
@@ -1258,7 +1374,7 @@
             </w:pPr>
             <w:r>
               <w:rPr>
-                <w:rFonts w:hint="eastAsia"/>
+                <w:rFonts w:hint="eastAsia" w:eastAsia="黑体"/>
               </w:rPr>
               <w:t xml:space="preserve">含义</w:t>
             </w:r>
@@ -1272,7 +1388,7 @@
             </w:pPr>
             <w:r>
               <w:rPr>
-                <w:rFonts w:hint="eastAsia"/>
+                <w:rFonts w:hint="eastAsia" w:eastAsia="黑体"/>
               </w:rPr>
               <w:t xml:space="preserve">单位</w:t>
             </w:r>
@@ -1292,6 +1408,9 @@
               </m:r>
             </m:oMath>
             <w:r>
+              <w:rPr>
+                <w:rFonts w:eastAsia="黑体"/>
+              </w:rPr>
               <w:t xml:space="preserve">​</w:t>
             </w:r>
           </w:p>
@@ -1304,7 +1423,7 @@
             </w:pPr>
             <w:r>
               <w:rPr>
-                <w:rFonts w:hint="eastAsia"/>
+                <w:rFonts w:hint="eastAsia" w:eastAsia="黑体"/>
               </w:rPr>
               <w:t xml:space="preserve">负载电阻</w:t>
             </w:r>
@@ -1317,6 +1436,9 @@
               <w:pStyle w:val="Compact"/>
             </w:pPr>
             <w:r>
+              <w:rPr>
+                <w:rFonts w:eastAsia="黑体"/>
+              </w:rPr>
               <w:t xml:space="preserve">Ω</w:t>
             </w:r>
           </w:p>
@@ -1335,6 +1457,9 @@
               </m:r>
             </m:oMath>
             <w:r>
+              <w:rPr>
+                <w:rFonts w:eastAsia="黑体"/>
+              </w:rPr>
               <w:t xml:space="preserve">​</w:t>
             </w:r>
           </w:p>
@@ -1347,7 +1472,7 @@
             </w:pPr>
             <w:r>
               <w:rPr>
-                <w:rFonts w:hint="eastAsia"/>
+                <w:rFonts w:hint="eastAsia" w:eastAsia="黑体"/>
               </w:rPr>
               <w:t xml:space="preserve">滤波电容</w:t>
             </w:r>
@@ -1360,6 +1485,9 @@
               <w:pStyle w:val="Compact"/>
             </w:pPr>
             <w:r>
+              <w:rPr>
+                <w:rFonts w:eastAsia="黑体"/>
+              </w:rPr>
               <w:t xml:space="preserve">F</w:t>
             </w:r>
           </w:p>
@@ -1387,6 +1515,9 @@
               </m:sSub>
             </m:oMath>
             <w:r>
+              <w:rPr>
+                <w:rFonts w:eastAsia="黑体"/>
+              </w:rPr>
               <w:t xml:space="preserve">​</w:t>
             </w:r>
           </w:p>
@@ -1399,7 +1530,7 @@
             </w:pPr>
             <w:r>
               <w:rPr>
-                <w:rFonts w:hint="eastAsia"/>
+                <w:rFonts w:hint="eastAsia" w:eastAsia="黑体"/>
               </w:rPr>
               <w:t xml:space="preserve">载波频率</w:t>
             </w:r>
@@ -1412,6 +1543,9 @@
               <w:pStyle w:val="Compact"/>
             </w:pPr>
             <w:r>
+              <w:rPr>
+                <w:rFonts w:eastAsia="黑体"/>
+              </w:rPr>
               <w:t xml:space="preserve">Hz</w:t>
             </w:r>
           </w:p>
@@ -1454,6 +1588,9 @@
               </m:sSub>
             </m:oMath>
             <w:r>
+              <w:rPr>
+                <w:rFonts w:eastAsia="黑体"/>
+              </w:rPr>
               <w:t xml:space="preserve">​</w:t>
             </w:r>
           </w:p>
@@ -1466,7 +1603,7 @@
             </w:pPr>
             <w:r>
               <w:rPr>
-                <w:rFonts w:hint="eastAsia"/>
+                <w:rFonts w:hint="eastAsia" w:eastAsia="黑体"/>
               </w:rPr>
               <w:t xml:space="preserve">调制最高频率</w:t>
             </w:r>
@@ -1479,6 +1616,9 @@
               <w:pStyle w:val="Compact"/>
             </w:pPr>
             <w:r>
+              <w:rPr>
+                <w:rFonts w:eastAsia="黑体"/>
+              </w:rPr>
               <w:t xml:space="preserve">Hz</w:t>
             </w:r>
           </w:p>
@@ -1497,6 +1637,9 @@
               </m:r>
             </m:oMath>
             <w:r>
+              <w:rPr>
+                <w:rFonts w:eastAsia="黑体"/>
+              </w:rPr>
               <w:t xml:space="preserve">​</w:t>
             </w:r>
           </w:p>
@@ -1509,7 +1652,7 @@
             </w:pPr>
             <w:r>
               <w:rPr>
-                <w:rFonts w:hint="eastAsia"/>
+                <w:rFonts w:hint="eastAsia" w:eastAsia="黑体"/>
               </w:rPr>
               <w:t xml:space="preserve">调制度</w:t>
             </w:r>
@@ -1522,6 +1665,9 @@
               <w:pStyle w:val="Compact"/>
             </w:pPr>
             <w:r>
+              <w:rPr>
+                <w:rFonts w:eastAsia="黑体"/>
+              </w:rPr>
               <w:t xml:space="preserve">—</w:t>
             </w:r>
           </w:p>
@@ -1549,6 +1695,9 @@
               </m:sSub>
             </m:oMath>
             <w:r>
+              <w:rPr>
+                <w:rFonts w:eastAsia="黑体"/>
+              </w:rPr>
               <w:t xml:space="preserve">​</w:t>
             </w:r>
           </w:p>
@@ -1561,7 +1710,7 @@
             </w:pPr>
             <w:r>
               <w:rPr>
-                <w:rFonts w:hint="eastAsia"/>
+                <w:rFonts w:hint="eastAsia" w:eastAsia="黑体"/>
               </w:rPr>
               <w:t xml:space="preserve">检波效率</w:t>
             </w:r>
@@ -1574,6 +1723,9 @@
               <w:pStyle w:val="Compact"/>
             </w:pPr>
             <w:r>
+              <w:rPr>
+                <w:rFonts w:eastAsia="黑体"/>
+              </w:rPr>
               <w:t xml:space="preserve">—</w:t>
             </w:r>
           </w:p>
@@ -1588,7 +1740,7 @@
       </w:pPr>
       <w:r>
         <w:rPr>
-          <w:rFonts w:hint="eastAsia"/>
+          <w:rFonts w:hint="eastAsia" w:eastAsia="黑体"/>
         </w:rPr>
         <w:t xml:space="preserve">元件调整影响</w:t>
       </w:r>
@@ -1603,6 +1755,7 @@
       </w:pPr>
       <w:r>
         <w:rPr>
+          <w:rFonts w:eastAsia="黑体"/>
           <w:b/>
           <w:bCs/>
         </w:rPr>
@@ -1610,7 +1763,7 @@
       </w:r>
       <w:r>
         <w:rPr>
-          <w:rFonts w:hint="eastAsia"/>
+          <w:rFonts w:hint="eastAsia" w:eastAsia="黑体"/>
           <w:b/>
           <w:bCs/>
         </w:rPr>
@@ -1618,6 +1771,7 @@
       </w:r>
       <w:r>
         <w:rPr>
+          <w:rFonts w:eastAsia="黑体"/>
           <w:b/>
           <w:bCs/>
         </w:rPr>
@@ -1625,7 +1779,7 @@
       </w:r>
       <w:r>
         <w:rPr>
-          <w:rFonts w:hint="eastAsia"/>
+          <w:rFonts w:hint="eastAsia" w:eastAsia="黑体"/>
           <w:b/>
           <w:bCs/>
         </w:rPr>
@@ -1633,6 +1787,7 @@
       </w:r>
       <w:r>
         <w:rPr>
+          <w:rFonts w:eastAsia="黑体"/>
           <w:b/>
           <w:bCs/>
         </w:rPr>
@@ -1640,21 +1795,27 @@
       </w:r>
       <w:r>
         <w:rPr>
-          <w:rFonts w:hint="eastAsia"/>
+          <w:rFonts w:hint="eastAsia" w:eastAsia="黑体"/>
           <w:b/>
           <w:bCs/>
         </w:rPr>
         <w:t xml:space="preserve">增大（时间常数过大）</w:t>
       </w:r>
       <w:r>
+        <w:rPr>
+          <w:rFonts w:eastAsia="黑体"/>
+        </w:rPr>
         <w:t xml:space="preserve"> </w:t>
       </w:r>
       <w:r>
+        <w:rPr>
+          <w:rFonts w:eastAsia="黑体"/>
+        </w:rPr>
         <w:t xml:space="preserve">→ </w:t>
       </w:r>
       <w:r>
         <w:rPr>
-          <w:rFonts w:hint="eastAsia"/>
+          <w:rFonts w:hint="eastAsia" w:eastAsia="黑体"/>
         </w:rPr>
         <w:t xml:space="preserve">电容放电过慢，出现对角失真。</w:t>
       </w:r>
@@ -1669,6 +1830,7 @@
       </w:pPr>
       <w:r>
         <w:rPr>
+          <w:rFonts w:eastAsia="黑体"/>
           <w:b/>
           <w:bCs/>
         </w:rPr>
@@ -1676,7 +1838,7 @@
       </w:r>
       <w:r>
         <w:rPr>
-          <w:rFonts w:hint="eastAsia"/>
+          <w:rFonts w:hint="eastAsia" w:eastAsia="黑体"/>
           <w:b/>
           <w:bCs/>
         </w:rPr>
@@ -1684,6 +1846,7 @@
       </w:r>
       <w:r>
         <w:rPr>
+          <w:rFonts w:eastAsia="黑体"/>
           <w:b/>
           <w:bCs/>
         </w:rPr>
@@ -1691,7 +1854,7 @@
       </w:r>
       <w:r>
         <w:rPr>
-          <w:rFonts w:hint="eastAsia"/>
+          <w:rFonts w:hint="eastAsia" w:eastAsia="黑体"/>
           <w:b/>
           <w:bCs/>
         </w:rPr>
@@ -1699,6 +1862,7 @@
       </w:r>
       <w:r>
         <w:rPr>
+          <w:rFonts w:eastAsia="黑体"/>
           <w:b/>
           <w:bCs/>
         </w:rPr>
@@ -1706,21 +1870,27 @@
       </w:r>
       <w:r>
         <w:rPr>
-          <w:rFonts w:hint="eastAsia"/>
+          <w:rFonts w:hint="eastAsia" w:eastAsia="黑体"/>
           <w:b/>
           <w:bCs/>
         </w:rPr>
         <w:t xml:space="preserve">减小（时间常数过小）</w:t>
       </w:r>
       <w:r>
+        <w:rPr>
+          <w:rFonts w:eastAsia="黑体"/>
+        </w:rPr>
         <w:t xml:space="preserve"> </w:t>
       </w:r>
       <w:r>
+        <w:rPr>
+          <w:rFonts w:eastAsia="黑体"/>
+        </w:rPr>
         <w:t xml:space="preserve">→ </w:t>
       </w:r>
       <w:r>
         <w:rPr>
-          <w:rFonts w:hint="eastAsia"/>
+          <w:rFonts w:hint="eastAsia" w:eastAsia="黑体"/>
         </w:rPr>
         <w:t xml:space="preserve">载波纹波残留大，输出不平滑。</w:t>
       </w:r>
@@ -1735,7 +1905,7 @@
       </w:pPr>
       <w:r>
         <w:rPr>
-          <w:rFonts w:hint="eastAsia"/>
+          <w:rFonts w:hint="eastAsia" w:eastAsia="黑体"/>
           <w:b/>
           <w:bCs/>
         </w:rPr>
@@ -1743,6 +1913,7 @@
       </w:r>
       <w:r>
         <w:rPr>
+          <w:rFonts w:eastAsia="黑体"/>
           <w:b/>
           <w:bCs/>
         </w:rPr>
@@ -1750,21 +1921,27 @@
       </w:r>
       <w:r>
         <w:rPr>
-          <w:rFonts w:hint="eastAsia"/>
+          <w:rFonts w:hint="eastAsia" w:eastAsia="黑体"/>
           <w:b/>
           <w:bCs/>
         </w:rPr>
         <w:t xml:space="preserve">增大</w:t>
       </w:r>
       <w:r>
+        <w:rPr>
+          <w:rFonts w:eastAsia="黑体"/>
+        </w:rPr>
         <w:t xml:space="preserve"> </w:t>
       </w:r>
       <w:r>
+        <w:rPr>
+          <w:rFonts w:eastAsia="黑体"/>
+        </w:rPr>
         <w:t xml:space="preserve">→ </w:t>
       </w:r>
       <w:r>
         <w:rPr>
-          <w:rFonts w:hint="eastAsia"/>
+          <w:rFonts w:hint="eastAsia" w:eastAsia="黑体"/>
         </w:rPr>
         <w:t xml:space="preserve">更易发生负峰切割（对角失真），需对应减小时间常数。</w:t>
       </w:r>
@@ -1779,21 +1956,27 @@
       </w:pPr>
       <w:r>
         <w:rPr>
-          <w:rFonts w:hint="eastAsia"/>
+          <w:rFonts w:hint="eastAsia" w:eastAsia="黑体"/>
           <w:b/>
           <w:bCs/>
         </w:rPr>
         <w:t xml:space="preserve">二极管导通电压高</w:t>
       </w:r>
       <w:r>
+        <w:rPr>
+          <w:rFonts w:eastAsia="黑体"/>
+        </w:rPr>
         <w:t xml:space="preserve"> </w:t>
       </w:r>
       <w:r>
+        <w:rPr>
+          <w:rFonts w:eastAsia="黑体"/>
+        </w:rPr>
         <w:t xml:space="preserve">→ </w:t>
       </w:r>
       <w:r>
         <w:rPr>
-          <w:rFonts w:hint="eastAsia"/>
+          <w:rFonts w:hint="eastAsia" w:eastAsia="黑体"/>
         </w:rPr>
         <w:t xml:space="preserve">小信号检波失真大，可换肖特基二极管。</w:t>
       </w:r>
@@ -1808,21 +1991,27 @@
       </w:pPr>
       <w:r>
         <w:rPr>
-          <w:rFonts w:hint="eastAsia"/>
+          <w:rFonts w:hint="eastAsia" w:eastAsia="黑体"/>
           <w:b/>
           <w:bCs/>
         </w:rPr>
         <w:t xml:space="preserve">隔直电容过小</w:t>
       </w:r>
       <w:r>
+        <w:rPr>
+          <w:rFonts w:eastAsia="黑体"/>
+        </w:rPr>
         <w:t xml:space="preserve"> </w:t>
       </w:r>
       <w:r>
+        <w:rPr>
+          <w:rFonts w:eastAsia="黑体"/>
+        </w:rPr>
         <w:t xml:space="preserve">→ </w:t>
       </w:r>
       <w:r>
         <w:rPr>
-          <w:rFonts w:hint="eastAsia"/>
+          <w:rFonts w:hint="eastAsia" w:eastAsia="黑体"/>
         </w:rPr>
         <w:t xml:space="preserve">低频调制分量衰减，输出失真。</w:t>
       </w:r>
@@ -1835,7 +2024,7 @@
       </w:pPr>
       <w:r>
         <w:rPr>
-          <w:rFonts w:hint="eastAsia"/>
+          <w:rFonts w:hint="eastAsia" w:eastAsia="黑体"/>
         </w:rPr>
         <w:t xml:space="preserve">典型参数示例</w:t>
       </w:r>
@@ -1850,11 +2039,14 @@
       </w:pPr>
       <w:r>
         <w:rPr>
-          <w:rFonts w:hint="eastAsia"/>
+          <w:rFonts w:hint="eastAsia" w:eastAsia="黑体"/>
         </w:rPr>
         <w:t xml:space="preserve">取</w:t>
       </w:r>
       <w:r>
+        <w:rPr>
+          <w:rFonts w:eastAsia="黑体"/>
+        </w:rPr>
         <w:t xml:space="preserve"> </w:t>
       </w:r>
       <m:oMath>
@@ -1891,6 +2083,9 @@
         </m:r>
       </m:oMath>
       <w:r>
+        <w:rPr>
+          <w:rFonts w:eastAsia="黑体"/>
+        </w:rPr>
         <w:t xml:space="preserve">、</w:t>
       </w:r>
       <m:oMath>
@@ -1942,6 +2137,9 @@
         </m:r>
       </m:oMath>
       <w:r>
+        <w:rPr>
+          <w:rFonts w:eastAsia="黑体"/>
+        </w:rPr>
         <w:t xml:space="preserve">、</w:t>
       </w:r>
       <m:oMath>
@@ -1960,7 +2158,7 @@
       </m:oMath>
       <w:r>
         <w:rPr>
-          <w:rFonts w:hint="eastAsia"/>
+          <w:rFonts w:hint="eastAsia" w:eastAsia="黑体"/>
         </w:rPr>
         <w:t xml:space="preserve">：</w:t>
       </w:r>
@@ -2085,11 +2283,14 @@
       </m:oMath>
       <w:r>
         <w:rPr>
-          <w:rFonts w:hint="eastAsia"/>
+          <w:rFonts w:hint="eastAsia" w:eastAsia="黑体"/>
         </w:rPr>
         <w:t xml:space="preserve">，即</w:t>
       </w:r>
       <w:r>
+        <w:rPr>
+          <w:rFonts w:eastAsia="黑体"/>
+        </w:rPr>
         <w:t xml:space="preserve"> </w:t>
       </w:r>
       <m:oMath>
@@ -2117,15 +2318,21 @@
         </m:r>
       </m:oMath>
       <w:r>
+        <w:rPr>
+          <w:rFonts w:eastAsia="黑体"/>
+        </w:rPr>
         <w:t xml:space="preserve"> </w:t>
       </w:r>
       <w:r>
         <w:rPr>
-          <w:rFonts w:hint="eastAsia"/>
+          <w:rFonts w:hint="eastAsia" w:eastAsia="黑体"/>
         </w:rPr>
         <w:t xml:space="preserve">时</w:t>
       </w:r>
       <w:r>
+        <w:rPr>
+          <w:rFonts w:eastAsia="黑体"/>
+        </w:rPr>
         <w:t xml:space="preserve"> </w:t>
       </w:r>
       <m:oMath>
@@ -2153,6 +2360,9 @@
         </m:r>
       </m:oMath>
       <w:r>
+        <w:rPr>
+          <w:rFonts w:eastAsia="黑体"/>
+        </w:rPr>
         <w:t xml:space="preserve">。</w:t>
       </w:r>
     </w:p>
@@ -2166,7 +2376,7 @@
       </w:pPr>
       <w:r>
         <w:rPr>
-          <w:rFonts w:hint="eastAsia"/>
+          <w:rFonts w:hint="eastAsia" w:eastAsia="黑体"/>
         </w:rPr>
         <w:t xml:space="preserve">典型取值：</w:t>
       </w:r>
@@ -2195,6 +2405,9 @@
         </m:r>
       </m:oMath>
       <w:r>
+        <w:rPr>
+          <w:rFonts w:eastAsia="黑体"/>
+        </w:rPr>
         <w:t xml:space="preserve">、</w:t>
       </w:r>
       <m:oMath>
@@ -2223,11 +2436,14 @@
       </m:oMath>
       <w:r>
         <w:rPr>
-          <w:rFonts w:hint="eastAsia"/>
+          <w:rFonts w:hint="eastAsia" w:eastAsia="黑体"/>
         </w:rPr>
         <w:t xml:space="preserve">（对应上例</w:t>
       </w:r>
       <w:r>
+        <w:rPr>
+          <w:rFonts w:eastAsia="黑体"/>
+        </w:rPr>
         <w:t xml:space="preserve"> </w:t>
       </w:r>
       <m:oMath>
@@ -2279,6 +2495,9 @@
         </m:r>
       </m:oMath>
       <w:r>
+        <w:rPr>
+          <w:rFonts w:eastAsia="黑体"/>
+        </w:rPr>
         <w:t xml:space="preserve">、</w:t>
       </w:r>
       <m:oMath>
@@ -2297,11 +2516,14 @@
       </m:oMath>
       <w:r>
         <w:rPr>
-          <w:rFonts w:hint="eastAsia"/>
+          <w:rFonts w:hint="eastAsia" w:eastAsia="黑体"/>
         </w:rPr>
         <w:t xml:space="preserve">）。若取</w:t>
       </w:r>
       <w:r>
+        <w:rPr>
+          <w:rFonts w:eastAsia="黑体"/>
+        </w:rPr>
         <w:t xml:space="preserve"> </w:t>
       </w:r>
       <m:oMath>
@@ -2330,7 +2552,7 @@
       </m:oMath>
       <w:r>
         <w:rPr>
-          <w:rFonts w:hint="eastAsia"/>
+          <w:rFonts w:hint="eastAsia" w:eastAsia="黑体"/>
         </w:rPr>
         <w:t xml:space="preserve">（</w:t>
       </w:r>
@@ -2366,11 +2588,14 @@
       </m:oMath>
       <w:r>
         <w:rPr>
-          <w:rFonts w:hint="eastAsia"/>
+          <w:rFonts w:hint="eastAsia" w:eastAsia="黑体"/>
         </w:rPr>
         <w:t xml:space="preserve">）会超出上界、产生对角失真，仅当</w:t>
       </w:r>
       <w:r>
+        <w:rPr>
+          <w:rFonts w:eastAsia="黑体"/>
+        </w:rPr>
         <w:t xml:space="preserve"> </w:t>
       </w:r>
       <m:oMath>
@@ -2403,15 +2628,21 @@
         </m:sSub>
       </m:oMath>
       <w:r>
+        <w:rPr>
+          <w:rFonts w:eastAsia="黑体"/>
+        </w:rPr>
         <w:t xml:space="preserve"> </w:t>
       </w:r>
       <w:r>
         <w:rPr>
-          <w:rFonts w:hint="eastAsia"/>
+          <w:rFonts w:hint="eastAsia" w:eastAsia="黑体"/>
         </w:rPr>
         <w:t xml:space="preserve">更低或</w:t>
       </w:r>
       <w:r>
+        <w:rPr>
+          <w:rFonts w:eastAsia="黑体"/>
+        </w:rPr>
         <w:t xml:space="preserve"> </w:t>
       </w:r>
       <m:oMath>
@@ -2420,11 +2651,14 @@
         </m:r>
       </m:oMath>
       <w:r>
+        <w:rPr>
+          <w:rFonts w:eastAsia="黑体"/>
+        </w:rPr>
         <w:t xml:space="preserve"> </w:t>
       </w:r>
       <w:r>
         <w:rPr>
-          <w:rFonts w:hint="eastAsia"/>
+          <w:rFonts w:hint="eastAsia" w:eastAsia="黑体"/>
         </w:rPr>
         <w:t xml:space="preserve">更小时才可用。</w:t>
       </w:r>
@@ -2437,7 +2671,7 @@
       </w:pPr>
       <w:r>
         <w:rPr>
-          <w:rFonts w:hint="eastAsia"/>
+          <w:rFonts w:hint="eastAsia" w:eastAsia="黑体"/>
         </w:rPr>
         <w:t xml:space="preserve">常见器件型号</w:t>
       </w:r>
@@ -2452,7 +2686,7 @@
       </w:pPr>
       <w:r>
         <w:rPr>
-          <w:rFonts w:hint="eastAsia"/>
+          <w:rFonts w:hint="eastAsia" w:eastAsia="黑体"/>
         </w:rPr>
         <w:t xml:space="preserve">检波二极管：1N4148、BAT54（肖特基）、1N34A（锗管）。</w:t>
       </w:r>
@@ -2467,16 +2701,19 @@
       </w:pPr>
       <w:r>
         <w:rPr>
-          <w:rFonts w:hint="eastAsia"/>
+          <w:rFonts w:hint="eastAsia" w:eastAsia="黑体"/>
         </w:rPr>
         <w:t xml:space="preserve">负载电阻：1%</w:t>
       </w:r>
       <w:r>
+        <w:rPr>
+          <w:rFonts w:eastAsia="黑体"/>
+        </w:rPr>
         <w:t xml:space="preserve"> </w:t>
       </w:r>
       <w:r>
         <w:rPr>
-          <w:rFonts w:hint="eastAsia"/>
+          <w:rFonts w:hint="eastAsia" w:eastAsia="黑体"/>
         </w:rPr>
         <w:t xml:space="preserve">金属膜电阻。</w:t>
       </w:r>
@@ -2491,16 +2728,19 @@
       </w:pPr>
       <w:r>
         <w:rPr>
-          <w:rFonts w:hint="eastAsia"/>
+          <w:rFonts w:hint="eastAsia" w:eastAsia="黑体"/>
         </w:rPr>
         <w:t xml:space="preserve">滤波电容：C0G、X7R</w:t>
       </w:r>
       <w:r>
+        <w:rPr>
+          <w:rFonts w:eastAsia="黑体"/>
+        </w:rPr>
         <w:t xml:space="preserve"> </w:t>
       </w:r>
       <w:r>
         <w:rPr>
-          <w:rFonts w:hint="eastAsia"/>
+          <w:rFonts w:hint="eastAsia" w:eastAsia="黑体"/>
         </w:rPr>
         <w:t xml:space="preserve">瓷片电容。</w:t>
       </w:r>
@@ -2513,7 +2753,7 @@
       </w:pPr>
       <w:r>
         <w:rPr>
-          <w:rFonts w:hint="eastAsia"/>
+          <w:rFonts w:hint="eastAsia" w:eastAsia="黑体"/>
         </w:rPr>
         <w:t xml:space="preserve">注意事项</w:t>
       </w:r>
@@ -2528,7 +2768,7 @@
       </w:pPr>
       <w:r>
         <w:rPr>
-          <w:rFonts w:hint="eastAsia"/>
+          <w:rFonts w:hint="eastAsia" w:eastAsia="黑体"/>
         </w:rPr>
         <w:t xml:space="preserve">时间常数过大产生对角失真（斜率过载），过大还导致负峰切割失真。</w:t>
       </w:r>
@@ -2543,7 +2783,7 @@
       </w:pPr>
       <w:r>
         <w:rPr>
-          <w:rFonts w:hint="eastAsia"/>
+          <w:rFonts w:hint="eastAsia" w:eastAsia="黑体"/>
         </w:rPr>
         <w:t xml:space="preserve">二极管正向压降造成检波门限，小信号失真明显，应选低压降器件。</w:t>
       </w:r>
@@ -2558,7 +2798,7 @@
       </w:pPr>
       <w:r>
         <w:rPr>
-          <w:rFonts w:hint="eastAsia"/>
+          <w:rFonts w:hint="eastAsia" w:eastAsia="黑体"/>
         </w:rPr>
         <w:t xml:space="preserve">检波效率取决于二极管与负载，锗管/肖特基更适合弱信号。</w:t>
       </w:r>
@@ -2573,7 +2813,7 @@
       </w:pPr>
       <w:r>
         <w:rPr>
-          <w:rFonts w:hint="eastAsia"/>
+          <w:rFonts w:hint="eastAsia" w:eastAsia="黑体"/>
         </w:rPr>
         <w:t xml:space="preserve">输出通常需再加隔直与低通，去除直流分量与残余载波纹波。</w:t>
       </w:r>
@@ -2586,7 +2826,7 @@
       </w:pPr>
       <w:r>
         <w:rPr>
-          <w:rFonts w:hint="eastAsia"/>
+          <w:rFonts w:hint="eastAsia" w:eastAsia="黑体"/>
         </w:rPr>
         <w:t xml:space="preserve">参考资料</w:t>
       </w:r>
@@ -2600,6 +2840,9 @@
         </w:numPr>
       </w:pPr>
       <w:r>
+        <w:rPr>
+          <w:rFonts w:eastAsia="黑体"/>
+        </w:rPr>
         <w:t xml:space="preserve">Wikipedia: Envelope detector。</w:t>
       </w:r>
     </w:p>
@@ -2613,7 +2856,7 @@
       </w:pPr>
       <w:r>
         <w:rPr>
-          <w:rFonts w:hint="eastAsia"/>
+          <w:rFonts w:hint="eastAsia" w:eastAsia="黑体"/>
         </w:rPr>
         <w:t xml:space="preserve">《模拟电子技术基础》（童诗白、华成英）。</w:t>
       </w:r>
@@ -2628,7 +2871,7 @@
       </w:pPr>
       <w:r>
         <w:rPr>
-          <w:rFonts w:hint="eastAsia"/>
+          <w:rFonts w:hint="eastAsia" w:eastAsia="黑体"/>
         </w:rPr>
         <w:t xml:space="preserve">《通信电子线路》（张肃文）。</w:t>
       </w:r>
@@ -2642,11 +2885,11 @@
       </w:pPr>
       <w:r>
         <w:rPr>
-          <w:rFonts w:ascii="Times New Roman" w:hAnsi="Times New Roman"/>
+          <w:rFonts w:ascii="Times New Roman" w:hAnsi="Times New Roman" w:eastAsia="黑体"/>
           <w:color w:val="555555"/>
           <w:sz w:val="21"/>
         </w:rPr>
-        <w:t>材料收集者：杜文杰</w:t>
+        <w:t>材料收集者：杜文杰，WX手机：19519196569，QQ:3478827729</w:t>
       </w:r>
     </w:p>
     <w:sectPr>
@@ -2666,7 +2909,7 @@
 </file>
 
 <file path=word/footer1.xml><?xml version="1.0" encoding="utf-8"?>
-<w:ftr xmlns:m="http://schemas.openxmlformats.org/officeDocument/2006/math" xmlns:mc="http://schemas.openxmlformats.org/markup-compatibility/2006" xmlns:mo="http://schemas.microsoft.com/office/mac/office/2008/main" xmlns:mv="urn:schemas-microsoft-com:mac:vml" xmlns:o="urn:schemas-microsoft-com:office:office" xmlns:r="http://schemas.openxmlformats.org/officeDocument/2006/relationships" xmlns:v="urn:schemas-microsoft-com:vml" xmlns:w10="urn:schemas-microsoft-com:office:word" xmlns:w14="http://schemas.microsoft.com/office/word/2010/wordml" xmlns:w="http://schemas.openxmlformats.org/wordprocessingml/2006/main" xmlns:wne="http://schemas.microsoft.com/office/word/2006/wordml" xmlns:wp14="http://schemas.microsoft.com/office/word/2010/wordprocessingDrawing" xmlns:wp="http://schemas.openxmlformats.org/drawingml/2006/wordprocessingDrawing" xmlns:wpc="http://schemas.microsoft.com/office/word/2010/wordprocessingCanvas" xmlns:wpg="http://schemas.microsoft.com/office/word/2010/wordprocessingGroup" xmlns:wpi="http://schemas.microsoft.com/office/word/2010/wordprocessingInk" xmlns:wps="http://schemas.microsoft.com/office/word/2010/wordprocessingShape" mc:Ignorable="w14 wp14">
+<w:ftr xmlns:mc="http://schemas.openxmlformats.org/markup-compatibility/2006" xmlns:w="http://schemas.openxmlformats.org/wordprocessingml/2006/main" xmlns:m="http://schemas.openxmlformats.org/officeDocument/2006/math" xmlns:mo="http://schemas.microsoft.com/office/mac/office/2008/main" xmlns:mv="urn:schemas-microsoft-com:mac:vml" xmlns:o="urn:schemas-microsoft-com:office:office" xmlns:r="http://schemas.openxmlformats.org/officeDocument/2006/relationships" xmlns:v="urn:schemas-microsoft-com:vml" xmlns:w10="urn:schemas-microsoft-com:office:word" xmlns:w14="http://schemas.microsoft.com/office/word/2010/wordml" xmlns:wne="http://schemas.microsoft.com/office/word/2006/wordml" xmlns:wp14="http://schemas.microsoft.com/office/word/2010/wordprocessingDrawing" xmlns:wp="http://schemas.openxmlformats.org/drawingml/2006/wordprocessingDrawing" xmlns:wpc="http://schemas.microsoft.com/office/word/2010/wordprocessingCanvas" xmlns:wpg="http://schemas.microsoft.com/office/word/2010/wordprocessingGroup" xmlns:wpi="http://schemas.microsoft.com/office/word/2010/wordprocessingInk" xmlns:wps="http://schemas.microsoft.com/office/word/2010/wordprocessingShape" mc:Ignorable="w14 wp14">
   <w:p>
     <w:pPr>
       <w:pStyle w:val="Footer"/>
@@ -2674,12 +2917,14 @@
     </w:pPr>
     <w:r>
       <w:rPr>
+        <w:rFonts w:eastAsia="黑体"/>
         <w:sz w:val="18"/>
       </w:rPr>
       <w:t xml:space="preserve">第 </w:t>
     </w:r>
     <w:r>
       <w:rPr>
+        <w:rFonts w:eastAsia="黑体"/>
         <w:sz w:val="18"/>
       </w:rPr>
       <w:fldChar w:fldCharType="begin"/>
@@ -2688,6 +2933,7 @@
     </w:r>
     <w:r>
       <w:rPr>
+        <w:rFonts w:eastAsia="黑体"/>
         <w:sz w:val="18"/>
       </w:rPr>
       <w:t xml:space="preserve"> 页</w:t>
@@ -2701,6 +2947,9 @@
   <w:footnote w:type="continuationSeparator" w:id="0">
     <w:p>
       <w:r>
+        <w:rPr>
+          <w:rFonts w:eastAsia="黑体"/>
+        </w:rPr>
         <w:continuationSeparator/>
       </w:r>
     </w:p>
@@ -2708,6 +2957,9 @@
   <w:footnote w:type="separator" w:id="-1">
     <w:p>
       <w:r>
+        <w:rPr>
+          <w:rFonts w:eastAsia="黑体"/>
+        </w:rPr>
         <w:separator/>
       </w:r>
     </w:p>
@@ -2716,7 +2968,7 @@
 </file>
 
 <file path=word/header1.xml><?xml version="1.0" encoding="utf-8"?>
-<w:hdr xmlns:m="http://schemas.openxmlformats.org/officeDocument/2006/math" xmlns:mc="http://schemas.openxmlformats.org/markup-compatibility/2006" xmlns:mo="http://schemas.microsoft.com/office/mac/office/2008/main" xmlns:mv="urn:schemas-microsoft-com:mac:vml" xmlns:o="urn:schemas-microsoft-com:office:office" xmlns:r="http://schemas.openxmlformats.org/officeDocument/2006/relationships" xmlns:v="urn:schemas-microsoft-com:vml" xmlns:w10="urn:schemas-microsoft-com:office:word" xmlns:w14="http://schemas.microsoft.com/office/word/2010/wordml" xmlns:w="http://schemas.openxmlformats.org/wordprocessingml/2006/main" xmlns:wne="http://schemas.microsoft.com/office/word/2006/wordml" xmlns:wp14="http://schemas.microsoft.com/office/word/2010/wordprocessingDrawing" xmlns:wp="http://schemas.openxmlformats.org/drawingml/2006/wordprocessingDrawing" xmlns:wpc="http://schemas.microsoft.com/office/word/2010/wordprocessingCanvas" xmlns:wpg="http://schemas.microsoft.com/office/word/2010/wordprocessingGroup" xmlns:wpi="http://schemas.microsoft.com/office/word/2010/wordprocessingInk" xmlns:wps="http://schemas.microsoft.com/office/word/2010/wordprocessingShape" mc:Ignorable="w14 wp14">
+<w:hdr xmlns:mc="http://schemas.openxmlformats.org/markup-compatibility/2006" xmlns:w="http://schemas.openxmlformats.org/wordprocessingml/2006/main" xmlns:m="http://schemas.openxmlformats.org/officeDocument/2006/math" xmlns:mo="http://schemas.microsoft.com/office/mac/office/2008/main" xmlns:mv="urn:schemas-microsoft-com:mac:vml" xmlns:o="urn:schemas-microsoft-com:office:office" xmlns:r="http://schemas.openxmlformats.org/officeDocument/2006/relationships" xmlns:v="urn:schemas-microsoft-com:vml" xmlns:w10="urn:schemas-microsoft-com:office:word" xmlns:w14="http://schemas.microsoft.com/office/word/2010/wordml" xmlns:wne="http://schemas.microsoft.com/office/word/2006/wordml" xmlns:wp14="http://schemas.microsoft.com/office/word/2010/wordprocessingDrawing" xmlns:wp="http://schemas.openxmlformats.org/drawingml/2006/wordprocessingDrawing" xmlns:wpc="http://schemas.microsoft.com/office/word/2010/wordprocessingCanvas" xmlns:wpg="http://schemas.microsoft.com/office/word/2010/wordprocessingGroup" xmlns:wpi="http://schemas.microsoft.com/office/word/2010/wordprocessingInk" xmlns:wps="http://schemas.microsoft.com/office/word/2010/wordprocessingShape" mc:Ignorable="w14 wp14">
   <w:p>
     <w:pPr>
       <w:pStyle w:val="Header"/>
@@ -2724,7 +2976,7 @@
     </w:pPr>
     <w:r>
       <w:rPr>
-        <w:rFonts w:ascii="Times New Roman" w:hAnsi="Times New Roman"/>
+        <w:rFonts w:ascii="Times New Roman" w:hAnsi="Times New Roman" w:eastAsia="黑体"/>
         <w:sz w:val="18"/>
         <w:rFonts w:eastAsia="黑体"/>
         <w:rFonts w:eastAsia="黑体"/>
@@ -2736,7 +2988,7 @@
 </file>
 
 <file path=word/numbering.xml><?xml version="1.0" encoding="utf-8"?>
-<w:numbering xmlns:m="http://schemas.openxmlformats.org/officeDocument/2006/math" xmlns:mc="http://schemas.openxmlformats.org/markup-compatibility/2006" xmlns:mo="http://schemas.microsoft.com/office/mac/office/2008/main" xmlns:mv="urn:schemas-microsoft-com:mac:vml" xmlns:o="urn:schemas-microsoft-com:office:office" xmlns:r="http://schemas.openxmlformats.org/officeDocument/2006/relationships" xmlns:v="urn:schemas-microsoft-com:vml" xmlns:w="http://schemas.openxmlformats.org/wordprocessingml/2006/main" xmlns:w10="urn:schemas-microsoft-com:office:word" xmlns:w14="http://schemas.microsoft.com/office/word/2010/wordml" xmlns:wne="http://schemas.microsoft.com/office/word/2006/wordml" xmlns:wp="http://schemas.openxmlformats.org/drawingml/2006/wordprocessingDrawing" xmlns:wp14="http://schemas.microsoft.com/office/word/2010/wordprocessingDrawing" xmlns:wpc="http://schemas.microsoft.com/office/word/2010/wordprocessingCanvas" xmlns:wpg="http://schemas.microsoft.com/office/word/2010/wordprocessingGroup" xmlns:wpi="http://schemas.microsoft.com/office/word/2010/wordprocessingInk" xmlns:wps="http://schemas.microsoft.com/office/word/2010/wordprocessingShape" mc:Ignorable="w14 wp14">
+<w:numbering xmlns:mc="http://schemas.openxmlformats.org/markup-compatibility/2006" xmlns:w="http://schemas.openxmlformats.org/wordprocessingml/2006/main" xmlns:m="http://schemas.openxmlformats.org/officeDocument/2006/math" xmlns:mo="http://schemas.microsoft.com/office/mac/office/2008/main" xmlns:mv="urn:schemas-microsoft-com:mac:vml" xmlns:o="urn:schemas-microsoft-com:office:office" xmlns:r="http://schemas.openxmlformats.org/officeDocument/2006/relationships" xmlns:v="urn:schemas-microsoft-com:vml" xmlns:w10="urn:schemas-microsoft-com:office:word" xmlns:w14="http://schemas.microsoft.com/office/word/2010/wordml" xmlns:wne="http://schemas.microsoft.com/office/word/2006/wordml" xmlns:wp="http://schemas.openxmlformats.org/drawingml/2006/wordprocessingDrawing" xmlns:wp14="http://schemas.microsoft.com/office/word/2010/wordprocessingDrawing" xmlns:wpc="http://schemas.microsoft.com/office/word/2010/wordprocessingCanvas" xmlns:wpg="http://schemas.microsoft.com/office/word/2010/wordprocessingGroup" xmlns:wpi="http://schemas.microsoft.com/office/word/2010/wordprocessingInk" xmlns:wps="http://schemas.microsoft.com/office/word/2010/wordprocessingShape" mc:Ignorable="w14 wp14">
   <w:abstractNum w:abstractNumId="0">
     <w:nsid w:val="FFFFFF7C"/>
     <w:multiLevelType w:val="singleLevel"/>
@@ -2823,7 +3075,7 @@
         <w:ind w:hanging="360" w:left="1440"/>
       </w:pPr>
       <w:rPr>
-        <w:rFonts w:ascii="Symbol" w:hAnsi="Symbol" w:hint="default"/>
+        <w:rFonts w:ascii="Symbol" w:hAnsi="Symbol" w:hint="default" w:eastAsia="黑体"/>
       </w:rPr>
     </w:lvl>
   </w:abstractNum>
@@ -2844,7 +3096,7 @@
         <w:ind w:hanging="360" w:left="1080"/>
       </w:pPr>
       <w:rPr>
-        <w:rFonts w:ascii="Symbol" w:hAnsi="Symbol" w:hint="default"/>
+        <w:rFonts w:ascii="Symbol" w:hAnsi="Symbol" w:hint="default" w:eastAsia="黑体"/>
       </w:rPr>
     </w:lvl>
   </w:abstractNum>
@@ -2865,7 +3117,7 @@
         <w:ind w:hanging="360" w:left="720"/>
       </w:pPr>
       <w:rPr>
-        <w:rFonts w:ascii="Symbol" w:hAnsi="Symbol" w:hint="default"/>
+        <w:rFonts w:ascii="Symbol" w:hAnsi="Symbol" w:hint="default" w:eastAsia="黑体"/>
       </w:rPr>
     </w:lvl>
   </w:abstractNum>
@@ -2904,7 +3156,7 @@
         <w:ind w:hanging="360" w:left="360"/>
       </w:pPr>
       <w:rPr>
-        <w:rFonts w:ascii="Symbol" w:hAnsi="Symbol" w:hint="default"/>
+        <w:rFonts w:ascii="Symbol" w:hAnsi="Symbol" w:hint="default" w:eastAsia="黑体"/>
       </w:rPr>
     </w:lvl>
   </w:abstractNum>
@@ -2995,7 +3247,7 @@
         <w:ind w:left="720" w:hanging="360"/>
       </w:pPr>
       <w:rPr>
-        <w:rFonts w:ascii="Symbol" w:hAnsi="Symbol" w:cs="Symbol" w:hint="default"/>
+        <w:rFonts w:ascii="Symbol" w:hAnsi="Symbol" w:cs="Symbol" w:hint="default" w:eastAsia="黑体"/>
       </w:rPr>
     </w:lvl>
     <w:lvl w:ilvl="1">
@@ -3006,7 +3258,7 @@
         <w:ind w:left="1440" w:hanging="360"/>
       </w:pPr>
       <w:rPr>
-        <w:rFonts w:ascii="Courier New" w:hAnsi="Courier New" w:cs="Courier New" w:hint="default"/>
+        <w:rFonts w:ascii="Courier New" w:hAnsi="Courier New" w:cs="Courier New" w:hint="default" w:eastAsia="黑体"/>
       </w:rPr>
     </w:lvl>
     <w:lvl w:ilvl="2">
@@ -3017,7 +3269,7 @@
         <w:ind w:left="2160" w:hanging="360"/>
       </w:pPr>
       <w:rPr>
-        <w:rFonts w:ascii="Wingdings" w:hAnsi="Wingdings" w:cs="Wingdings" w:hint="default"/>
+        <w:rFonts w:ascii="Wingdings" w:hAnsi="Wingdings" w:cs="Wingdings" w:hint="default" w:eastAsia="黑体"/>
       </w:rPr>
     </w:lvl>
     <w:lvl w:ilvl="3">
@@ -3028,7 +3280,7 @@
         <w:ind w:left="2880" w:hanging="360"/>
       </w:pPr>
       <w:rPr>
-        <w:rFonts w:ascii="Symbol" w:hAnsi="Symbol" w:cs="Symbol" w:hint="default"/>
+        <w:rFonts w:ascii="Symbol" w:hAnsi="Symbol" w:cs="Symbol" w:hint="default" w:eastAsia="黑体"/>
       </w:rPr>
     </w:lvl>
     <w:lvl w:ilvl="4">
@@ -3039,7 +3291,7 @@
         <w:ind w:left="3600" w:hanging="360"/>
       </w:pPr>
       <w:rPr>
-        <w:rFonts w:ascii="Courier New" w:hAnsi="Courier New" w:cs="Courier New" w:hint="default"/>
+        <w:rFonts w:ascii="Courier New" w:hAnsi="Courier New" w:cs="Courier New" w:hint="default" w:eastAsia="黑体"/>
       </w:rPr>
     </w:lvl>
     <w:lvl w:ilvl="5">
@@ -3050,7 +3302,7 @@
         <w:ind w:left="4320" w:hanging="360"/>
       </w:pPr>
       <w:rPr>
-        <w:rFonts w:ascii="Wingdings" w:hAnsi="Wingdings" w:cs="Wingdings" w:hint="default"/>
+        <w:rFonts w:ascii="Wingdings" w:hAnsi="Wingdings" w:cs="Wingdings" w:hint="default" w:eastAsia="黑体"/>
       </w:rPr>
     </w:lvl>
     <w:lvl w:ilvl="6">
@@ -3061,7 +3313,7 @@
         <w:ind w:left="5040" w:hanging="360"/>
       </w:pPr>
       <w:rPr>
-        <w:rFonts w:ascii="Symbol" w:hAnsi="Symbol" w:cs="Symbol" w:hint="default"/>
+        <w:rFonts w:ascii="Symbol" w:hAnsi="Symbol" w:cs="Symbol" w:hint="default" w:eastAsia="黑体"/>
       </w:rPr>
     </w:lvl>
     <w:lvl w:ilvl="7">
@@ -3072,7 +3324,7 @@
         <w:ind w:left="5760" w:hanging="360"/>
       </w:pPr>
       <w:rPr>
-        <w:rFonts w:ascii="Courier New" w:hAnsi="Courier New" w:cs="Courier New" w:hint="default"/>
+        <w:rFonts w:ascii="Courier New" w:hAnsi="Courier New" w:cs="Courier New" w:hint="default" w:eastAsia="黑体"/>
       </w:rPr>
     </w:lvl>
     <w:lvl w:ilvl="8">
@@ -3083,7 +3335,7 @@
         <w:ind w:left="6480" w:hanging="360"/>
       </w:pPr>
       <w:rPr>
-        <w:rFonts w:ascii="Wingdings" w:hAnsi="Wingdings" w:cs="Wingdings" w:hint="default"/>
+        <w:rFonts w:ascii="Wingdings" w:hAnsi="Wingdings" w:cs="Wingdings" w:hint="default" w:eastAsia="黑体"/>
       </w:rPr>
     </w:lvl>
   </w:abstractNum>
@@ -3139,11 +3391,11 @@
 </file>
 
 <file path=word/styles.xml><?xml version="1.0" encoding="utf-8"?>
-<w:styles xmlns:mc="http://schemas.openxmlformats.org/markup-compatibility/2006" xmlns:r="http://schemas.openxmlformats.org/officeDocument/2006/relationships" xmlns:w="http://schemas.openxmlformats.org/wordprocessingml/2006/main" xmlns:w14="http://schemas.microsoft.com/office/word/2010/wordml" mc:Ignorable="w14">
+<w:styles xmlns:mc="http://schemas.openxmlformats.org/markup-compatibility/2006" xmlns:w="http://schemas.openxmlformats.org/wordprocessingml/2006/main" xmlns:r="http://schemas.openxmlformats.org/officeDocument/2006/relationships" xmlns:w14="http://schemas.microsoft.com/office/word/2010/wordml" mc:Ignorable="w14">
   <w:docDefaults>
     <w:rPrDefault>
       <w:rPr>
-        <w:rFonts w:asciiTheme="minorHAnsi" w:cstheme="minorBidi" w:eastAsiaTheme="minorEastAsia" w:hAnsiTheme="minorHAnsi"/>
+        <w:rFonts w:asciiTheme="minorHAnsi" w:cstheme="minorBidi" w:hAnsiTheme="minorHAnsi" w:eastAsia="黑体"/>
         <w:sz w:val="22"/>
         <w:szCs w:val="22"/>
         <w:lang w:bidi="ar-SA" w:eastAsia="en-US" w:val="en-US"/>
@@ -3365,7 +3617,7 @@
       <w:outlineLvl w:val="0"/>
     </w:pPr>
     <w:rPr>
-      <w:rFonts w:ascii="Times New Roman" w:asciiTheme="majorHAnsi" w:cstheme="majorBidi" w:eastAsia="黑体" w:eastAsiaTheme="majorEastAsia" w:hAnsi="Times New Roman" w:hAnsiTheme="majorHAnsi"/>
+      <w:rFonts w:ascii="Times New Roman" w:asciiTheme="majorHAnsi" w:cstheme="majorBidi" w:eastAsia="黑体" w:hAnsi="Times New Roman" w:hAnsiTheme="majorHAnsi"/>
       <w:b/>
       <w:bCs/>
       <w:color w:val="1F3864"/>
@@ -3389,7 +3641,7 @@
       <w:outlineLvl w:val="1"/>
     </w:pPr>
     <w:rPr>
-      <w:rFonts w:ascii="Times New Roman" w:asciiTheme="majorHAnsi" w:cstheme="majorBidi" w:eastAsia="黑体" w:eastAsiaTheme="majorEastAsia" w:hAnsi="Times New Roman" w:hAnsiTheme="majorHAnsi"/>
+      <w:rFonts w:ascii="Times New Roman" w:asciiTheme="majorHAnsi" w:cstheme="majorBidi" w:eastAsia="黑体" w:hAnsi="Times New Roman" w:hAnsiTheme="majorHAnsi"/>
       <w:b/>
       <w:bCs/>
       <w:color w:val="2E4E7E"/>
@@ -3413,7 +3665,7 @@
       <w:outlineLvl w:val="2"/>
     </w:pPr>
     <w:rPr>
-      <w:rFonts w:ascii="Times New Roman" w:asciiTheme="majorHAnsi" w:cstheme="majorBidi" w:eastAsia="黑体" w:eastAsiaTheme="majorEastAsia" w:hAnsi="Times New Roman" w:hAnsiTheme="majorHAnsi"/>
+      <w:rFonts w:ascii="Times New Roman" w:asciiTheme="majorHAnsi" w:cstheme="majorBidi" w:eastAsia="黑体" w:hAnsi="Times New Roman" w:hAnsiTheme="majorHAnsi"/>
       <w:b/>
       <w:bCs/>
       <w:color w:val="2E4E7E"/>
@@ -3437,7 +3689,7 @@
       <w:outlineLvl w:val="3"/>
     </w:pPr>
     <w:rPr>
-      <w:rFonts w:ascii="Times New Roman" w:asciiTheme="majorHAnsi" w:cstheme="majorBidi" w:eastAsia="黑体" w:eastAsiaTheme="majorEastAsia" w:hAnsi="Times New Roman" w:hAnsiTheme="majorHAnsi"/>
+      <w:rFonts w:ascii="Times New Roman" w:asciiTheme="majorHAnsi" w:cstheme="majorBidi" w:eastAsia="黑体" w:hAnsi="Times New Roman" w:hAnsiTheme="majorHAnsi"/>
       <w:b/>
       <w:bCs/>
       <w:i/>
@@ -3463,7 +3715,7 @@
       <w:outlineLvl w:val="4"/>
     </w:pPr>
     <w:rPr>
-      <w:rFonts w:ascii="Times New Roman" w:asciiTheme="majorHAnsi" w:cstheme="majorBidi" w:eastAsia="黑体" w:eastAsiaTheme="majorEastAsia" w:hAnsi="Times New Roman" w:hAnsiTheme="majorHAnsi"/>
+      <w:rFonts w:ascii="Times New Roman" w:asciiTheme="majorHAnsi" w:cstheme="majorBidi" w:eastAsia="黑体" w:hAnsi="Times New Roman" w:hAnsiTheme="majorHAnsi"/>
       <w:b/>
       <w:color w:val="333333"/>
       <w:sz w:val="22"/>
@@ -3486,7 +3738,7 @@
       <w:outlineLvl w:val="5"/>
     </w:pPr>
     <w:rPr>
-      <w:rFonts w:asciiTheme="majorHAnsi" w:cstheme="majorBidi" w:eastAsiaTheme="majorEastAsia" w:hAnsiTheme="majorHAnsi"/>
+      <w:rFonts w:asciiTheme="majorHAnsi" w:cstheme="majorBidi" w:hAnsiTheme="majorHAnsi" w:eastAsia="黑体"/>
       <w:i/>
       <w:iCs/>
       <w:color w:themeColor="accent1" w:themeShade="7F" w:val="243F60"/>
@@ -3509,7 +3761,7 @@
       <w:outlineLvl w:val="6"/>
     </w:pPr>
     <w:rPr>
-      <w:rFonts w:asciiTheme="majorHAnsi" w:cstheme="majorBidi" w:eastAsiaTheme="majorEastAsia" w:hAnsiTheme="majorHAnsi"/>
+      <w:rFonts w:asciiTheme="majorHAnsi" w:cstheme="majorBidi" w:hAnsiTheme="majorHAnsi" w:eastAsia="黑体"/>
       <w:i/>
       <w:iCs/>
       <w:color w:themeColor="text1" w:themeTint="BF" w:val="404040"/>
@@ -3532,7 +3784,7 @@
       <w:outlineLvl w:val="7"/>
     </w:pPr>
     <w:rPr>
-      <w:rFonts w:asciiTheme="majorHAnsi" w:cstheme="majorBidi" w:eastAsiaTheme="majorEastAsia" w:hAnsiTheme="majorHAnsi"/>
+      <w:rFonts w:asciiTheme="majorHAnsi" w:cstheme="majorBidi" w:hAnsiTheme="majorHAnsi" w:eastAsia="黑体"/>
       <w:color w:themeColor="accent1" w:val="4F81BD"/>
       <w:sz w:val="20"/>
       <w:szCs w:val="20"/>
@@ -3555,7 +3807,7 @@
       <w:outlineLvl w:val="8"/>
     </w:pPr>
     <w:rPr>
-      <w:rFonts w:asciiTheme="majorHAnsi" w:cstheme="majorBidi" w:eastAsiaTheme="majorEastAsia" w:hAnsiTheme="majorHAnsi"/>
+      <w:rFonts w:asciiTheme="majorHAnsi" w:cstheme="majorBidi" w:hAnsiTheme="majorHAnsi" w:eastAsia="黑体"/>
       <w:i/>
       <w:iCs/>
       <w:color w:themeColor="text1" w:themeTint="BF" w:val="404040"/>
@@ -3606,7 +3858,7 @@
     <w:uiPriority w:val="9"/>
     <w:rsid w:val="00FC693F"/>
     <w:rPr>
-      <w:rFonts w:asciiTheme="majorHAnsi" w:cstheme="majorBidi" w:eastAsiaTheme="majorEastAsia" w:hAnsiTheme="majorHAnsi"/>
+      <w:rFonts w:asciiTheme="majorHAnsi" w:cstheme="majorBidi" w:hAnsiTheme="majorHAnsi" w:eastAsia="黑体"/>
       <w:b/>
       <w:bCs/>
       <w:color w:themeColor="accent1" w:themeShade="BF" w:val="365F91"/>
@@ -3621,7 +3873,7 @@
     <w:uiPriority w:val="9"/>
     <w:rsid w:val="00FC693F"/>
     <w:rPr>
-      <w:rFonts w:asciiTheme="majorHAnsi" w:cstheme="majorBidi" w:eastAsiaTheme="majorEastAsia" w:hAnsiTheme="majorHAnsi"/>
+      <w:rFonts w:asciiTheme="majorHAnsi" w:cstheme="majorBidi" w:hAnsiTheme="majorHAnsi" w:eastAsia="黑体"/>
       <w:b/>
       <w:bCs/>
       <w:color w:themeColor="accent1" w:val="4F81BD"/>
@@ -3636,7 +3888,7 @@
     <w:uiPriority w:val="9"/>
     <w:rsid w:val="00FC693F"/>
     <w:rPr>
-      <w:rFonts w:asciiTheme="majorHAnsi" w:cstheme="majorBidi" w:eastAsiaTheme="majorEastAsia" w:hAnsiTheme="majorHAnsi"/>
+      <w:rFonts w:asciiTheme="majorHAnsi" w:cstheme="majorBidi" w:hAnsiTheme="majorHAnsi" w:eastAsia="黑体"/>
       <w:b/>
       <w:bCs/>
       <w:color w:themeColor="accent1" w:val="4F81BD"/>
@@ -3659,7 +3911,7 @@
       <w:contextualSpacing/>
     </w:pPr>
     <w:rPr>
-      <w:rFonts w:ascii="Times New Roman" w:asciiTheme="majorHAnsi" w:cstheme="majorBidi" w:eastAsia="黑体" w:eastAsiaTheme="majorEastAsia" w:hAnsi="Times New Roman" w:hAnsiTheme="majorHAnsi"/>
+      <w:rFonts w:ascii="Times New Roman" w:asciiTheme="majorHAnsi" w:cstheme="majorBidi" w:eastAsia="黑体" w:hAnsi="Times New Roman" w:hAnsiTheme="majorHAnsi"/>
       <w:b/>
       <w:color w:val="1F3864"/>
       <w:spacing w:val="5"/>
@@ -3675,7 +3927,7 @@
     <w:uiPriority w:val="10"/>
     <w:rsid w:val="00FC693F"/>
     <w:rPr>
-      <w:rFonts w:asciiTheme="majorHAnsi" w:cstheme="majorBidi" w:eastAsiaTheme="majorEastAsia" w:hAnsiTheme="majorHAnsi"/>
+      <w:rFonts w:asciiTheme="majorHAnsi" w:cstheme="majorBidi" w:hAnsiTheme="majorHAnsi" w:eastAsia="黑体"/>
       <w:color w:themeColor="text2" w:themeShade="BF" w:val="17365D"/>
       <w:spacing w:val="5"/>
       <w:kern w:val="28"/>
@@ -3697,7 +3949,7 @@
       </w:numPr>
     </w:pPr>
     <w:rPr>
-      <w:rFonts w:asciiTheme="majorHAnsi" w:cstheme="majorBidi" w:eastAsiaTheme="majorEastAsia" w:hAnsiTheme="majorHAnsi"/>
+      <w:rFonts w:asciiTheme="majorHAnsi" w:cstheme="majorBidi" w:hAnsiTheme="majorHAnsi" w:eastAsia="黑体"/>
       <w:i/>
       <w:iCs/>
       <w:color w:themeColor="accent1" w:val="4F81BD"/>
@@ -3713,7 +3965,7 @@
     <w:uiPriority w:val="11"/>
     <w:rsid w:val="00FC693F"/>
     <w:rPr>
-      <w:rFonts w:asciiTheme="majorHAnsi" w:cstheme="majorBidi" w:eastAsiaTheme="majorEastAsia" w:hAnsiTheme="majorHAnsi"/>
+      <w:rFonts w:asciiTheme="majorHAnsi" w:cstheme="majorBidi" w:hAnsiTheme="majorHAnsi" w:eastAsia="黑体"/>
       <w:i/>
       <w:iCs/>
       <w:color w:themeColor="accent1" w:val="4F81BD"/>
@@ -3780,6 +4032,7 @@
       <w:spacing w:after="120"/>
     </w:pPr>
     <w:rPr>
+      <w:rFonts w:eastAsia="黑体"/>
       <w:sz w:val="16"/>
       <w:szCs w:val="16"/>
     </w:rPr>
@@ -3791,6 +4044,7 @@
     <w:uiPriority w:val="99"/>
     <w:rsid w:val="00AA1D8D"/>
     <w:rPr>
+      <w:rFonts w:eastAsia="黑体"/>
       <w:sz w:val="16"/>
       <w:szCs w:val="16"/>
     </w:rPr>
@@ -3960,7 +4214,7 @@
       </w:tabs>
     </w:pPr>
     <w:rPr>
-      <w:rFonts w:ascii="Courier" w:hAnsi="Courier"/>
+      <w:rFonts w:ascii="Courier" w:hAnsi="Courier" w:eastAsia="黑体"/>
       <w:sz w:val="20"/>
       <w:szCs w:val="20"/>
     </w:rPr>
@@ -3972,7 +4226,7 @@
     <w:uiPriority w:val="99"/>
     <w:rsid w:val="0029639D"/>
     <w:rPr>
-      <w:rFonts w:ascii="Courier" w:hAnsi="Courier"/>
+      <w:rFonts w:ascii="Courier" w:hAnsi="Courier" w:eastAsia="黑体"/>
       <w:sz w:val="20"/>
       <w:szCs w:val="20"/>
     </w:rPr>
@@ -4008,6 +4262,7 @@
     <w:uiPriority w:val="29"/>
     <w:rsid w:val="00FC693F"/>
     <w:rPr>
+      <w:rFonts w:eastAsia="黑体"/>
       <w:i/>
       <w:iCs/>
       <w:color w:themeColor="text1" w:val="000000"/>
@@ -4021,7 +4276,7 @@
     <w:semiHidden/>
     <w:rsid w:val="00FC693F"/>
     <w:rPr>
-      <w:rFonts w:asciiTheme="majorHAnsi" w:cstheme="majorBidi" w:eastAsiaTheme="majorEastAsia" w:hAnsiTheme="majorHAnsi"/>
+      <w:rFonts w:asciiTheme="majorHAnsi" w:cstheme="majorBidi" w:hAnsiTheme="majorHAnsi" w:eastAsia="黑体"/>
       <w:b/>
       <w:bCs/>
       <w:i/>
@@ -4037,7 +4292,7 @@
     <w:semiHidden/>
     <w:rsid w:val="00FC693F"/>
     <w:rPr>
-      <w:rFonts w:asciiTheme="majorHAnsi" w:cstheme="majorBidi" w:eastAsiaTheme="majorEastAsia" w:hAnsiTheme="majorHAnsi"/>
+      <w:rFonts w:asciiTheme="majorHAnsi" w:cstheme="majorBidi" w:hAnsiTheme="majorHAnsi" w:eastAsia="黑体"/>
       <w:color w:themeColor="accent1" w:themeShade="7F" w:val="243F60"/>
     </w:rPr>
   </w:style>
@@ -4049,7 +4304,7 @@
     <w:semiHidden/>
     <w:rsid w:val="00FC693F"/>
     <w:rPr>
-      <w:rFonts w:asciiTheme="majorHAnsi" w:cstheme="majorBidi" w:eastAsiaTheme="majorEastAsia" w:hAnsiTheme="majorHAnsi"/>
+      <w:rFonts w:asciiTheme="majorHAnsi" w:cstheme="majorBidi" w:hAnsiTheme="majorHAnsi" w:eastAsia="黑体"/>
       <w:i/>
       <w:iCs/>
       <w:color w:themeColor="accent1" w:themeShade="7F" w:val="243F60"/>
@@ -4063,7 +4318,7 @@
     <w:semiHidden/>
     <w:rsid w:val="00FC693F"/>
     <w:rPr>
-      <w:rFonts w:asciiTheme="majorHAnsi" w:cstheme="majorBidi" w:eastAsiaTheme="majorEastAsia" w:hAnsiTheme="majorHAnsi"/>
+      <w:rFonts w:asciiTheme="majorHAnsi" w:cstheme="majorBidi" w:hAnsiTheme="majorHAnsi" w:eastAsia="黑体"/>
       <w:i/>
       <w:iCs/>
       <w:color w:themeColor="text1" w:themeTint="BF" w:val="404040"/>
@@ -4077,7 +4332,7 @@
     <w:semiHidden/>
     <w:rsid w:val="00FC693F"/>
     <w:rPr>
-      <w:rFonts w:asciiTheme="majorHAnsi" w:cstheme="majorBidi" w:eastAsiaTheme="majorEastAsia" w:hAnsiTheme="majorHAnsi"/>
+      <w:rFonts w:asciiTheme="majorHAnsi" w:cstheme="majorBidi" w:hAnsiTheme="majorHAnsi" w:eastAsia="黑体"/>
       <w:color w:themeColor="accent1" w:val="4F81BD"/>
       <w:sz w:val="20"/>
       <w:szCs w:val="20"/>
@@ -4091,7 +4346,7 @@
     <w:semiHidden/>
     <w:rsid w:val="00FC693F"/>
     <w:rPr>
-      <w:rFonts w:asciiTheme="majorHAnsi" w:cstheme="majorBidi" w:eastAsiaTheme="majorEastAsia" w:hAnsiTheme="majorHAnsi"/>
+      <w:rFonts w:asciiTheme="majorHAnsi" w:cstheme="majorBidi" w:hAnsiTheme="majorHAnsi" w:eastAsia="黑体"/>
       <w:i/>
       <w:iCs/>
       <w:color w:themeColor="text1" w:themeTint="BF" w:val="404040"/>
@@ -4112,6 +4367,7 @@
       <w:spacing w:line="240" w:lineRule="auto"/>
     </w:pPr>
     <w:rPr>
+      <w:rFonts w:eastAsia="黑体"/>
       <w:b/>
       <w:bCs/>
       <w:color w:themeColor="accent1" w:val="4F81BD"/>
@@ -4126,6 +4382,7 @@
     <w:qFormat/>
     <w:rsid w:val="00FC693F"/>
     <w:rPr>
+      <w:rFonts w:eastAsia="黑体"/>
       <w:b/>
       <w:bCs/>
     </w:rPr>
@@ -4137,6 +4394,7 @@
     <w:qFormat/>
     <w:rsid w:val="00FC693F"/>
     <w:rPr>
+      <w:rFonts w:eastAsia="黑体"/>
       <w:i/>
       <w:iCs/>
     </w:rPr>
@@ -4157,6 +4415,7 @@
       <w:ind w:left="936" w:right="936"/>
     </w:pPr>
     <w:rPr>
+      <w:rFonts w:eastAsia="黑体"/>
       <w:b/>
       <w:bCs/>
       <w:i/>
@@ -4171,6 +4430,7 @@
     <w:uiPriority w:val="30"/>
     <w:rsid w:val="00FC693F"/>
     <w:rPr>
+      <w:rFonts w:eastAsia="黑体"/>
       <w:b/>
       <w:bCs/>
       <w:i/>
@@ -4185,6 +4445,7 @@
     <w:qFormat/>
     <w:rsid w:val="00FC693F"/>
     <w:rPr>
+      <w:rFonts w:eastAsia="黑体"/>
       <w:i/>
       <w:iCs/>
       <w:color w:themeColor="text1" w:themeTint="7F" w:val="808080"/>
@@ -4197,6 +4458,7 @@
     <w:qFormat/>
     <w:rsid w:val="00FC693F"/>
     <w:rPr>
+      <w:rFonts w:eastAsia="黑体"/>
       <w:b/>
       <w:bCs/>
       <w:i/>
@@ -4211,6 +4473,7 @@
     <w:qFormat/>
     <w:rsid w:val="00FC693F"/>
     <w:rPr>
+      <w:rFonts w:eastAsia="黑体"/>
       <w:smallCaps/>
       <w:color w:themeColor="accent2" w:val="C0504D"/>
       <w:u w:val="single"/>
@@ -4223,6 +4486,7 @@
     <w:qFormat/>
     <w:rsid w:val="00FC693F"/>
     <w:rPr>
+      <w:rFonts w:eastAsia="黑体"/>
       <w:b/>
       <w:bCs/>
       <w:smallCaps/>
@@ -4238,6 +4502,7 @@
     <w:qFormat/>
     <w:rsid w:val="00FC693F"/>
     <w:rPr>
+      <w:rFonts w:eastAsia="黑体"/>
       <w:b/>
       <w:bCs/>
       <w:smallCaps/>
@@ -4292,6 +4557,7 @@
       <w:spacing w:after="0" w:line="240" w:lineRule="auto"/>
     </w:pPr>
     <w:rPr>
+      <w:rFonts w:eastAsia="黑体"/>
       <w:color w:themeColor="text1" w:themeShade="BF" w:val="000000"/>
     </w:rPr>
     <w:tblPr>
@@ -4314,6 +4580,7 @@
         <w:spacing w:after="0" w:before="0" w:line="240" w:lineRule="auto"/>
       </w:pPr>
       <w:rPr>
+        <w:rFonts w:eastAsia="黑体"/>
         <w:b/>
         <w:bCs/>
       </w:rPr>
@@ -4334,6 +4601,7 @@
         <w:spacing w:after="0" w:before="0" w:line="240" w:lineRule="auto"/>
       </w:pPr>
       <w:rPr>
+        <w:rFonts w:eastAsia="黑体"/>
         <w:b/>
         <w:bCs/>
       </w:rPr>
@@ -4351,12 +4619,14 @@
     </w:tblStylePr>
     <w:tblStylePr w:type="firstCol">
       <w:rPr>
+        <w:rFonts w:eastAsia="黑体"/>
         <w:b/>
         <w:bCs/>
       </w:rPr>
     </w:tblStylePr>
     <w:tblStylePr w:type="lastCol">
       <w:rPr>
+        <w:rFonts w:eastAsia="黑体"/>
         <w:b/>
         <w:bCs/>
       </w:rPr>
@@ -4395,6 +4665,7 @@
       <w:spacing w:after="0" w:line="240" w:lineRule="auto"/>
     </w:pPr>
     <w:rPr>
+      <w:rFonts w:eastAsia="黑体"/>
       <w:color w:themeColor="accent1" w:themeShade="BF" w:val="365F91"/>
     </w:rPr>
     <w:tblPr>
@@ -4417,6 +4688,7 @@
         <w:spacing w:after="0" w:before="0" w:line="240" w:lineRule="auto"/>
       </w:pPr>
       <w:rPr>
+        <w:rFonts w:eastAsia="黑体"/>
         <w:b/>
         <w:bCs/>
       </w:rPr>
@@ -4437,6 +4709,7 @@
         <w:spacing w:after="0" w:before="0" w:line="240" w:lineRule="auto"/>
       </w:pPr>
       <w:rPr>
+        <w:rFonts w:eastAsia="黑体"/>
         <w:b/>
         <w:bCs/>
       </w:rPr>
@@ -4454,12 +4727,14 @@
     </w:tblStylePr>
     <w:tblStylePr w:type="firstCol">
       <w:rPr>
+        <w:rFonts w:eastAsia="黑体"/>
         <w:b/>
         <w:bCs/>
       </w:rPr>
     </w:tblStylePr>
     <w:tblStylePr w:type="lastCol">
       <w:rPr>
+        <w:rFonts w:eastAsia="黑体"/>
         <w:b/>
         <w:bCs/>
       </w:rPr>
@@ -4498,6 +4773,7 @@
       <w:spacing w:after="0" w:line="240" w:lineRule="auto"/>
     </w:pPr>
     <w:rPr>
+      <w:rFonts w:eastAsia="黑体"/>
       <w:color w:themeColor="accent2" w:themeShade="BF" w:val="943634"/>
     </w:rPr>
     <w:tblPr>
@@ -4520,6 +4796,7 @@
         <w:spacing w:after="0" w:before="0" w:line="240" w:lineRule="auto"/>
       </w:pPr>
       <w:rPr>
+        <w:rFonts w:eastAsia="黑体"/>
         <w:b/>
         <w:bCs/>
       </w:rPr>
@@ -4540,6 +4817,7 @@
         <w:spacing w:after="0" w:before="0" w:line="240" w:lineRule="auto"/>
       </w:pPr>
       <w:rPr>
+        <w:rFonts w:eastAsia="黑体"/>
         <w:b/>
         <w:bCs/>
       </w:rPr>
@@ -4557,12 +4835,14 @@
     </w:tblStylePr>
     <w:tblStylePr w:type="firstCol">
       <w:rPr>
+        <w:rFonts w:eastAsia="黑体"/>
         <w:b/>
         <w:bCs/>
       </w:rPr>
     </w:tblStylePr>
     <w:tblStylePr w:type="lastCol">
       <w:rPr>
+        <w:rFonts w:eastAsia="黑体"/>
         <w:b/>
         <w:bCs/>
       </w:rPr>
@@ -4601,6 +4881,7 @@
       <w:spacing w:after="0" w:line="240" w:lineRule="auto"/>
     </w:pPr>
     <w:rPr>
+      <w:rFonts w:eastAsia="黑体"/>
       <w:color w:themeColor="accent3" w:themeShade="BF" w:val="76923C"/>
     </w:rPr>
     <w:tblPr>
@@ -4623,6 +4904,7 @@
         <w:spacing w:after="0" w:before="0" w:line="240" w:lineRule="auto"/>
       </w:pPr>
       <w:rPr>
+        <w:rFonts w:eastAsia="黑体"/>
         <w:b/>
         <w:bCs/>
       </w:rPr>
@@ -4643,6 +4925,7 @@
         <w:spacing w:after="0" w:before="0" w:line="240" w:lineRule="auto"/>
       </w:pPr>
       <w:rPr>
+        <w:rFonts w:eastAsia="黑体"/>
         <w:b/>
         <w:bCs/>
       </w:rPr>
@@ -4660,12 +4943,14 @@
     </w:tblStylePr>
     <w:tblStylePr w:type="firstCol">
       <w:rPr>
+        <w:rFonts w:eastAsia="黑体"/>
         <w:b/>
         <w:bCs/>
       </w:rPr>
     </w:tblStylePr>
     <w:tblStylePr w:type="lastCol">
       <w:rPr>
+        <w:rFonts w:eastAsia="黑体"/>
         <w:b/>
         <w:bCs/>
       </w:rPr>
@@ -4704,6 +4989,7 @@
       <w:spacing w:after="0" w:line="240" w:lineRule="auto"/>
     </w:pPr>
     <w:rPr>
+      <w:rFonts w:eastAsia="黑体"/>
       <w:color w:themeColor="accent4" w:themeShade="BF" w:val="5F497A"/>
     </w:rPr>
     <w:tblPr>
@@ -4726,6 +5012,7 @@
         <w:spacing w:after="0" w:before="0" w:line="240" w:lineRule="auto"/>
       </w:pPr>
       <w:rPr>
+        <w:rFonts w:eastAsia="黑体"/>
         <w:b/>
         <w:bCs/>
       </w:rPr>
@@ -4746,6 +5033,7 @@
         <w:spacing w:after="0" w:before="0" w:line="240" w:lineRule="auto"/>
       </w:pPr>
       <w:rPr>
+        <w:rFonts w:eastAsia="黑体"/>
         <w:b/>
         <w:bCs/>
       </w:rPr>
@@ -4763,12 +5051,14 @@
     </w:tblStylePr>
     <w:tblStylePr w:type="firstCol">
       <w:rPr>
+        <w:rFonts w:eastAsia="黑体"/>
         <w:b/>
         <w:bCs/>
       </w:rPr>
     </w:tblStylePr>
     <w:tblStylePr w:type="lastCol">
       <w:rPr>
+        <w:rFonts w:eastAsia="黑体"/>
         <w:b/>
         <w:bCs/>
       </w:rPr>
@@ -4807,6 +5097,7 @@
       <w:spacing w:after="0" w:line="240" w:lineRule="auto"/>
     </w:pPr>
     <w:rPr>
+      <w:rFonts w:eastAsia="黑体"/>
       <w:color w:themeColor="accent5" w:themeShade="BF" w:val="31849B"/>
     </w:rPr>
     <w:tblPr>
@@ -4829,6 +5120,7 @@
         <w:spacing w:after="0" w:before="0" w:line="240" w:lineRule="auto"/>
       </w:pPr>
       <w:rPr>
+        <w:rFonts w:eastAsia="黑体"/>
         <w:b/>
         <w:bCs/>
       </w:rPr>
@@ -4849,6 +5141,7 @@
         <w:spacing w:after="0" w:before="0" w:line="240" w:lineRule="auto"/>
       </w:pPr>
       <w:rPr>
+        <w:rFonts w:eastAsia="黑体"/>
         <w:b/>
         <w:bCs/>
       </w:rPr>
@@ -4866,12 +5159,14 @@
     </w:tblStylePr>
     <w:tblStylePr w:type="firstCol">
       <w:rPr>
+        <w:rFonts w:eastAsia="黑体"/>
         <w:b/>
         <w:bCs/>
       </w:rPr>
     </w:tblStylePr>
     <w:tblStylePr w:type="lastCol">
       <w:rPr>
+        <w:rFonts w:eastAsia="黑体"/>
         <w:b/>
         <w:bCs/>
       </w:rPr>
@@ -4910,6 +5205,7 @@
       <w:spacing w:after="0" w:line="240" w:lineRule="auto"/>
     </w:pPr>
     <w:rPr>
+      <w:rFonts w:eastAsia="黑体"/>
       <w:color w:themeColor="accent6" w:themeShade="BF" w:val="E36C0A"/>
     </w:rPr>
     <w:tblPr>
@@ -4932,6 +5228,7 @@
         <w:spacing w:after="0" w:before="0" w:line="240" w:lineRule="auto"/>
       </w:pPr>
       <w:rPr>
+        <w:rFonts w:eastAsia="黑体"/>
         <w:b/>
         <w:bCs/>
       </w:rPr>
@@ -4952,6 +5249,7 @@
         <w:spacing w:after="0" w:before="0" w:line="240" w:lineRule="auto"/>
       </w:pPr>
       <w:rPr>
+        <w:rFonts w:eastAsia="黑体"/>
         <w:b/>
         <w:bCs/>
       </w:rPr>
@@ -4969,12 +5267,14 @@
     </w:tblStylePr>
     <w:tblStylePr w:type="firstCol">
       <w:rPr>
+        <w:rFonts w:eastAsia="黑体"/>
         <w:b/>
         <w:bCs/>
       </w:rPr>
     </w:tblStylePr>
     <w:tblStylePr w:type="lastCol">
       <w:rPr>
+        <w:rFonts w:eastAsia="黑体"/>
         <w:b/>
         <w:bCs/>
       </w:rPr>
@@ -5034,6 +5334,7 @@
         <w:spacing w:after="0" w:before="0" w:line="240" w:lineRule="auto"/>
       </w:pPr>
       <w:rPr>
+        <w:rFonts w:eastAsia="黑体"/>
         <w:b/>
         <w:bCs/>
         <w:color w:themeColor="background1" w:val="FFFFFF"/>
@@ -5048,6 +5349,7 @@
         <w:spacing w:after="0" w:before="0" w:line="240" w:lineRule="auto"/>
       </w:pPr>
       <w:rPr>
+        <w:rFonts w:eastAsia="黑体"/>
         <w:b/>
         <w:bCs/>
       </w:rPr>
@@ -5063,12 +5365,14 @@
     </w:tblStylePr>
     <w:tblStylePr w:type="firstCol">
       <w:rPr>
+        <w:rFonts w:eastAsia="黑体"/>
         <w:b/>
         <w:bCs/>
       </w:rPr>
     </w:tblStylePr>
     <w:tblStylePr w:type="lastCol">
       <w:rPr>
+        <w:rFonts w:eastAsia="黑体"/>
         <w:b/>
         <w:bCs/>
       </w:rPr>
@@ -5126,6 +5430,7 @@
         <w:spacing w:after="0" w:before="0" w:line="240" w:lineRule="auto"/>
       </w:pPr>
       <w:rPr>
+        <w:rFonts w:eastAsia="黑体"/>
         <w:b/>
         <w:bCs/>
         <w:color w:themeColor="background1" w:val="FFFFFF"/>
@@ -5140,6 +5445,7 @@
         <w:spacing w:after="0" w:before="0" w:line="240" w:lineRule="auto"/>
       </w:pPr>
       <w:rPr>
+        <w:rFonts w:eastAsia="黑体"/>
         <w:b/>
         <w:bCs/>
       </w:rPr>
@@ -5155,12 +5461,14 @@
     </w:tblStylePr>
     <w:tblStylePr w:type="firstCol">
       <w:rPr>
+        <w:rFonts w:eastAsia="黑体"/>
         <w:b/>
         <w:bCs/>
       </w:rPr>
     </w:tblStylePr>
     <w:tblStylePr w:type="lastCol">
       <w:rPr>
+        <w:rFonts w:eastAsia="黑体"/>
         <w:b/>
         <w:bCs/>
       </w:rPr>
@@ -5218,6 +5526,7 @@
         <w:spacing w:after="0" w:before="0" w:line="240" w:lineRule="auto"/>
       </w:pPr>
       <w:rPr>
+        <w:rFonts w:eastAsia="黑体"/>
         <w:b/>
         <w:bCs/>
         <w:color w:themeColor="background1" w:val="FFFFFF"/>
@@ -5232,6 +5541,7 @@
         <w:spacing w:after="0" w:before="0" w:line="240" w:lineRule="auto"/>
       </w:pPr>
       <w:rPr>
+        <w:rFonts w:eastAsia="黑体"/>
         <w:b/>
         <w:bCs/>
       </w:rPr>
@@ -5247,12 +5557,14 @@
     </w:tblStylePr>
     <w:tblStylePr w:type="firstCol">
       <w:rPr>
+        <w:rFonts w:eastAsia="黑体"/>
         <w:b/>
         <w:bCs/>
       </w:rPr>
     </w:tblStylePr>
     <w:tblStylePr w:type="lastCol">
       <w:rPr>
+        <w:rFonts w:eastAsia="黑体"/>
         <w:b/>
         <w:bCs/>
       </w:rPr>
@@ -5310,6 +5622,7 @@
         <w:spacing w:after="0" w:before="0" w:line="240" w:lineRule="auto"/>
       </w:pPr>
       <w:rPr>
+        <w:rFonts w:eastAsia="黑体"/>
         <w:b/>
         <w:bCs/>
         <w:color w:themeColor="background1" w:val="FFFFFF"/>
@@ -5324,6 +5637,7 @@
         <w:spacing w:after="0" w:before="0" w:line="240" w:lineRule="auto"/>
       </w:pPr>
       <w:rPr>
+        <w:rFonts w:eastAsia="黑体"/>
         <w:b/>
         <w:bCs/>
       </w:rPr>
@@ -5339,12 +5653,14 @@
     </w:tblStylePr>
     <w:tblStylePr w:type="firstCol">
       <w:rPr>
+        <w:rFonts w:eastAsia="黑体"/>
         <w:b/>
         <w:bCs/>
       </w:rPr>
     </w:tblStylePr>
     <w:tblStylePr w:type="lastCol">
       <w:rPr>
+        <w:rFonts w:eastAsia="黑体"/>
         <w:b/>
         <w:bCs/>
       </w:rPr>
@@ -5402,6 +5718,7 @@
         <w:spacing w:after="0" w:before="0" w:line="240" w:lineRule="auto"/>
       </w:pPr>
       <w:rPr>
+        <w:rFonts w:eastAsia="黑体"/>
         <w:b/>
         <w:bCs/>
         <w:color w:themeColor="background1" w:val="FFFFFF"/>
@@ -5416,6 +5733,7 @@
         <w:spacing w:after="0" w:before="0" w:line="240" w:lineRule="auto"/>
       </w:pPr>
       <w:rPr>
+        <w:rFonts w:eastAsia="黑体"/>
         <w:b/>
         <w:bCs/>
       </w:rPr>
@@ -5431,12 +5749,14 @@
     </w:tblStylePr>
     <w:tblStylePr w:type="firstCol">
       <w:rPr>
+        <w:rFonts w:eastAsia="黑体"/>
         <w:b/>
         <w:bCs/>
       </w:rPr>
     </w:tblStylePr>
     <w:tblStylePr w:type="lastCol">
       <w:rPr>
+        <w:rFonts w:eastAsia="黑体"/>
         <w:b/>
         <w:bCs/>
       </w:rPr>
@@ -5494,6 +5814,7 @@
         <w:spacing w:after="0" w:before="0" w:line="240" w:lineRule="auto"/>
       </w:pPr>
       <w:rPr>
+        <w:rFonts w:eastAsia="黑体"/>
         <w:b/>
         <w:bCs/>
         <w:color w:themeColor="background1" w:val="FFFFFF"/>
@@ -5508,6 +5829,7 @@
         <w:spacing w:after="0" w:before="0" w:line="240" w:lineRule="auto"/>
       </w:pPr>
       <w:rPr>
+        <w:rFonts w:eastAsia="黑体"/>
         <w:b/>
         <w:bCs/>
       </w:rPr>
@@ -5523,12 +5845,14 @@
     </w:tblStylePr>
     <w:tblStylePr w:type="firstCol">
       <w:rPr>
+        <w:rFonts w:eastAsia="黑体"/>
         <w:b/>
         <w:bCs/>
       </w:rPr>
     </w:tblStylePr>
     <w:tblStylePr w:type="lastCol">
       <w:rPr>
+        <w:rFonts w:eastAsia="黑体"/>
         <w:b/>
         <w:bCs/>
       </w:rPr>
@@ -5586,6 +5910,7 @@
         <w:spacing w:after="0" w:before="0" w:line="240" w:lineRule="auto"/>
       </w:pPr>
       <w:rPr>
+        <w:rFonts w:eastAsia="黑体"/>
         <w:b/>
         <w:bCs/>
         <w:color w:themeColor="background1" w:val="FFFFFF"/>
@@ -5600,6 +5925,7 @@
         <w:spacing w:after="0" w:before="0" w:line="240" w:lineRule="auto"/>
       </w:pPr>
       <w:rPr>
+        <w:rFonts w:eastAsia="黑体"/>
         <w:b/>
         <w:bCs/>
       </w:rPr>
@@ -5615,12 +5941,14 @@
     </w:tblStylePr>
     <w:tblStylePr w:type="firstCol">
       <w:rPr>
+        <w:rFonts w:eastAsia="黑体"/>
         <w:b/>
         <w:bCs/>
       </w:rPr>
     </w:tblStylePr>
     <w:tblStylePr w:type="lastCol">
       <w:rPr>
+        <w:rFonts w:eastAsia="黑体"/>
         <w:b/>
         <w:bCs/>
       </w:rPr>
@@ -5680,7 +6008,7 @@
         <w:spacing w:after="0" w:before="0" w:line="240" w:lineRule="auto"/>
       </w:pPr>
       <w:rPr>
-        <w:rFonts w:asciiTheme="majorHAnsi" w:cstheme="majorBidi" w:eastAsiaTheme="majorEastAsia" w:hAnsiTheme="majorHAnsi"/>
+        <w:rFonts w:asciiTheme="majorHAnsi" w:cstheme="majorBidi" w:hAnsiTheme="majorHAnsi" w:eastAsia="黑体"/>
         <w:b/>
         <w:bCs/>
       </w:rPr>
@@ -5701,7 +6029,7 @@
         <w:spacing w:after="0" w:before="0" w:line="240" w:lineRule="auto"/>
       </w:pPr>
       <w:rPr>
-        <w:rFonts w:asciiTheme="majorHAnsi" w:cstheme="majorBidi" w:eastAsiaTheme="majorEastAsia" w:hAnsiTheme="majorHAnsi"/>
+        <w:rFonts w:asciiTheme="majorHAnsi" w:cstheme="majorBidi" w:hAnsiTheme="majorHAnsi" w:eastAsia="黑体"/>
         <w:b/>
         <w:bCs/>
       </w:rPr>
@@ -5719,14 +6047,14 @@
     </w:tblStylePr>
     <w:tblStylePr w:type="firstCol">
       <w:rPr>
-        <w:rFonts w:asciiTheme="majorHAnsi" w:cstheme="majorBidi" w:eastAsiaTheme="majorEastAsia" w:hAnsiTheme="majorHAnsi"/>
+        <w:rFonts w:asciiTheme="majorHAnsi" w:cstheme="majorBidi" w:hAnsiTheme="majorHAnsi" w:eastAsia="黑体"/>
         <w:b/>
         <w:bCs/>
       </w:rPr>
     </w:tblStylePr>
     <w:tblStylePr w:type="lastCol">
       <w:rPr>
-        <w:rFonts w:asciiTheme="majorHAnsi" w:cstheme="majorBidi" w:eastAsiaTheme="majorEastAsia" w:hAnsiTheme="majorHAnsi"/>
+        <w:rFonts w:asciiTheme="majorHAnsi" w:cstheme="majorBidi" w:hAnsiTheme="majorHAnsi" w:eastAsia="黑体"/>
         <w:b/>
         <w:bCs/>
       </w:rPr>
@@ -5810,7 +6138,7 @@
         <w:spacing w:after="0" w:before="0" w:line="240" w:lineRule="auto"/>
       </w:pPr>
       <w:rPr>
-        <w:rFonts w:asciiTheme="majorHAnsi" w:cstheme="majorBidi" w:eastAsiaTheme="majorEastAsia" w:hAnsiTheme="majorHAnsi"/>
+        <w:rFonts w:asciiTheme="majorHAnsi" w:cstheme="majorBidi" w:hAnsiTheme="majorHAnsi" w:eastAsia="黑体"/>
         <w:b/>
         <w:bCs/>
       </w:rPr>
@@ -5831,7 +6159,7 @@
         <w:spacing w:after="0" w:before="0" w:line="240" w:lineRule="auto"/>
       </w:pPr>
       <w:rPr>
-        <w:rFonts w:asciiTheme="majorHAnsi" w:cstheme="majorBidi" w:eastAsiaTheme="majorEastAsia" w:hAnsiTheme="majorHAnsi"/>
+        <w:rFonts w:asciiTheme="majorHAnsi" w:cstheme="majorBidi" w:hAnsiTheme="majorHAnsi" w:eastAsia="黑体"/>
         <w:b/>
         <w:bCs/>
       </w:rPr>
@@ -5849,14 +6177,14 @@
     </w:tblStylePr>
     <w:tblStylePr w:type="firstCol">
       <w:rPr>
-        <w:rFonts w:asciiTheme="majorHAnsi" w:cstheme="majorBidi" w:eastAsiaTheme="majorEastAsia" w:hAnsiTheme="majorHAnsi"/>
+        <w:rFonts w:asciiTheme="majorHAnsi" w:cstheme="majorBidi" w:hAnsiTheme="majorHAnsi" w:eastAsia="黑体"/>
         <w:b/>
         <w:bCs/>
       </w:rPr>
     </w:tblStylePr>
     <w:tblStylePr w:type="lastCol">
       <w:rPr>
-        <w:rFonts w:asciiTheme="majorHAnsi" w:cstheme="majorBidi" w:eastAsiaTheme="majorEastAsia" w:hAnsiTheme="majorHAnsi"/>
+        <w:rFonts w:asciiTheme="majorHAnsi" w:cstheme="majorBidi" w:hAnsiTheme="majorHAnsi" w:eastAsia="黑体"/>
         <w:b/>
         <w:bCs/>
       </w:rPr>
@@ -5940,7 +6268,7 @@
         <w:spacing w:after="0" w:before="0" w:line="240" w:lineRule="auto"/>
       </w:pPr>
       <w:rPr>
-        <w:rFonts w:asciiTheme="majorHAnsi" w:cstheme="majorBidi" w:eastAsiaTheme="majorEastAsia" w:hAnsiTheme="majorHAnsi"/>
+        <w:rFonts w:asciiTheme="majorHAnsi" w:cstheme="majorBidi" w:hAnsiTheme="majorHAnsi" w:eastAsia="黑体"/>
         <w:b/>
         <w:bCs/>
       </w:rPr>
@@ -5961,7 +6289,7 @@
         <w:spacing w:after="0" w:before="0" w:line="240" w:lineRule="auto"/>
       </w:pPr>
       <w:rPr>
-        <w:rFonts w:asciiTheme="majorHAnsi" w:cstheme="majorBidi" w:eastAsiaTheme="majorEastAsia" w:hAnsiTheme="majorHAnsi"/>
+        <w:rFonts w:asciiTheme="majorHAnsi" w:cstheme="majorBidi" w:hAnsiTheme="majorHAnsi" w:eastAsia="黑体"/>
         <w:b/>
         <w:bCs/>
       </w:rPr>
@@ -5979,14 +6307,14 @@
     </w:tblStylePr>
     <w:tblStylePr w:type="firstCol">
       <w:rPr>
-        <w:rFonts w:asciiTheme="majorHAnsi" w:cstheme="majorBidi" w:eastAsiaTheme="majorEastAsia" w:hAnsiTheme="majorHAnsi"/>
+        <w:rFonts w:asciiTheme="majorHAnsi" w:cstheme="majorBidi" w:hAnsiTheme="majorHAnsi" w:eastAsia="黑体"/>
         <w:b/>
         <w:bCs/>
       </w:rPr>
     </w:tblStylePr>
     <w:tblStylePr w:type="lastCol">
       <w:rPr>
-        <w:rFonts w:asciiTheme="majorHAnsi" w:cstheme="majorBidi" w:eastAsiaTheme="majorEastAsia" w:hAnsiTheme="majorHAnsi"/>
+        <w:rFonts w:asciiTheme="majorHAnsi" w:cstheme="majorBidi" w:hAnsiTheme="majorHAnsi" w:eastAsia="黑体"/>
         <w:b/>
         <w:bCs/>
       </w:rPr>
@@ -6070,7 +6398,7 @@
         <w:spacing w:after="0" w:before="0" w:line="240" w:lineRule="auto"/>
       </w:pPr>
       <w:rPr>
-        <w:rFonts w:asciiTheme="majorHAnsi" w:cstheme="majorBidi" w:eastAsiaTheme="majorEastAsia" w:hAnsiTheme="majorHAnsi"/>
+        <w:rFonts w:asciiTheme="majorHAnsi" w:cstheme="majorBidi" w:hAnsiTheme="majorHAnsi" w:eastAsia="黑体"/>
         <w:b/>
         <w:bCs/>
       </w:rPr>
@@ -6091,7 +6419,7 @@
         <w:spacing w:after="0" w:before="0" w:line="240" w:lineRule="auto"/>
       </w:pPr>
       <w:rPr>
-        <w:rFonts w:asciiTheme="majorHAnsi" w:cstheme="majorBidi" w:eastAsiaTheme="majorEastAsia" w:hAnsiTheme="majorHAnsi"/>
+        <w:rFonts w:asciiTheme="majorHAnsi" w:cstheme="majorBidi" w:hAnsiTheme="majorHAnsi" w:eastAsia="黑体"/>
         <w:b/>
         <w:bCs/>
       </w:rPr>
@@ -6109,14 +6437,14 @@
     </w:tblStylePr>
     <w:tblStylePr w:type="firstCol">
       <w:rPr>
-        <w:rFonts w:asciiTheme="majorHAnsi" w:cstheme="majorBidi" w:eastAsiaTheme="majorEastAsia" w:hAnsiTheme="majorHAnsi"/>
+        <w:rFonts w:asciiTheme="majorHAnsi" w:cstheme="majorBidi" w:hAnsiTheme="majorHAnsi" w:eastAsia="黑体"/>
         <w:b/>
         <w:bCs/>
       </w:rPr>
     </w:tblStylePr>
     <w:tblStylePr w:type="lastCol">
       <w:rPr>
-        <w:rFonts w:asciiTheme="majorHAnsi" w:cstheme="majorBidi" w:eastAsiaTheme="majorEastAsia" w:hAnsiTheme="majorHAnsi"/>
+        <w:rFonts w:asciiTheme="majorHAnsi" w:cstheme="majorBidi" w:hAnsiTheme="majorHAnsi" w:eastAsia="黑体"/>
         <w:b/>
         <w:bCs/>
       </w:rPr>
@@ -6200,7 +6528,7 @@
         <w:spacing w:after="0" w:before="0" w:line="240" w:lineRule="auto"/>
       </w:pPr>
       <w:rPr>
-        <w:rFonts w:asciiTheme="majorHAnsi" w:cstheme="majorBidi" w:eastAsiaTheme="majorEastAsia" w:hAnsiTheme="majorHAnsi"/>
+        <w:rFonts w:asciiTheme="majorHAnsi" w:cstheme="majorBidi" w:hAnsiTheme="majorHAnsi" w:eastAsia="黑体"/>
         <w:b/>
         <w:bCs/>
       </w:rPr>
@@ -6221,7 +6549,7 @@
         <w:spacing w:after="0" w:before="0" w:line="240" w:lineRule="auto"/>
       </w:pPr>
       <w:rPr>
-        <w:rFonts w:asciiTheme="majorHAnsi" w:cstheme="majorBidi" w:eastAsiaTheme="majorEastAsia" w:hAnsiTheme="majorHAnsi"/>
+        <w:rFonts w:asciiTheme="majorHAnsi" w:cstheme="majorBidi" w:hAnsiTheme="majorHAnsi" w:eastAsia="黑体"/>
         <w:b/>
         <w:bCs/>
       </w:rPr>
@@ -6239,14 +6567,14 @@
     </w:tblStylePr>
     <w:tblStylePr w:type="firstCol">
       <w:rPr>
-        <w:rFonts w:asciiTheme="majorHAnsi" w:cstheme="majorBidi" w:eastAsiaTheme="majorEastAsia" w:hAnsiTheme="majorHAnsi"/>
+        <w:rFonts w:asciiTheme="majorHAnsi" w:cstheme="majorBidi" w:hAnsiTheme="majorHAnsi" w:eastAsia="黑体"/>
         <w:b/>
         <w:bCs/>
       </w:rPr>
     </w:tblStylePr>
     <w:tblStylePr w:type="lastCol">
       <w:rPr>
-        <w:rFonts w:asciiTheme="majorHAnsi" w:cstheme="majorBidi" w:eastAsiaTheme="majorEastAsia" w:hAnsiTheme="majorHAnsi"/>
+        <w:rFonts w:asciiTheme="majorHAnsi" w:cstheme="majorBidi" w:hAnsiTheme="majorHAnsi" w:eastAsia="黑体"/>
         <w:b/>
         <w:bCs/>
       </w:rPr>
@@ -6330,7 +6658,7 @@
         <w:spacing w:after="0" w:before="0" w:line="240" w:lineRule="auto"/>
       </w:pPr>
       <w:rPr>
-        <w:rFonts w:asciiTheme="majorHAnsi" w:cstheme="majorBidi" w:eastAsiaTheme="majorEastAsia" w:hAnsiTheme="majorHAnsi"/>
+        <w:rFonts w:asciiTheme="majorHAnsi" w:cstheme="majorBidi" w:hAnsiTheme="majorHAnsi" w:eastAsia="黑体"/>
         <w:b/>
         <w:bCs/>
       </w:rPr>
@@ -6351,7 +6679,7 @@
         <w:spacing w:after="0" w:before="0" w:line="240" w:lineRule="auto"/>
       </w:pPr>
       <w:rPr>
-        <w:rFonts w:asciiTheme="majorHAnsi" w:cstheme="majorBidi" w:eastAsiaTheme="majorEastAsia" w:hAnsiTheme="majorHAnsi"/>
+        <w:rFonts w:asciiTheme="majorHAnsi" w:cstheme="majorBidi" w:hAnsiTheme="majorHAnsi" w:eastAsia="黑体"/>
         <w:b/>
         <w:bCs/>
       </w:rPr>
@@ -6369,14 +6697,14 @@
     </w:tblStylePr>
     <w:tblStylePr w:type="firstCol">
       <w:rPr>
-        <w:rFonts w:asciiTheme="majorHAnsi" w:cstheme="majorBidi" w:eastAsiaTheme="majorEastAsia" w:hAnsiTheme="majorHAnsi"/>
+        <w:rFonts w:asciiTheme="majorHAnsi" w:cstheme="majorBidi" w:hAnsiTheme="majorHAnsi" w:eastAsia="黑体"/>
         <w:b/>
         <w:bCs/>
       </w:rPr>
     </w:tblStylePr>
     <w:tblStylePr w:type="lastCol">
       <w:rPr>
-        <w:rFonts w:asciiTheme="majorHAnsi" w:cstheme="majorBidi" w:eastAsiaTheme="majorEastAsia" w:hAnsiTheme="majorHAnsi"/>
+        <w:rFonts w:asciiTheme="majorHAnsi" w:cstheme="majorBidi" w:hAnsiTheme="majorHAnsi" w:eastAsia="黑体"/>
         <w:b/>
         <w:bCs/>
       </w:rPr>
@@ -6460,7 +6788,7 @@
         <w:spacing w:after="0" w:before="0" w:line="240" w:lineRule="auto"/>
       </w:pPr>
       <w:rPr>
-        <w:rFonts w:asciiTheme="majorHAnsi" w:cstheme="majorBidi" w:eastAsiaTheme="majorEastAsia" w:hAnsiTheme="majorHAnsi"/>
+        <w:rFonts w:asciiTheme="majorHAnsi" w:cstheme="majorBidi" w:hAnsiTheme="majorHAnsi" w:eastAsia="黑体"/>
         <w:b/>
         <w:bCs/>
       </w:rPr>
@@ -6481,7 +6809,7 @@
         <w:spacing w:after="0" w:before="0" w:line="240" w:lineRule="auto"/>
       </w:pPr>
       <w:rPr>
-        <w:rFonts w:asciiTheme="majorHAnsi" w:cstheme="majorBidi" w:eastAsiaTheme="majorEastAsia" w:hAnsiTheme="majorHAnsi"/>
+        <w:rFonts w:asciiTheme="majorHAnsi" w:cstheme="majorBidi" w:hAnsiTheme="majorHAnsi" w:eastAsia="黑体"/>
         <w:b/>
         <w:bCs/>
       </w:rPr>
@@ -6499,14 +6827,14 @@
     </w:tblStylePr>
     <w:tblStylePr w:type="firstCol">
       <w:rPr>
-        <w:rFonts w:asciiTheme="majorHAnsi" w:cstheme="majorBidi" w:eastAsiaTheme="majorEastAsia" w:hAnsiTheme="majorHAnsi"/>
+        <w:rFonts w:asciiTheme="majorHAnsi" w:cstheme="majorBidi" w:hAnsiTheme="majorHAnsi" w:eastAsia="黑体"/>
         <w:b/>
         <w:bCs/>
       </w:rPr>
     </w:tblStylePr>
     <w:tblStylePr w:type="lastCol">
       <w:rPr>
-        <w:rFonts w:asciiTheme="majorHAnsi" w:cstheme="majorBidi" w:eastAsiaTheme="majorEastAsia" w:hAnsiTheme="majorHAnsi"/>
+        <w:rFonts w:asciiTheme="majorHAnsi" w:cstheme="majorBidi" w:hAnsiTheme="majorHAnsi" w:eastAsia="黑体"/>
         <w:b/>
         <w:bCs/>
       </w:rPr>
@@ -6589,6 +6917,7 @@
         <w:spacing w:after="0" w:before="0" w:line="240" w:lineRule="auto"/>
       </w:pPr>
       <w:rPr>
+        <w:rFonts w:eastAsia="黑体"/>
         <w:b/>
         <w:bCs/>
         <w:color w:themeColor="background1" w:val="FFFFFF"/>
@@ -6611,6 +6940,7 @@
         <w:spacing w:after="0" w:before="0" w:line="240" w:lineRule="auto"/>
       </w:pPr>
       <w:rPr>
+        <w:rFonts w:eastAsia="黑体"/>
         <w:b/>
         <w:bCs/>
       </w:rPr>
@@ -6628,12 +6958,14 @@
     </w:tblStylePr>
     <w:tblStylePr w:type="firstCol">
       <w:rPr>
+        <w:rFonts w:eastAsia="黑体"/>
         <w:b/>
         <w:bCs/>
       </w:rPr>
     </w:tblStylePr>
     <w:tblStylePr w:type="lastCol">
       <w:rPr>
+        <w:rFonts w:eastAsia="黑体"/>
         <w:b/>
         <w:bCs/>
       </w:rPr>
@@ -6695,6 +7027,7 @@
         <w:spacing w:after="0" w:before="0" w:line="240" w:lineRule="auto"/>
       </w:pPr>
       <w:rPr>
+        <w:rFonts w:eastAsia="黑体"/>
         <w:b/>
         <w:bCs/>
         <w:color w:themeColor="background1" w:val="FFFFFF"/>
@@ -6717,6 +7050,7 @@
         <w:spacing w:after="0" w:before="0" w:line="240" w:lineRule="auto"/>
       </w:pPr>
       <w:rPr>
+        <w:rFonts w:eastAsia="黑体"/>
         <w:b/>
         <w:bCs/>
       </w:rPr>
@@ -6734,12 +7068,14 @@
     </w:tblStylePr>
     <w:tblStylePr w:type="firstCol">
       <w:rPr>
+        <w:rFonts w:eastAsia="黑体"/>
         <w:b/>
         <w:bCs/>
       </w:rPr>
     </w:tblStylePr>
     <w:tblStylePr w:type="lastCol">
       <w:rPr>
+        <w:rFonts w:eastAsia="黑体"/>
         <w:b/>
         <w:bCs/>
       </w:rPr>
@@ -6801,6 +7137,7 @@
         <w:spacing w:after="0" w:before="0" w:line="240" w:lineRule="auto"/>
       </w:pPr>
       <w:rPr>
+        <w:rFonts w:eastAsia="黑体"/>
         <w:b/>
         <w:bCs/>
         <w:color w:themeColor="background1" w:val="FFFFFF"/>
@@ -6823,6 +7160,7 @@
         <w:spacing w:after="0" w:before="0" w:line="240" w:lineRule="auto"/>
       </w:pPr>
       <w:rPr>
+        <w:rFonts w:eastAsia="黑体"/>
         <w:b/>
         <w:bCs/>
       </w:rPr>
@@ -6840,12 +7178,14 @@
     </w:tblStylePr>
     <w:tblStylePr w:type="firstCol">
       <w:rPr>
+        <w:rFonts w:eastAsia="黑体"/>
         <w:b/>
         <w:bCs/>
       </w:rPr>
     </w:tblStylePr>
     <w:tblStylePr w:type="lastCol">
       <w:rPr>
+        <w:rFonts w:eastAsia="黑体"/>
         <w:b/>
         <w:bCs/>
       </w:rPr>
@@ -6907,6 +7247,7 @@
         <w:spacing w:after="0" w:before="0" w:line="240" w:lineRule="auto"/>
       </w:pPr>
       <w:rPr>
+        <w:rFonts w:eastAsia="黑体"/>
         <w:b/>
         <w:bCs/>
         <w:color w:themeColor="background1" w:val="FFFFFF"/>
@@ -6929,6 +7270,7 @@
         <w:spacing w:after="0" w:before="0" w:line="240" w:lineRule="auto"/>
       </w:pPr>
       <w:rPr>
+        <w:rFonts w:eastAsia="黑体"/>
         <w:b/>
         <w:bCs/>
       </w:rPr>
@@ -6946,12 +7288,14 @@
     </w:tblStylePr>
     <w:tblStylePr w:type="firstCol">
       <w:rPr>
+        <w:rFonts w:eastAsia="黑体"/>
         <w:b/>
         <w:bCs/>
       </w:rPr>
     </w:tblStylePr>
     <w:tblStylePr w:type="lastCol">
       <w:rPr>
+        <w:rFonts w:eastAsia="黑体"/>
         <w:b/>
         <w:bCs/>
       </w:rPr>
@@ -7013,6 +7357,7 @@
         <w:spacing w:after="0" w:before="0" w:line="240" w:lineRule="auto"/>
       </w:pPr>
       <w:rPr>
+        <w:rFonts w:eastAsia="黑体"/>
         <w:b/>
         <w:bCs/>
         <w:color w:themeColor="background1" w:val="FFFFFF"/>
@@ -7035,6 +7380,7 @@
         <w:spacing w:after="0" w:before="0" w:line="240" w:lineRule="auto"/>
       </w:pPr>
       <w:rPr>
+        <w:rFonts w:eastAsia="黑体"/>
         <w:b/>
         <w:bCs/>
       </w:rPr>
@@ -7052,12 +7398,14 @@
     </w:tblStylePr>
     <w:tblStylePr w:type="firstCol">
       <w:rPr>
+        <w:rFonts w:eastAsia="黑体"/>
         <w:b/>
         <w:bCs/>
       </w:rPr>
     </w:tblStylePr>
     <w:tblStylePr w:type="lastCol">
       <w:rPr>
+        <w:rFonts w:eastAsia="黑体"/>
         <w:b/>
         <w:bCs/>
       </w:rPr>
@@ -7119,6 +7467,7 @@
         <w:spacing w:after="0" w:before="0" w:line="240" w:lineRule="auto"/>
       </w:pPr>
       <w:rPr>
+        <w:rFonts w:eastAsia="黑体"/>
         <w:b/>
         <w:bCs/>
         <w:color w:themeColor="background1" w:val="FFFFFF"/>
@@ -7141,6 +7490,7 @@
         <w:spacing w:after="0" w:before="0" w:line="240" w:lineRule="auto"/>
       </w:pPr>
       <w:rPr>
+        <w:rFonts w:eastAsia="黑体"/>
         <w:b/>
         <w:bCs/>
       </w:rPr>
@@ -7158,12 +7508,14 @@
     </w:tblStylePr>
     <w:tblStylePr w:type="firstCol">
       <w:rPr>
+        <w:rFonts w:eastAsia="黑体"/>
         <w:b/>
         <w:bCs/>
       </w:rPr>
     </w:tblStylePr>
     <w:tblStylePr w:type="lastCol">
       <w:rPr>
+        <w:rFonts w:eastAsia="黑体"/>
         <w:b/>
         <w:bCs/>
       </w:rPr>
@@ -7225,6 +7577,7 @@
         <w:spacing w:after="0" w:before="0" w:line="240" w:lineRule="auto"/>
       </w:pPr>
       <w:rPr>
+        <w:rFonts w:eastAsia="黑体"/>
         <w:b/>
         <w:bCs/>
         <w:color w:themeColor="background1" w:val="FFFFFF"/>
@@ -7247,6 +7600,7 @@
         <w:spacing w:after="0" w:before="0" w:line="240" w:lineRule="auto"/>
       </w:pPr>
       <w:rPr>
+        <w:rFonts w:eastAsia="黑体"/>
         <w:b/>
         <w:bCs/>
       </w:rPr>
@@ -7264,12 +7618,14 @@
     </w:tblStylePr>
     <w:tblStylePr w:type="firstCol">
       <w:rPr>
+        <w:rFonts w:eastAsia="黑体"/>
         <w:b/>
         <w:bCs/>
       </w:rPr>
     </w:tblStylePr>
     <w:tblStylePr w:type="lastCol">
       <w:rPr>
+        <w:rFonts w:eastAsia="黑体"/>
         <w:b/>
         <w:bCs/>
       </w:rPr>
@@ -7328,6 +7684,7 @@
         <w:spacing w:after="0" w:before="0" w:line="240" w:lineRule="auto"/>
       </w:pPr>
       <w:rPr>
+        <w:rFonts w:eastAsia="黑体"/>
         <w:b/>
         <w:bCs/>
         <w:color w:themeColor="background1" w:val="FFFFFF"/>
@@ -7350,6 +7707,7 @@
         <w:spacing w:after="0" w:before="0" w:line="240" w:lineRule="auto"/>
       </w:pPr>
       <w:rPr>
+        <w:rFonts w:eastAsia="黑体"/>
         <w:color w:val="auto"/>
       </w:rPr>
       <w:tblPr/>
@@ -7367,6 +7725,7 @@
     </w:tblStylePr>
     <w:tblStylePr w:type="firstCol">
       <w:rPr>
+        <w:rFonts w:eastAsia="黑体"/>
         <w:b/>
         <w:bCs/>
         <w:color w:themeColor="background1" w:val="FFFFFF"/>
@@ -7386,6 +7745,7 @@
     </w:tblStylePr>
     <w:tblStylePr w:type="lastCol">
       <w:rPr>
+        <w:rFonts w:eastAsia="黑体"/>
         <w:b/>
         <w:bCs/>
         <w:color w:themeColor="background1" w:val="FFFFFF"/>
@@ -7434,6 +7794,7 @@
     </w:tblStylePr>
     <w:tblStylePr w:type="nwCell">
       <w:rPr>
+        <w:rFonts w:eastAsia="黑体"/>
         <w:color w:themeColor="background1" w:val="FFFFFF"/>
       </w:rPr>
       <w:tblPr/>
@@ -7477,6 +7838,7 @@
         <w:spacing w:after="0" w:before="0" w:line="240" w:lineRule="auto"/>
       </w:pPr>
       <w:rPr>
+        <w:rFonts w:eastAsia="黑体"/>
         <w:b/>
         <w:bCs/>
         <w:color w:themeColor="background1" w:val="FFFFFF"/>
@@ -7499,6 +7861,7 @@
         <w:spacing w:after="0" w:before="0" w:line="240" w:lineRule="auto"/>
       </w:pPr>
       <w:rPr>
+        <w:rFonts w:eastAsia="黑体"/>
         <w:color w:val="auto"/>
       </w:rPr>
       <w:tblPr/>
@@ -7516,6 +7879,7 @@
     </w:tblStylePr>
     <w:tblStylePr w:type="firstCol">
       <w:rPr>
+        <w:rFonts w:eastAsia="黑体"/>
         <w:b/>
         <w:bCs/>
         <w:color w:themeColor="background1" w:val="FFFFFF"/>
@@ -7535,6 +7899,7 @@
     </w:tblStylePr>
     <w:tblStylePr w:type="lastCol">
       <w:rPr>
+        <w:rFonts w:eastAsia="黑体"/>
         <w:b/>
         <w:bCs/>
         <w:color w:themeColor="background1" w:val="FFFFFF"/>
@@ -7583,6 +7948,7 @@
     </w:tblStylePr>
     <w:tblStylePr w:type="nwCell">
       <w:rPr>
+        <w:rFonts w:eastAsia="黑体"/>
         <w:color w:themeColor="background1" w:val="FFFFFF"/>
       </w:rPr>
       <w:tblPr/>
@@ -7626,6 +7992,7 @@
         <w:spacing w:after="0" w:before="0" w:line="240" w:lineRule="auto"/>
       </w:pPr>
       <w:rPr>
+        <w:rFonts w:eastAsia="黑体"/>
         <w:b/>
         <w:bCs/>
         <w:color w:themeColor="background1" w:val="FFFFFF"/>
@@ -7648,6 +8015,7 @@
         <w:spacing w:after="0" w:before="0" w:line="240" w:lineRule="auto"/>
       </w:pPr>
       <w:rPr>
+        <w:rFonts w:eastAsia="黑体"/>
         <w:color w:val="auto"/>
       </w:rPr>
       <w:tblPr/>
@@ -7665,6 +8033,7 @@
     </w:tblStylePr>
     <w:tblStylePr w:type="firstCol">
       <w:rPr>
+        <w:rFonts w:eastAsia="黑体"/>
         <w:b/>
         <w:bCs/>
         <w:color w:themeColor="background1" w:val="FFFFFF"/>
@@ -7684,6 +8053,7 @@
     </w:tblStylePr>
     <w:tblStylePr w:type="lastCol">
       <w:rPr>
+        <w:rFonts w:eastAsia="黑体"/>
         <w:b/>
         <w:bCs/>
         <w:color w:themeColor="background1" w:val="FFFFFF"/>
@@ -7732,6 +8102,7 @@
     </w:tblStylePr>
     <w:tblStylePr w:type="nwCell">
       <w:rPr>
+        <w:rFonts w:eastAsia="黑体"/>
         <w:color w:themeColor="background1" w:val="FFFFFF"/>
       </w:rPr>
       <w:tblPr/>
@@ -7775,6 +8146,7 @@
         <w:spacing w:after="0" w:before="0" w:line="240" w:lineRule="auto"/>
       </w:pPr>
       <w:rPr>
+        <w:rFonts w:eastAsia="黑体"/>
         <w:b/>
         <w:bCs/>
         <w:color w:themeColor="background1" w:val="FFFFFF"/>
@@ -7797,6 +8169,7 @@
         <w:spacing w:after="0" w:before="0" w:line="240" w:lineRule="auto"/>
       </w:pPr>
       <w:rPr>
+        <w:rFonts w:eastAsia="黑体"/>
         <w:color w:val="auto"/>
       </w:rPr>
       <w:tblPr/>
@@ -7814,6 +8187,7 @@
     </w:tblStylePr>
     <w:tblStylePr w:type="firstCol">
       <w:rPr>
+        <w:rFonts w:eastAsia="黑体"/>
         <w:b/>
         <w:bCs/>
         <w:color w:themeColor="background1" w:val="FFFFFF"/>
@@ -7833,6 +8207,7 @@
     </w:tblStylePr>
     <w:tblStylePr w:type="lastCol">
       <w:rPr>
+        <w:rFonts w:eastAsia="黑体"/>
         <w:b/>
         <w:bCs/>
         <w:color w:themeColor="background1" w:val="FFFFFF"/>
@@ -7881,6 +8256,7 @@
     </w:tblStylePr>
     <w:tblStylePr w:type="nwCell">
       <w:rPr>
+        <w:rFonts w:eastAsia="黑体"/>
         <w:color w:themeColor="background1" w:val="FFFFFF"/>
       </w:rPr>
       <w:tblPr/>
@@ -7924,6 +8300,7 @@
         <w:spacing w:after="0" w:before="0" w:line="240" w:lineRule="auto"/>
       </w:pPr>
       <w:rPr>
+        <w:rFonts w:eastAsia="黑体"/>
         <w:b/>
         <w:bCs/>
         <w:color w:themeColor="background1" w:val="FFFFFF"/>
@@ -7946,6 +8323,7 @@
         <w:spacing w:after="0" w:before="0" w:line="240" w:lineRule="auto"/>
       </w:pPr>
       <w:rPr>
+        <w:rFonts w:eastAsia="黑体"/>
         <w:color w:val="auto"/>
       </w:rPr>
       <w:tblPr/>
@@ -7963,6 +8341,7 @@
     </w:tblStylePr>
     <w:tblStylePr w:type="firstCol">
       <w:rPr>
+        <w:rFonts w:eastAsia="黑体"/>
         <w:b/>
         <w:bCs/>
         <w:color w:themeColor="background1" w:val="FFFFFF"/>
@@ -7982,6 +8361,7 @@
     </w:tblStylePr>
     <w:tblStylePr w:type="lastCol">
       <w:rPr>
+        <w:rFonts w:eastAsia="黑体"/>
         <w:b/>
         <w:bCs/>
         <w:color w:themeColor="background1" w:val="FFFFFF"/>
@@ -8030,6 +8410,7 @@
     </w:tblStylePr>
     <w:tblStylePr w:type="nwCell">
       <w:rPr>
+        <w:rFonts w:eastAsia="黑体"/>
         <w:color w:themeColor="background1" w:val="FFFFFF"/>
       </w:rPr>
       <w:tblPr/>
@@ -8073,6 +8454,7 @@
         <w:spacing w:after="0" w:before="0" w:line="240" w:lineRule="auto"/>
       </w:pPr>
       <w:rPr>
+        <w:rFonts w:eastAsia="黑体"/>
         <w:b/>
         <w:bCs/>
         <w:color w:themeColor="background1" w:val="FFFFFF"/>
@@ -8095,6 +8477,7 @@
         <w:spacing w:after="0" w:before="0" w:line="240" w:lineRule="auto"/>
       </w:pPr>
       <w:rPr>
+        <w:rFonts w:eastAsia="黑体"/>
         <w:color w:val="auto"/>
       </w:rPr>
       <w:tblPr/>
@@ -8112,6 +8495,7 @@
     </w:tblStylePr>
     <w:tblStylePr w:type="firstCol">
       <w:rPr>
+        <w:rFonts w:eastAsia="黑体"/>
         <w:b/>
         <w:bCs/>
         <w:color w:themeColor="background1" w:val="FFFFFF"/>
@@ -8131,6 +8515,7 @@
     </w:tblStylePr>
     <w:tblStylePr w:type="lastCol">
       <w:rPr>
+        <w:rFonts w:eastAsia="黑体"/>
         <w:b/>
         <w:bCs/>
         <w:color w:themeColor="background1" w:val="FFFFFF"/>
@@ -8179,6 +8564,7 @@
     </w:tblStylePr>
     <w:tblStylePr w:type="nwCell">
       <w:rPr>
+        <w:rFonts w:eastAsia="黑体"/>
         <w:color w:themeColor="background1" w:val="FFFFFF"/>
       </w:rPr>
       <w:tblPr/>
@@ -8222,6 +8608,7 @@
         <w:spacing w:after="0" w:before="0" w:line="240" w:lineRule="auto"/>
       </w:pPr>
       <w:rPr>
+        <w:rFonts w:eastAsia="黑体"/>
         <w:b/>
         <w:bCs/>
         <w:color w:themeColor="background1" w:val="FFFFFF"/>
@@ -8244,6 +8631,7 @@
         <w:spacing w:after="0" w:before="0" w:line="240" w:lineRule="auto"/>
       </w:pPr>
       <w:rPr>
+        <w:rFonts w:eastAsia="黑体"/>
         <w:color w:val="auto"/>
       </w:rPr>
       <w:tblPr/>
@@ -8261,6 +8649,7 @@
     </w:tblStylePr>
     <w:tblStylePr w:type="firstCol">
       <w:rPr>
+        <w:rFonts w:eastAsia="黑体"/>
         <w:b/>
         <w:bCs/>
         <w:color w:themeColor="background1" w:val="FFFFFF"/>
@@ -8280,6 +8669,7 @@
     </w:tblStylePr>
     <w:tblStylePr w:type="lastCol">
       <w:rPr>
+        <w:rFonts w:eastAsia="黑体"/>
         <w:b/>
         <w:bCs/>
         <w:color w:themeColor="background1" w:val="FFFFFF"/>
@@ -8328,6 +8718,7 @@
     </w:tblStylePr>
     <w:tblStylePr w:type="nwCell">
       <w:rPr>
+        <w:rFonts w:eastAsia="黑体"/>
         <w:color w:themeColor="background1" w:val="FFFFFF"/>
       </w:rPr>
       <w:tblPr/>
@@ -8352,6 +8743,7 @@
       <w:spacing w:after="0" w:line="240" w:lineRule="auto"/>
     </w:pPr>
     <w:rPr>
+      <w:rFonts w:eastAsia="黑体"/>
       <w:color w:themeColor="text1" w:val="000000"/>
     </w:rPr>
     <w:tblPr>
@@ -8371,7 +8763,7 @@
     </w:tblPr>
     <w:tblStylePr w:type="firstRow">
       <w:rPr>
-        <w:rFonts w:asciiTheme="majorHAnsi" w:cstheme="majorBidi" w:eastAsiaTheme="majorEastAsia" w:hAnsiTheme="majorHAnsi"/>
+        <w:rFonts w:asciiTheme="majorHAnsi" w:cstheme="majorBidi" w:hAnsiTheme="majorHAnsi" w:eastAsia="黑体"/>
       </w:rPr>
       <w:tblPr/>
       <w:tcPr>
@@ -8383,6 +8775,7 @@
     </w:tblStylePr>
     <w:tblStylePr w:type="lastRow">
       <w:rPr>
+        <w:rFonts w:eastAsia="黑体"/>
         <w:b/>
         <w:bCs/>
         <w:color w:themeColor="text2" w:val="1F497D"/>
@@ -8397,12 +8790,14 @@
     </w:tblStylePr>
     <w:tblStylePr w:type="firstCol">
       <w:rPr>
+        <w:rFonts w:eastAsia="黑体"/>
         <w:b/>
         <w:bCs/>
       </w:rPr>
     </w:tblStylePr>
     <w:tblStylePr w:type="lastCol">
       <w:rPr>
+        <w:rFonts w:eastAsia="黑体"/>
         <w:b/>
         <w:bCs/>
       </w:rPr>
@@ -8436,6 +8831,7 @@
       <w:spacing w:after="0" w:line="240" w:lineRule="auto"/>
     </w:pPr>
     <w:rPr>
+      <w:rFonts w:eastAsia="黑体"/>
       <w:color w:themeColor="text1" w:val="000000"/>
     </w:rPr>
     <w:tblPr>
@@ -8455,7 +8851,7 @@
     </w:tblPr>
     <w:tblStylePr w:type="firstRow">
       <w:rPr>
-        <w:rFonts w:asciiTheme="majorHAnsi" w:cstheme="majorBidi" w:eastAsiaTheme="majorEastAsia" w:hAnsiTheme="majorHAnsi"/>
+        <w:rFonts w:asciiTheme="majorHAnsi" w:cstheme="majorBidi" w:hAnsiTheme="majorHAnsi" w:eastAsia="黑体"/>
       </w:rPr>
       <w:tblPr/>
       <w:tcPr>
@@ -8467,6 +8863,7 @@
     </w:tblStylePr>
     <w:tblStylePr w:type="lastRow">
       <w:rPr>
+        <w:rFonts w:eastAsia="黑体"/>
         <w:b/>
         <w:bCs/>
         <w:color w:themeColor="text2" w:val="1F497D"/>
@@ -8481,12 +8878,14 @@
     </w:tblStylePr>
     <w:tblStylePr w:type="firstCol">
       <w:rPr>
+        <w:rFonts w:eastAsia="黑体"/>
         <w:b/>
         <w:bCs/>
       </w:rPr>
     </w:tblStylePr>
     <w:tblStylePr w:type="lastCol">
       <w:rPr>
+        <w:rFonts w:eastAsia="黑体"/>
         <w:b/>
         <w:bCs/>
       </w:rPr>
@@ -8520,6 +8919,7 @@
       <w:spacing w:after="0" w:line="240" w:lineRule="auto"/>
     </w:pPr>
     <w:rPr>
+      <w:rFonts w:eastAsia="黑体"/>
       <w:color w:themeColor="text1" w:val="000000"/>
     </w:rPr>
     <w:tblPr>
@@ -8539,7 +8939,7 @@
     </w:tblPr>
     <w:tblStylePr w:type="firstRow">
       <w:rPr>
-        <w:rFonts w:asciiTheme="majorHAnsi" w:cstheme="majorBidi" w:eastAsiaTheme="majorEastAsia" w:hAnsiTheme="majorHAnsi"/>
+        <w:rFonts w:asciiTheme="majorHAnsi" w:cstheme="majorBidi" w:hAnsiTheme="majorHAnsi" w:eastAsia="黑体"/>
       </w:rPr>
       <w:tblPr/>
       <w:tcPr>
@@ -8551,6 +8951,7 @@
     </w:tblStylePr>
     <w:tblStylePr w:type="lastRow">
       <w:rPr>
+        <w:rFonts w:eastAsia="黑体"/>
         <w:b/>
         <w:bCs/>
         <w:color w:themeColor="text2" w:val="1F497D"/>
@@ -8565,12 +8966,14 @@
     </w:tblStylePr>
     <w:tblStylePr w:type="firstCol">
       <w:rPr>
+        <w:rFonts w:eastAsia="黑体"/>
         <w:b/>
         <w:bCs/>
       </w:rPr>
     </w:tblStylePr>
     <w:tblStylePr w:type="lastCol">
       <w:rPr>
+        <w:rFonts w:eastAsia="黑体"/>
         <w:b/>
         <w:bCs/>
       </w:rPr>
@@ -8604,6 +9007,7 @@
       <w:spacing w:after="0" w:line="240" w:lineRule="auto"/>
     </w:pPr>
     <w:rPr>
+      <w:rFonts w:eastAsia="黑体"/>
       <w:color w:themeColor="text1" w:val="000000"/>
     </w:rPr>
     <w:tblPr>
@@ -8623,7 +9027,7 @@
     </w:tblPr>
     <w:tblStylePr w:type="firstRow">
       <w:rPr>
-        <w:rFonts w:asciiTheme="majorHAnsi" w:cstheme="majorBidi" w:eastAsiaTheme="majorEastAsia" w:hAnsiTheme="majorHAnsi"/>
+        <w:rFonts w:asciiTheme="majorHAnsi" w:cstheme="majorBidi" w:hAnsiTheme="majorHAnsi" w:eastAsia="黑体"/>
       </w:rPr>
       <w:tblPr/>
       <w:tcPr>
@@ -8635,6 +9039,7 @@
     </w:tblStylePr>
     <w:tblStylePr w:type="lastRow">
       <w:rPr>
+        <w:rFonts w:eastAsia="黑体"/>
         <w:b/>
         <w:bCs/>
         <w:color w:themeColor="text2" w:val="1F497D"/>
@@ -8649,12 +9054,14 @@
     </w:tblStylePr>
     <w:tblStylePr w:type="firstCol">
       <w:rPr>
+        <w:rFonts w:eastAsia="黑体"/>
         <w:b/>
         <w:bCs/>
       </w:rPr>
     </w:tblStylePr>
     <w:tblStylePr w:type="lastCol">
       <w:rPr>
+        <w:rFonts w:eastAsia="黑体"/>
         <w:b/>
         <w:bCs/>
       </w:rPr>
@@ -8688,6 +9095,7 @@
       <w:spacing w:after="0" w:line="240" w:lineRule="auto"/>
     </w:pPr>
     <w:rPr>
+      <w:rFonts w:eastAsia="黑体"/>
       <w:color w:themeColor="text1" w:val="000000"/>
     </w:rPr>
     <w:tblPr>
@@ -8707,7 +9115,7 @@
     </w:tblPr>
     <w:tblStylePr w:type="firstRow">
       <w:rPr>
-        <w:rFonts w:asciiTheme="majorHAnsi" w:cstheme="majorBidi" w:eastAsiaTheme="majorEastAsia" w:hAnsiTheme="majorHAnsi"/>
+        <w:rFonts w:asciiTheme="majorHAnsi" w:cstheme="majorBidi" w:hAnsiTheme="majorHAnsi" w:eastAsia="黑体"/>
       </w:rPr>
       <w:tblPr/>
       <w:tcPr>
@@ -8719,6 +9127,7 @@
     </w:tblStylePr>
     <w:tblStylePr w:type="lastRow">
       <w:rPr>
+        <w:rFonts w:eastAsia="黑体"/>
         <w:b/>
         <w:bCs/>
         <w:color w:themeColor="text2" w:val="1F497D"/>
@@ -8733,12 +9142,14 @@
     </w:tblStylePr>
     <w:tblStylePr w:type="firstCol">
       <w:rPr>
+        <w:rFonts w:eastAsia="黑体"/>
         <w:b/>
         <w:bCs/>
       </w:rPr>
     </w:tblStylePr>
     <w:tblStylePr w:type="lastCol">
       <w:rPr>
+        <w:rFonts w:eastAsia="黑体"/>
         <w:b/>
         <w:bCs/>
       </w:rPr>
@@ -8772,6 +9183,7 @@
       <w:spacing w:after="0" w:line="240" w:lineRule="auto"/>
     </w:pPr>
     <w:rPr>
+      <w:rFonts w:eastAsia="黑体"/>
       <w:color w:themeColor="text1" w:val="000000"/>
     </w:rPr>
     <w:tblPr>
@@ -8791,7 +9203,7 @@
     </w:tblPr>
     <w:tblStylePr w:type="firstRow">
       <w:rPr>
-        <w:rFonts w:asciiTheme="majorHAnsi" w:cstheme="majorBidi" w:eastAsiaTheme="majorEastAsia" w:hAnsiTheme="majorHAnsi"/>
+        <w:rFonts w:asciiTheme="majorHAnsi" w:cstheme="majorBidi" w:hAnsiTheme="majorHAnsi" w:eastAsia="黑体"/>
       </w:rPr>
       <w:tblPr/>
       <w:tcPr>
@@ -8803,6 +9215,7 @@
     </w:tblStylePr>
     <w:tblStylePr w:type="lastRow">
       <w:rPr>
+        <w:rFonts w:eastAsia="黑体"/>
         <w:b/>
         <w:bCs/>
         <w:color w:themeColor="text2" w:val="1F497D"/>
@@ -8817,12 +9230,14 @@
     </w:tblStylePr>
     <w:tblStylePr w:type="firstCol">
       <w:rPr>
+        <w:rFonts w:eastAsia="黑体"/>
         <w:b/>
         <w:bCs/>
       </w:rPr>
     </w:tblStylePr>
     <w:tblStylePr w:type="lastCol">
       <w:rPr>
+        <w:rFonts w:eastAsia="黑体"/>
         <w:b/>
         <w:bCs/>
       </w:rPr>
@@ -8856,6 +9271,7 @@
       <w:spacing w:after="0" w:line="240" w:lineRule="auto"/>
     </w:pPr>
     <w:rPr>
+      <w:rFonts w:eastAsia="黑体"/>
       <w:color w:themeColor="text1" w:val="000000"/>
     </w:rPr>
     <w:tblPr>
@@ -8875,7 +9291,7 @@
     </w:tblPr>
     <w:tblStylePr w:type="firstRow">
       <w:rPr>
-        <w:rFonts w:asciiTheme="majorHAnsi" w:cstheme="majorBidi" w:eastAsiaTheme="majorEastAsia" w:hAnsiTheme="majorHAnsi"/>
+        <w:rFonts w:asciiTheme="majorHAnsi" w:cstheme="majorBidi" w:hAnsiTheme="majorHAnsi" w:eastAsia="黑体"/>
       </w:rPr>
       <w:tblPr/>
       <w:tcPr>
@@ -8887,6 +9303,7 @@
     </w:tblStylePr>
     <w:tblStylePr w:type="lastRow">
       <w:rPr>
+        <w:rFonts w:eastAsia="黑体"/>
         <w:b/>
         <w:bCs/>
         <w:color w:themeColor="text2" w:val="1F497D"/>
@@ -8901,12 +9318,14 @@
     </w:tblStylePr>
     <w:tblStylePr w:type="firstCol">
       <w:rPr>
+        <w:rFonts w:eastAsia="黑体"/>
         <w:b/>
         <w:bCs/>
       </w:rPr>
     </w:tblStylePr>
     <w:tblStylePr w:type="lastCol">
       <w:rPr>
+        <w:rFonts w:eastAsia="黑体"/>
         <w:b/>
         <w:bCs/>
       </w:rPr>
@@ -8940,7 +9359,7 @@
       <w:spacing w:after="0" w:line="240" w:lineRule="auto"/>
     </w:pPr>
     <w:rPr>
-      <w:rFonts w:asciiTheme="majorHAnsi" w:cstheme="majorBidi" w:eastAsiaTheme="majorEastAsia" w:hAnsiTheme="majorHAnsi"/>
+      <w:rFonts w:asciiTheme="majorHAnsi" w:cstheme="majorBidi" w:hAnsiTheme="majorHAnsi" w:eastAsia="黑体"/>
       <w:color w:themeColor="text1" w:val="000000"/>
     </w:rPr>
     <w:tblPr>
@@ -8962,6 +9381,7 @@
     </w:tblPr>
     <w:tblStylePr w:type="firstRow">
       <w:rPr>
+        <w:rFonts w:eastAsia="黑体"/>
         <w:sz w:val="24"/>
         <w:szCs w:val="24"/>
       </w:rPr>
@@ -9068,7 +9488,7 @@
       <w:spacing w:after="0" w:line="240" w:lineRule="auto"/>
     </w:pPr>
     <w:rPr>
-      <w:rFonts w:asciiTheme="majorHAnsi" w:cstheme="majorBidi" w:eastAsiaTheme="majorEastAsia" w:hAnsiTheme="majorHAnsi"/>
+      <w:rFonts w:asciiTheme="majorHAnsi" w:cstheme="majorBidi" w:hAnsiTheme="majorHAnsi" w:eastAsia="黑体"/>
       <w:color w:themeColor="text1" w:val="000000"/>
     </w:rPr>
     <w:tblPr>
@@ -9090,6 +9510,7 @@
     </w:tblPr>
     <w:tblStylePr w:type="firstRow">
       <w:rPr>
+        <w:rFonts w:eastAsia="黑体"/>
         <w:sz w:val="24"/>
         <w:szCs w:val="24"/>
       </w:rPr>
@@ -9196,7 +9617,7 @@
       <w:spacing w:after="0" w:line="240" w:lineRule="auto"/>
     </w:pPr>
     <w:rPr>
-      <w:rFonts w:asciiTheme="majorHAnsi" w:cstheme="majorBidi" w:eastAsiaTheme="majorEastAsia" w:hAnsiTheme="majorHAnsi"/>
+      <w:rFonts w:asciiTheme="majorHAnsi" w:cstheme="majorBidi" w:hAnsiTheme="majorHAnsi" w:eastAsia="黑体"/>
       <w:color w:themeColor="text1" w:val="000000"/>
     </w:rPr>
     <w:tblPr>
@@ -9218,6 +9639,7 @@
     </w:tblPr>
     <w:tblStylePr w:type="firstRow">
       <w:rPr>
+        <w:rFonts w:eastAsia="黑体"/>
         <w:sz w:val="24"/>
         <w:szCs w:val="24"/>
       </w:rPr>
@@ -9324,7 +9746,7 @@
       <w:spacing w:after="0" w:line="240" w:lineRule="auto"/>
     </w:pPr>
     <w:rPr>
-      <w:rFonts w:asciiTheme="majorHAnsi" w:cstheme="majorBidi" w:eastAsiaTheme="majorEastAsia" w:hAnsiTheme="majorHAnsi"/>
+      <w:rFonts w:asciiTheme="majorHAnsi" w:cstheme="majorBidi" w:hAnsiTheme="majorHAnsi" w:eastAsia="黑体"/>
       <w:color w:themeColor="text1" w:val="000000"/>
     </w:rPr>
     <w:tblPr>
@@ -9346,6 +9768,7 @@
     </w:tblPr>
     <w:tblStylePr w:type="firstRow">
       <w:rPr>
+        <w:rFonts w:eastAsia="黑体"/>
         <w:sz w:val="24"/>
         <w:szCs w:val="24"/>
       </w:rPr>
@@ -9452,7 +9875,7 @@
       <w:spacing w:after="0" w:line="240" w:lineRule="auto"/>
     </w:pPr>
     <w:rPr>
-      <w:rFonts w:asciiTheme="majorHAnsi" w:cstheme="majorBidi" w:eastAsiaTheme="majorEastAsia" w:hAnsiTheme="majorHAnsi"/>
+      <w:rFonts w:asciiTheme="majorHAnsi" w:cstheme="majorBidi" w:hAnsiTheme="majorHAnsi" w:eastAsia="黑体"/>
       <w:color w:themeColor="text1" w:val="000000"/>
     </w:rPr>
     <w:tblPr>
@@ -9474,6 +9897,7 @@
     </w:tblPr>
     <w:tblStylePr w:type="firstRow">
       <w:rPr>
+        <w:rFonts w:eastAsia="黑体"/>
         <w:sz w:val="24"/>
         <w:szCs w:val="24"/>
       </w:rPr>
@@ -9580,7 +10004,7 @@
       <w:spacing w:after="0" w:line="240" w:lineRule="auto"/>
     </w:pPr>
     <w:rPr>
-      <w:rFonts w:asciiTheme="majorHAnsi" w:cstheme="majorBidi" w:eastAsiaTheme="majorEastAsia" w:hAnsiTheme="majorHAnsi"/>
+      <w:rFonts w:asciiTheme="majorHAnsi" w:cstheme="majorBidi" w:hAnsiTheme="majorHAnsi" w:eastAsia="黑体"/>
       <w:color w:themeColor="text1" w:val="000000"/>
     </w:rPr>
     <w:tblPr>
@@ -9602,6 +10026,7 @@
     </w:tblPr>
     <w:tblStylePr w:type="firstRow">
       <w:rPr>
+        <w:rFonts w:eastAsia="黑体"/>
         <w:sz w:val="24"/>
         <w:szCs w:val="24"/>
       </w:rPr>
@@ -9708,7 +10133,7 @@
       <w:spacing w:after="0" w:line="240" w:lineRule="auto"/>
     </w:pPr>
     <w:rPr>
-      <w:rFonts w:asciiTheme="majorHAnsi" w:cstheme="majorBidi" w:eastAsiaTheme="majorEastAsia" w:hAnsiTheme="majorHAnsi"/>
+      <w:rFonts w:asciiTheme="majorHAnsi" w:cstheme="majorBidi" w:hAnsiTheme="majorHAnsi" w:eastAsia="黑体"/>
       <w:color w:themeColor="text1" w:val="000000"/>
     </w:rPr>
     <w:tblPr>
@@ -9730,6 +10155,7 @@
     </w:tblPr>
     <w:tblStylePr w:type="firstRow">
       <w:rPr>
+        <w:rFonts w:eastAsia="黑体"/>
         <w:sz w:val="24"/>
         <w:szCs w:val="24"/>
       </w:rPr>
@@ -9859,12 +10285,14 @@
     </w:tcPr>
     <w:tblStylePr w:type="firstRow">
       <w:rPr>
+        <w:rFonts w:eastAsia="黑体"/>
         <w:b/>
         <w:bCs/>
       </w:rPr>
     </w:tblStylePr>
     <w:tblStylePr w:type="lastRow">
       <w:rPr>
+        <w:rFonts w:eastAsia="黑体"/>
         <w:b/>
         <w:bCs/>
       </w:rPr>
@@ -9877,12 +10305,14 @@
     </w:tblStylePr>
     <w:tblStylePr w:type="firstCol">
       <w:rPr>
+        <w:rFonts w:eastAsia="黑体"/>
         <w:b/>
         <w:bCs/>
       </w:rPr>
     </w:tblStylePr>
     <w:tblStylePr w:type="lastCol">
       <w:rPr>
+        <w:rFonts w:eastAsia="黑体"/>
         <w:b/>
         <w:bCs/>
       </w:rPr>
@@ -9932,12 +10362,14 @@
     </w:tcPr>
     <w:tblStylePr w:type="firstRow">
       <w:rPr>
+        <w:rFonts w:eastAsia="黑体"/>
         <w:b/>
         <w:bCs/>
       </w:rPr>
     </w:tblStylePr>
     <w:tblStylePr w:type="lastRow">
       <w:rPr>
+        <w:rFonts w:eastAsia="黑体"/>
         <w:b/>
         <w:bCs/>
       </w:rPr>
@@ -9950,12 +10382,14 @@
     </w:tblStylePr>
     <w:tblStylePr w:type="firstCol">
       <w:rPr>
+        <w:rFonts w:eastAsia="黑体"/>
         <w:b/>
         <w:bCs/>
       </w:rPr>
     </w:tblStylePr>
     <w:tblStylePr w:type="lastCol">
       <w:rPr>
+        <w:rFonts w:eastAsia="黑体"/>
         <w:b/>
         <w:bCs/>
       </w:rPr>
@@ -10005,12 +10439,14 @@
     </w:tcPr>
     <w:tblStylePr w:type="firstRow">
       <w:rPr>
+        <w:rFonts w:eastAsia="黑体"/>
         <w:b/>
         <w:bCs/>
       </w:rPr>
     </w:tblStylePr>
     <w:tblStylePr w:type="lastRow">
       <w:rPr>
+        <w:rFonts w:eastAsia="黑体"/>
         <w:b/>
         <w:bCs/>
       </w:rPr>
@@ -10023,12 +10459,14 @@
     </w:tblStylePr>
     <w:tblStylePr w:type="firstCol">
       <w:rPr>
+        <w:rFonts w:eastAsia="黑体"/>
         <w:b/>
         <w:bCs/>
       </w:rPr>
     </w:tblStylePr>
     <w:tblStylePr w:type="lastCol">
       <w:rPr>
+        <w:rFonts w:eastAsia="黑体"/>
         <w:b/>
         <w:bCs/>
       </w:rPr>
@@ -10078,12 +10516,14 @@
     </w:tcPr>
     <w:tblStylePr w:type="firstRow">
       <w:rPr>
+        <w:rFonts w:eastAsia="黑体"/>
         <w:b/>
         <w:bCs/>
       </w:rPr>
     </w:tblStylePr>
     <w:tblStylePr w:type="lastRow">
       <w:rPr>
+        <w:rFonts w:eastAsia="黑体"/>
         <w:b/>
         <w:bCs/>
       </w:rPr>
@@ -10096,12 +10536,14 @@
     </w:tblStylePr>
     <w:tblStylePr w:type="firstCol">
       <w:rPr>
+        <w:rFonts w:eastAsia="黑体"/>
         <w:b/>
         <w:bCs/>
       </w:rPr>
     </w:tblStylePr>
     <w:tblStylePr w:type="lastCol">
       <w:rPr>
+        <w:rFonts w:eastAsia="黑体"/>
         <w:b/>
         <w:bCs/>
       </w:rPr>
@@ -10151,12 +10593,14 @@
     </w:tcPr>
     <w:tblStylePr w:type="firstRow">
       <w:rPr>
+        <w:rFonts w:eastAsia="黑体"/>
         <w:b/>
         <w:bCs/>
       </w:rPr>
     </w:tblStylePr>
     <w:tblStylePr w:type="lastRow">
       <w:rPr>
+        <w:rFonts w:eastAsia="黑体"/>
         <w:b/>
         <w:bCs/>
       </w:rPr>
@@ -10169,12 +10613,14 @@
     </w:tblStylePr>
     <w:tblStylePr w:type="firstCol">
       <w:rPr>
+        <w:rFonts w:eastAsia="黑体"/>
         <w:b/>
         <w:bCs/>
       </w:rPr>
     </w:tblStylePr>
     <w:tblStylePr w:type="lastCol">
       <w:rPr>
+        <w:rFonts w:eastAsia="黑体"/>
         <w:b/>
         <w:bCs/>
       </w:rPr>
@@ -10224,12 +10670,14 @@
     </w:tcPr>
     <w:tblStylePr w:type="firstRow">
       <w:rPr>
+        <w:rFonts w:eastAsia="黑体"/>
         <w:b/>
         <w:bCs/>
       </w:rPr>
     </w:tblStylePr>
     <w:tblStylePr w:type="lastRow">
       <w:rPr>
+        <w:rFonts w:eastAsia="黑体"/>
         <w:b/>
         <w:bCs/>
       </w:rPr>
@@ -10242,12 +10690,14 @@
     </w:tblStylePr>
     <w:tblStylePr w:type="firstCol">
       <w:rPr>
+        <w:rFonts w:eastAsia="黑体"/>
         <w:b/>
         <w:bCs/>
       </w:rPr>
     </w:tblStylePr>
     <w:tblStylePr w:type="lastCol">
       <w:rPr>
+        <w:rFonts w:eastAsia="黑体"/>
         <w:b/>
         <w:bCs/>
       </w:rPr>
@@ -10297,12 +10747,14 @@
     </w:tcPr>
     <w:tblStylePr w:type="firstRow">
       <w:rPr>
+        <w:rFonts w:eastAsia="黑体"/>
         <w:b/>
         <w:bCs/>
       </w:rPr>
     </w:tblStylePr>
     <w:tblStylePr w:type="lastRow">
       <w:rPr>
+        <w:rFonts w:eastAsia="黑体"/>
         <w:b/>
         <w:bCs/>
       </w:rPr>
@@ -10315,12 +10767,14 @@
     </w:tblStylePr>
     <w:tblStylePr w:type="firstCol">
       <w:rPr>
+        <w:rFonts w:eastAsia="黑体"/>
         <w:b/>
         <w:bCs/>
       </w:rPr>
     </w:tblStylePr>
     <w:tblStylePr w:type="lastCol">
       <w:rPr>
+        <w:rFonts w:eastAsia="黑体"/>
         <w:b/>
         <w:bCs/>
       </w:rPr>
@@ -10347,7 +10801,7 @@
       <w:spacing w:after="0" w:line="240" w:lineRule="auto"/>
     </w:pPr>
     <w:rPr>
-      <w:rFonts w:asciiTheme="majorHAnsi" w:cstheme="majorBidi" w:eastAsiaTheme="majorEastAsia" w:hAnsiTheme="majorHAnsi"/>
+      <w:rFonts w:asciiTheme="majorHAnsi" w:cstheme="majorBidi" w:hAnsiTheme="majorHAnsi" w:eastAsia="黑体"/>
       <w:color w:themeColor="text1" w:val="000000"/>
     </w:rPr>
     <w:tblPr>
@@ -10374,6 +10828,7 @@
     </w:tcPr>
     <w:tblStylePr w:type="firstRow">
       <w:rPr>
+        <w:rFonts w:eastAsia="黑体"/>
         <w:b/>
         <w:bCs/>
         <w:color w:themeColor="text1" w:val="000000"/>
@@ -10385,6 +10840,7 @@
     </w:tblStylePr>
     <w:tblStylePr w:type="lastRow">
       <w:rPr>
+        <w:rFonts w:eastAsia="黑体"/>
         <w:b/>
         <w:bCs/>
         <w:color w:themeColor="text1" w:val="000000"/>
@@ -10404,6 +10860,7 @@
     </w:tblStylePr>
     <w:tblStylePr w:type="firstCol">
       <w:rPr>
+        <w:rFonts w:eastAsia="黑体"/>
         <w:b/>
         <w:bCs/>
         <w:color w:themeColor="text1" w:val="000000"/>
@@ -10423,6 +10880,7 @@
     </w:tblStylePr>
     <w:tblStylePr w:type="lastCol">
       <w:rPr>
+        <w:rFonts w:eastAsia="黑体"/>
         <w:b w:val="0"/>
         <w:bCs w:val="0"/>
         <w:color w:themeColor="text1" w:val="000000"/>
@@ -10472,7 +10930,7 @@
       <w:spacing w:after="0" w:line="240" w:lineRule="auto"/>
     </w:pPr>
     <w:rPr>
-      <w:rFonts w:asciiTheme="majorHAnsi" w:cstheme="majorBidi" w:eastAsiaTheme="majorEastAsia" w:hAnsiTheme="majorHAnsi"/>
+      <w:rFonts w:asciiTheme="majorHAnsi" w:cstheme="majorBidi" w:hAnsiTheme="majorHAnsi" w:eastAsia="黑体"/>
       <w:color w:themeColor="text1" w:val="000000"/>
     </w:rPr>
     <w:tblPr>
@@ -10499,6 +10957,7 @@
     </w:tcPr>
     <w:tblStylePr w:type="firstRow">
       <w:rPr>
+        <w:rFonts w:eastAsia="黑体"/>
         <w:b/>
         <w:bCs/>
         <w:color w:themeColor="text1" w:val="000000"/>
@@ -10510,6 +10969,7 @@
     </w:tblStylePr>
     <w:tblStylePr w:type="lastRow">
       <w:rPr>
+        <w:rFonts w:eastAsia="黑体"/>
         <w:b/>
         <w:bCs/>
         <w:color w:themeColor="text1" w:val="000000"/>
@@ -10529,6 +10989,7 @@
     </w:tblStylePr>
     <w:tblStylePr w:type="firstCol">
       <w:rPr>
+        <w:rFonts w:eastAsia="黑体"/>
         <w:b/>
         <w:bCs/>
         <w:color w:themeColor="text1" w:val="000000"/>
@@ -10548,6 +11009,7 @@
     </w:tblStylePr>
     <w:tblStylePr w:type="lastCol">
       <w:rPr>
+        <w:rFonts w:eastAsia="黑体"/>
         <w:b w:val="0"/>
         <w:bCs w:val="0"/>
         <w:color w:themeColor="text1" w:val="000000"/>
@@ -10597,7 +11059,7 @@
       <w:spacing w:after="0" w:line="240" w:lineRule="auto"/>
     </w:pPr>
     <w:rPr>
-      <w:rFonts w:asciiTheme="majorHAnsi" w:cstheme="majorBidi" w:eastAsiaTheme="majorEastAsia" w:hAnsiTheme="majorHAnsi"/>
+      <w:rFonts w:asciiTheme="majorHAnsi" w:cstheme="majorBidi" w:hAnsiTheme="majorHAnsi" w:eastAsia="黑体"/>
       <w:color w:themeColor="text1" w:val="000000"/>
     </w:rPr>
     <w:tblPr>
@@ -10624,6 +11086,7 @@
     </w:tcPr>
     <w:tblStylePr w:type="firstRow">
       <w:rPr>
+        <w:rFonts w:eastAsia="黑体"/>
         <w:b/>
         <w:bCs/>
         <w:color w:themeColor="text1" w:val="000000"/>
@@ -10635,6 +11098,7 @@
     </w:tblStylePr>
     <w:tblStylePr w:type="lastRow">
       <w:rPr>
+        <w:rFonts w:eastAsia="黑体"/>
         <w:b/>
         <w:bCs/>
         <w:color w:themeColor="text1" w:val="000000"/>
@@ -10654,6 +11118,7 @@
     </w:tblStylePr>
     <w:tblStylePr w:type="firstCol">
       <w:rPr>
+        <w:rFonts w:eastAsia="黑体"/>
         <w:b/>
         <w:bCs/>
         <w:color w:themeColor="text1" w:val="000000"/>
@@ -10673,6 +11138,7 @@
     </w:tblStylePr>
     <w:tblStylePr w:type="lastCol">
       <w:rPr>
+        <w:rFonts w:eastAsia="黑体"/>
         <w:b w:val="0"/>
         <w:bCs w:val="0"/>
         <w:color w:themeColor="text1" w:val="000000"/>
@@ -10722,7 +11188,7 @@
       <w:spacing w:after="0" w:line="240" w:lineRule="auto"/>
     </w:pPr>
     <w:rPr>
-      <w:rFonts w:asciiTheme="majorHAnsi" w:cstheme="majorBidi" w:eastAsiaTheme="majorEastAsia" w:hAnsiTheme="majorHAnsi"/>
+      <w:rFonts w:asciiTheme="majorHAnsi" w:cstheme="majorBidi" w:hAnsiTheme="majorHAnsi" w:eastAsia="黑体"/>
       <w:color w:themeColor="text1" w:val="000000"/>
     </w:rPr>
     <w:tblPr>
@@ -10749,6 +11215,7 @@
     </w:tcPr>
     <w:tblStylePr w:type="firstRow">
       <w:rPr>
+        <w:rFonts w:eastAsia="黑体"/>
         <w:b/>
         <w:bCs/>
         <w:color w:themeColor="text1" w:val="000000"/>
@@ -10760,6 +11227,7 @@
     </w:tblStylePr>
     <w:tblStylePr w:type="lastRow">
       <w:rPr>
+        <w:rFonts w:eastAsia="黑体"/>
         <w:b/>
         <w:bCs/>
         <w:color w:themeColor="text1" w:val="000000"/>
@@ -10779,6 +11247,7 @@
     </w:tblStylePr>
     <w:tblStylePr w:type="firstCol">
       <w:rPr>
+        <w:rFonts w:eastAsia="黑体"/>
         <w:b/>
         <w:bCs/>
         <w:color w:themeColor="text1" w:val="000000"/>
@@ -10798,6 +11267,7 @@
     </w:tblStylePr>
     <w:tblStylePr w:type="lastCol">
       <w:rPr>
+        <w:rFonts w:eastAsia="黑体"/>
         <w:b w:val="0"/>
         <w:bCs w:val="0"/>
         <w:color w:themeColor="text1" w:val="000000"/>
@@ -10847,7 +11317,7 @@
       <w:spacing w:after="0" w:line="240" w:lineRule="auto"/>
     </w:pPr>
     <w:rPr>
-      <w:rFonts w:asciiTheme="majorHAnsi" w:cstheme="majorBidi" w:eastAsiaTheme="majorEastAsia" w:hAnsiTheme="majorHAnsi"/>
+      <w:rFonts w:asciiTheme="majorHAnsi" w:cstheme="majorBidi" w:hAnsiTheme="majorHAnsi" w:eastAsia="黑体"/>
       <w:color w:themeColor="text1" w:val="000000"/>
     </w:rPr>
     <w:tblPr>
@@ -10874,6 +11344,7 @@
     </w:tcPr>
     <w:tblStylePr w:type="firstRow">
       <w:rPr>
+        <w:rFonts w:eastAsia="黑体"/>
         <w:b/>
         <w:bCs/>
         <w:color w:themeColor="text1" w:val="000000"/>
@@ -10885,6 +11356,7 @@
     </w:tblStylePr>
     <w:tblStylePr w:type="lastRow">
       <w:rPr>
+        <w:rFonts w:eastAsia="黑体"/>
         <w:b/>
         <w:bCs/>
         <w:color w:themeColor="text1" w:val="000000"/>
@@ -10904,6 +11376,7 @@
     </w:tblStylePr>
     <w:tblStylePr w:type="firstCol">
       <w:rPr>
+        <w:rFonts w:eastAsia="黑体"/>
         <w:b/>
         <w:bCs/>
         <w:color w:themeColor="text1" w:val="000000"/>
@@ -10923,6 +11396,7 @@
     </w:tblStylePr>
     <w:tblStylePr w:type="lastCol">
       <w:rPr>
+        <w:rFonts w:eastAsia="黑体"/>
         <w:b w:val="0"/>
         <w:bCs w:val="0"/>
         <w:color w:themeColor="text1" w:val="000000"/>
@@ -10972,7 +11446,7 @@
       <w:spacing w:after="0" w:line="240" w:lineRule="auto"/>
     </w:pPr>
     <w:rPr>
-      <w:rFonts w:asciiTheme="majorHAnsi" w:cstheme="majorBidi" w:eastAsiaTheme="majorEastAsia" w:hAnsiTheme="majorHAnsi"/>
+      <w:rFonts w:asciiTheme="majorHAnsi" w:cstheme="majorBidi" w:hAnsiTheme="majorHAnsi" w:eastAsia="黑体"/>
       <w:color w:themeColor="text1" w:val="000000"/>
     </w:rPr>
     <w:tblPr>
@@ -10999,6 +11473,7 @@
     </w:tcPr>
     <w:tblStylePr w:type="firstRow">
       <w:rPr>
+        <w:rFonts w:eastAsia="黑体"/>
         <w:b/>
         <w:bCs/>
         <w:color w:themeColor="text1" w:val="000000"/>
@@ -11010,6 +11485,7 @@
     </w:tblStylePr>
     <w:tblStylePr w:type="lastRow">
       <w:rPr>
+        <w:rFonts w:eastAsia="黑体"/>
         <w:b/>
         <w:bCs/>
         <w:color w:themeColor="text1" w:val="000000"/>
@@ -11029,6 +11505,7 @@
     </w:tblStylePr>
     <w:tblStylePr w:type="firstCol">
       <w:rPr>
+        <w:rFonts w:eastAsia="黑体"/>
         <w:b/>
         <w:bCs/>
         <w:color w:themeColor="text1" w:val="000000"/>
@@ -11048,6 +11525,7 @@
     </w:tblStylePr>
     <w:tblStylePr w:type="lastCol">
       <w:rPr>
+        <w:rFonts w:eastAsia="黑体"/>
         <w:b w:val="0"/>
         <w:bCs w:val="0"/>
         <w:color w:themeColor="text1" w:val="000000"/>
@@ -11097,7 +11575,7 @@
       <w:spacing w:after="0" w:line="240" w:lineRule="auto"/>
     </w:pPr>
     <w:rPr>
-      <w:rFonts w:asciiTheme="majorHAnsi" w:cstheme="majorBidi" w:eastAsiaTheme="majorEastAsia" w:hAnsiTheme="majorHAnsi"/>
+      <w:rFonts w:asciiTheme="majorHAnsi" w:cstheme="majorBidi" w:hAnsiTheme="majorHAnsi" w:eastAsia="黑体"/>
       <w:color w:themeColor="text1" w:val="000000"/>
     </w:rPr>
     <w:tblPr>
@@ -11124,6 +11602,7 @@
     </w:tcPr>
     <w:tblStylePr w:type="firstRow">
       <w:rPr>
+        <w:rFonts w:eastAsia="黑体"/>
         <w:b/>
         <w:bCs/>
         <w:color w:themeColor="text1" w:val="000000"/>
@@ -11135,6 +11614,7 @@
     </w:tblStylePr>
     <w:tblStylePr w:type="lastRow">
       <w:rPr>
+        <w:rFonts w:eastAsia="黑体"/>
         <w:b/>
         <w:bCs/>
         <w:color w:themeColor="text1" w:val="000000"/>
@@ -11154,6 +11634,7 @@
     </w:tblStylePr>
     <w:tblStylePr w:type="firstCol">
       <w:rPr>
+        <w:rFonts w:eastAsia="黑体"/>
         <w:b/>
         <w:bCs/>
         <w:color w:themeColor="text1" w:val="000000"/>
@@ -11173,6 +11654,7 @@
     </w:tblStylePr>
     <w:tblStylePr w:type="lastCol">
       <w:rPr>
+        <w:rFonts w:eastAsia="黑体"/>
         <w:b w:val="0"/>
         <w:bCs w:val="0"/>
         <w:color w:themeColor="text1" w:val="000000"/>
@@ -11245,6 +11727,7 @@
     </w:tcPr>
     <w:tblStylePr w:type="firstRow">
       <w:rPr>
+        <w:rFonts w:eastAsia="黑体"/>
         <w:b/>
         <w:bCs/>
         <w:i w:val="0"/>
@@ -11266,6 +11749,7 @@
     </w:tblStylePr>
     <w:tblStylePr w:type="lastRow">
       <w:rPr>
+        <w:rFonts w:eastAsia="黑体"/>
         <w:b/>
         <w:bCs/>
         <w:i w:val="0"/>
@@ -11287,6 +11771,7 @@
     </w:tblStylePr>
     <w:tblStylePr w:type="firstCol">
       <w:rPr>
+        <w:rFonts w:eastAsia="黑体"/>
         <w:b/>
         <w:bCs/>
         <w:i w:val="0"/>
@@ -11306,6 +11791,7 @@
     </w:tblStylePr>
     <w:tblStylePr w:type="lastCol">
       <w:rPr>
+        <w:rFonts w:eastAsia="黑体"/>
         <w:b/>
         <w:bCs/>
         <w:i w:val="0"/>
@@ -11386,6 +11872,7 @@
     </w:tcPr>
     <w:tblStylePr w:type="firstRow">
       <w:rPr>
+        <w:rFonts w:eastAsia="黑体"/>
         <w:b/>
         <w:bCs/>
         <w:i w:val="0"/>
@@ -11407,6 +11894,7 @@
     </w:tblStylePr>
     <w:tblStylePr w:type="lastRow">
       <w:rPr>
+        <w:rFonts w:eastAsia="黑体"/>
         <w:b/>
         <w:bCs/>
         <w:i w:val="0"/>
@@ -11428,6 +11916,7 @@
     </w:tblStylePr>
     <w:tblStylePr w:type="firstCol">
       <w:rPr>
+        <w:rFonts w:eastAsia="黑体"/>
         <w:b/>
         <w:bCs/>
         <w:i w:val="0"/>
@@ -11447,6 +11936,7 @@
     </w:tblStylePr>
     <w:tblStylePr w:type="lastCol">
       <w:rPr>
+        <w:rFonts w:eastAsia="黑体"/>
         <w:b/>
         <w:bCs/>
         <w:i w:val="0"/>
@@ -11527,6 +12017,7 @@
     </w:tcPr>
     <w:tblStylePr w:type="firstRow">
       <w:rPr>
+        <w:rFonts w:eastAsia="黑体"/>
         <w:b/>
         <w:bCs/>
         <w:i w:val="0"/>
@@ -11548,6 +12039,7 @@
     </w:tblStylePr>
     <w:tblStylePr w:type="lastRow">
       <w:rPr>
+        <w:rFonts w:eastAsia="黑体"/>
         <w:b/>
         <w:bCs/>
         <w:i w:val="0"/>
@@ -11569,6 +12061,7 @@
     </w:tblStylePr>
     <w:tblStylePr w:type="firstCol">
       <w:rPr>
+        <w:rFonts w:eastAsia="黑体"/>
         <w:b/>
         <w:bCs/>
         <w:i w:val="0"/>
@@ -11588,6 +12081,7 @@
     </w:tblStylePr>
     <w:tblStylePr w:type="lastCol">
       <w:rPr>
+        <w:rFonts w:eastAsia="黑体"/>
         <w:b/>
         <w:bCs/>
         <w:i w:val="0"/>
@@ -11668,6 +12162,7 @@
     </w:tcPr>
     <w:tblStylePr w:type="firstRow">
       <w:rPr>
+        <w:rFonts w:eastAsia="黑体"/>
         <w:b/>
         <w:bCs/>
         <w:i w:val="0"/>
@@ -11689,6 +12184,7 @@
     </w:tblStylePr>
     <w:tblStylePr w:type="lastRow">
       <w:rPr>
+        <w:rFonts w:eastAsia="黑体"/>
         <w:b/>
         <w:bCs/>
         <w:i w:val="0"/>
@@ -11710,6 +12206,7 @@
     </w:tblStylePr>
     <w:tblStylePr w:type="firstCol">
       <w:rPr>
+        <w:rFonts w:eastAsia="黑体"/>
         <w:b/>
         <w:bCs/>
         <w:i w:val="0"/>
@@ -11729,6 +12226,7 @@
     </w:tblStylePr>
     <w:tblStylePr w:type="lastCol">
       <w:rPr>
+        <w:rFonts w:eastAsia="黑体"/>
         <w:b/>
         <w:bCs/>
         <w:i w:val="0"/>
@@ -11809,6 +12307,7 @@
     </w:tcPr>
     <w:tblStylePr w:type="firstRow">
       <w:rPr>
+        <w:rFonts w:eastAsia="黑体"/>
         <w:b/>
         <w:bCs/>
         <w:i w:val="0"/>
@@ -11830,6 +12329,7 @@
     </w:tblStylePr>
     <w:tblStylePr w:type="lastRow">
       <w:rPr>
+        <w:rFonts w:eastAsia="黑体"/>
         <w:b/>
         <w:bCs/>
         <w:i w:val="0"/>
@@ -11851,6 +12351,7 @@
     </w:tblStylePr>
     <w:tblStylePr w:type="firstCol">
       <w:rPr>
+        <w:rFonts w:eastAsia="黑体"/>
         <w:b/>
         <w:bCs/>
         <w:i w:val="0"/>
@@ -11870,6 +12371,7 @@
     </w:tblStylePr>
     <w:tblStylePr w:type="lastCol">
       <w:rPr>
+        <w:rFonts w:eastAsia="黑体"/>
         <w:b/>
         <w:bCs/>
         <w:i w:val="0"/>
@@ -11950,6 +12452,7 @@
     </w:tcPr>
     <w:tblStylePr w:type="firstRow">
       <w:rPr>
+        <w:rFonts w:eastAsia="黑体"/>
         <w:b/>
         <w:bCs/>
         <w:i w:val="0"/>
@@ -11971,6 +12474,7 @@
     </w:tblStylePr>
     <w:tblStylePr w:type="lastRow">
       <w:rPr>
+        <w:rFonts w:eastAsia="黑体"/>
         <w:b/>
         <w:bCs/>
         <w:i w:val="0"/>
@@ -11992,6 +12496,7 @@
     </w:tblStylePr>
     <w:tblStylePr w:type="firstCol">
       <w:rPr>
+        <w:rFonts w:eastAsia="黑体"/>
         <w:b/>
         <w:bCs/>
         <w:i w:val="0"/>
@@ -12011,6 +12516,7 @@
     </w:tblStylePr>
     <w:tblStylePr w:type="lastCol">
       <w:rPr>
+        <w:rFonts w:eastAsia="黑体"/>
         <w:b/>
         <w:bCs/>
         <w:i w:val="0"/>
@@ -12091,6 +12597,7 @@
     </w:tcPr>
     <w:tblStylePr w:type="firstRow">
       <w:rPr>
+        <w:rFonts w:eastAsia="黑体"/>
         <w:b/>
         <w:bCs/>
         <w:i w:val="0"/>
@@ -12112,6 +12619,7 @@
     </w:tblStylePr>
     <w:tblStylePr w:type="lastRow">
       <w:rPr>
+        <w:rFonts w:eastAsia="黑体"/>
         <w:b/>
         <w:bCs/>
         <w:i w:val="0"/>
@@ -12133,6 +12641,7 @@
     </w:tblStylePr>
     <w:tblStylePr w:type="firstCol">
       <w:rPr>
+        <w:rFonts w:eastAsia="黑体"/>
         <w:b/>
         <w:bCs/>
         <w:i w:val="0"/>
@@ -12152,6 +12661,7 @@
     </w:tblStylePr>
     <w:tblStylePr w:type="lastCol">
       <w:rPr>
+        <w:rFonts w:eastAsia="黑体"/>
         <w:b/>
         <w:bCs/>
         <w:i w:val="0"/>
@@ -12209,6 +12719,7 @@
       <w:spacing w:after="0" w:line="240" w:lineRule="auto"/>
     </w:pPr>
     <w:rPr>
+      <w:rFonts w:eastAsia="黑体"/>
       <w:color w:themeColor="background1" w:val="FFFFFF"/>
     </w:rPr>
     <w:tblPr>
@@ -12227,6 +12738,7 @@
     </w:tcPr>
     <w:tblStylePr w:type="firstRow">
       <w:rPr>
+        <w:rFonts w:eastAsia="黑体"/>
         <w:b/>
         <w:bCs/>
       </w:rPr>
@@ -12323,6 +12835,7 @@
       <w:spacing w:after="0" w:line="240" w:lineRule="auto"/>
     </w:pPr>
     <w:rPr>
+      <w:rFonts w:eastAsia="黑体"/>
       <w:color w:themeColor="background1" w:val="FFFFFF"/>
     </w:rPr>
     <w:tblPr>
@@ -12341,6 +12854,7 @@
     </w:tcPr>
     <w:tblStylePr w:type="firstRow">
       <w:rPr>
+        <w:rFonts w:eastAsia="黑体"/>
         <w:b/>
         <w:bCs/>
       </w:rPr>
@@ -12437,6 +12951,7 @@
       <w:spacing w:after="0" w:line="240" w:lineRule="auto"/>
     </w:pPr>
     <w:rPr>
+      <w:rFonts w:eastAsia="黑体"/>
       <w:color w:themeColor="background1" w:val="FFFFFF"/>
     </w:rPr>
     <w:tblPr>
@@ -12455,6 +12970,7 @@
     </w:tcPr>
     <w:tblStylePr w:type="firstRow">
       <w:rPr>
+        <w:rFonts w:eastAsia="黑体"/>
         <w:b/>
         <w:bCs/>
       </w:rPr>
@@ -12551,6 +13067,7 @@
       <w:spacing w:after="0" w:line="240" w:lineRule="auto"/>
     </w:pPr>
     <w:rPr>
+      <w:rFonts w:eastAsia="黑体"/>
       <w:color w:themeColor="background1" w:val="FFFFFF"/>
     </w:rPr>
     <w:tblPr>
@@ -12569,6 +13086,7 @@
     </w:tcPr>
     <w:tblStylePr w:type="firstRow">
       <w:rPr>
+        <w:rFonts w:eastAsia="黑体"/>
         <w:b/>
         <w:bCs/>
       </w:rPr>
@@ -12665,6 +13183,7 @@
       <w:spacing w:after="0" w:line="240" w:lineRule="auto"/>
     </w:pPr>
     <w:rPr>
+      <w:rFonts w:eastAsia="黑体"/>
       <w:color w:themeColor="background1" w:val="FFFFFF"/>
     </w:rPr>
     <w:tblPr>
@@ -12683,6 +13202,7 @@
     </w:tcPr>
     <w:tblStylePr w:type="firstRow">
       <w:rPr>
+        <w:rFonts w:eastAsia="黑体"/>
         <w:b/>
         <w:bCs/>
       </w:rPr>
@@ -12779,6 +13299,7 @@
       <w:spacing w:after="0" w:line="240" w:lineRule="auto"/>
     </w:pPr>
     <w:rPr>
+      <w:rFonts w:eastAsia="黑体"/>
       <w:color w:themeColor="background1" w:val="FFFFFF"/>
     </w:rPr>
     <w:tblPr>
@@ -12797,6 +13318,7 @@
     </w:tcPr>
     <w:tblStylePr w:type="firstRow">
       <w:rPr>
+        <w:rFonts w:eastAsia="黑体"/>
         <w:b/>
         <w:bCs/>
       </w:rPr>
@@ -12893,6 +13415,7 @@
       <w:spacing w:after="0" w:line="240" w:lineRule="auto"/>
     </w:pPr>
     <w:rPr>
+      <w:rFonts w:eastAsia="黑体"/>
       <w:color w:themeColor="background1" w:val="FFFFFF"/>
     </w:rPr>
     <w:tblPr>
@@ -12911,6 +13434,7 @@
     </w:tcPr>
     <w:tblStylePr w:type="firstRow">
       <w:rPr>
+        <w:rFonts w:eastAsia="黑体"/>
         <w:b/>
         <w:bCs/>
       </w:rPr>
@@ -13007,6 +13531,7 @@
       <w:spacing w:after="0" w:line="240" w:lineRule="auto"/>
     </w:pPr>
     <w:rPr>
+      <w:rFonts w:eastAsia="黑体"/>
       <w:color w:themeColor="text1" w:val="000000"/>
     </w:rPr>
     <w:tblPr>
@@ -13033,6 +13558,7 @@
     </w:tcPr>
     <w:tblStylePr w:type="firstRow">
       <w:rPr>
+        <w:rFonts w:eastAsia="黑体"/>
         <w:b/>
         <w:bCs/>
       </w:rPr>
@@ -13051,6 +13577,7 @@
     </w:tblStylePr>
     <w:tblStylePr w:type="lastRow">
       <w:rPr>
+        <w:rFonts w:eastAsia="黑体"/>
         <w:b/>
         <w:bCs/>
         <w:color w:themeColor="background1" w:val="FFFFFF"/>
@@ -13065,6 +13592,7 @@
     </w:tblStylePr>
     <w:tblStylePr w:type="firstCol">
       <w:rPr>
+        <w:rFonts w:eastAsia="黑体"/>
         <w:color w:themeColor="background1" w:val="FFFFFF"/>
       </w:rPr>
       <w:tblPr/>
@@ -13082,6 +13610,7 @@
     </w:tblStylePr>
     <w:tblStylePr w:type="lastCol">
       <w:rPr>
+        <w:rFonts w:eastAsia="黑体"/>
         <w:color w:themeColor="background1" w:val="FFFFFF"/>
       </w:rPr>
       <w:tblPr/>
@@ -13111,11 +13640,13 @@
     </w:tblStylePr>
     <w:tblStylePr w:type="neCell">
       <w:rPr>
+        <w:rFonts w:eastAsia="黑体"/>
         <w:color w:themeColor="text1" w:val="000000"/>
       </w:rPr>
     </w:tblStylePr>
     <w:tblStylePr w:type="nwCell">
       <w:rPr>
+        <w:rFonts w:eastAsia="黑体"/>
         <w:color w:themeColor="text1" w:val="000000"/>
       </w:rPr>
     </w:tblStylePr>
@@ -13129,6 +13660,7 @@
       <w:spacing w:after="0" w:line="240" w:lineRule="auto"/>
     </w:pPr>
     <w:rPr>
+      <w:rFonts w:eastAsia="黑体"/>
       <w:color w:themeColor="text1" w:val="000000"/>
     </w:rPr>
     <w:tblPr>
@@ -13155,6 +13687,7 @@
     </w:tcPr>
     <w:tblStylePr w:type="firstRow">
       <w:rPr>
+        <w:rFonts w:eastAsia="黑体"/>
         <w:b/>
         <w:bCs/>
       </w:rPr>
@@ -13173,6 +13706,7 @@
     </w:tblStylePr>
     <w:tblStylePr w:type="lastRow">
       <w:rPr>
+        <w:rFonts w:eastAsia="黑体"/>
         <w:b/>
         <w:bCs/>
         <w:color w:themeColor="background1" w:val="FFFFFF"/>
@@ -13187,6 +13721,7 @@
     </w:tblStylePr>
     <w:tblStylePr w:type="firstCol">
       <w:rPr>
+        <w:rFonts w:eastAsia="黑体"/>
         <w:color w:themeColor="background1" w:val="FFFFFF"/>
       </w:rPr>
       <w:tblPr/>
@@ -13204,6 +13739,7 @@
     </w:tblStylePr>
     <w:tblStylePr w:type="lastCol">
       <w:rPr>
+        <w:rFonts w:eastAsia="黑体"/>
         <w:color w:themeColor="background1" w:val="FFFFFF"/>
       </w:rPr>
       <w:tblPr/>
@@ -13233,11 +13769,13 @@
     </w:tblStylePr>
     <w:tblStylePr w:type="neCell">
       <w:rPr>
+        <w:rFonts w:eastAsia="黑体"/>
         <w:color w:themeColor="text1" w:val="000000"/>
       </w:rPr>
     </w:tblStylePr>
     <w:tblStylePr w:type="nwCell">
       <w:rPr>
+        <w:rFonts w:eastAsia="黑体"/>
         <w:color w:themeColor="text1" w:val="000000"/>
       </w:rPr>
     </w:tblStylePr>
@@ -13251,6 +13789,7 @@
       <w:spacing w:after="0" w:line="240" w:lineRule="auto"/>
     </w:pPr>
     <w:rPr>
+      <w:rFonts w:eastAsia="黑体"/>
       <w:color w:themeColor="text1" w:val="000000"/>
     </w:rPr>
     <w:tblPr>
@@ -13277,6 +13816,7 @@
     </w:tcPr>
     <w:tblStylePr w:type="firstRow">
       <w:rPr>
+        <w:rFonts w:eastAsia="黑体"/>
         <w:b/>
         <w:bCs/>
       </w:rPr>
@@ -13295,6 +13835,7 @@
     </w:tblStylePr>
     <w:tblStylePr w:type="lastRow">
       <w:rPr>
+        <w:rFonts w:eastAsia="黑体"/>
         <w:b/>
         <w:bCs/>
         <w:color w:themeColor="background1" w:val="FFFFFF"/>
@@ -13309,6 +13850,7 @@
     </w:tblStylePr>
     <w:tblStylePr w:type="firstCol">
       <w:rPr>
+        <w:rFonts w:eastAsia="黑体"/>
         <w:color w:themeColor="background1" w:val="FFFFFF"/>
       </w:rPr>
       <w:tblPr/>
@@ -13326,6 +13868,7 @@
     </w:tblStylePr>
     <w:tblStylePr w:type="lastCol">
       <w:rPr>
+        <w:rFonts w:eastAsia="黑体"/>
         <w:color w:themeColor="background1" w:val="FFFFFF"/>
       </w:rPr>
       <w:tblPr/>
@@ -13355,11 +13898,13 @@
     </w:tblStylePr>
     <w:tblStylePr w:type="neCell">
       <w:rPr>
+        <w:rFonts w:eastAsia="黑体"/>
         <w:color w:themeColor="text1" w:val="000000"/>
       </w:rPr>
     </w:tblStylePr>
     <w:tblStylePr w:type="nwCell">
       <w:rPr>
+        <w:rFonts w:eastAsia="黑体"/>
         <w:color w:themeColor="text1" w:val="000000"/>
       </w:rPr>
     </w:tblStylePr>
@@ -13373,6 +13918,7 @@
       <w:spacing w:after="0" w:line="240" w:lineRule="auto"/>
     </w:pPr>
     <w:rPr>
+      <w:rFonts w:eastAsia="黑体"/>
       <w:color w:themeColor="text1" w:val="000000"/>
     </w:rPr>
     <w:tblPr>
@@ -13399,6 +13945,7 @@
     </w:tcPr>
     <w:tblStylePr w:type="firstRow">
       <w:rPr>
+        <w:rFonts w:eastAsia="黑体"/>
         <w:b/>
         <w:bCs/>
       </w:rPr>
@@ -13417,6 +13964,7 @@
     </w:tblStylePr>
     <w:tblStylePr w:type="lastRow">
       <w:rPr>
+        <w:rFonts w:eastAsia="黑体"/>
         <w:b/>
         <w:bCs/>
         <w:color w:themeColor="background1" w:val="FFFFFF"/>
@@ -13431,6 +13979,7 @@
     </w:tblStylePr>
     <w:tblStylePr w:type="firstCol">
       <w:rPr>
+        <w:rFonts w:eastAsia="黑体"/>
         <w:color w:themeColor="background1" w:val="FFFFFF"/>
       </w:rPr>
       <w:tblPr/>
@@ -13448,6 +13997,7 @@
     </w:tblStylePr>
     <w:tblStylePr w:type="lastCol">
       <w:rPr>
+        <w:rFonts w:eastAsia="黑体"/>
         <w:color w:themeColor="background1" w:val="FFFFFF"/>
       </w:rPr>
       <w:tblPr/>
@@ -13485,6 +14035,7 @@
       <w:spacing w:after="0" w:line="240" w:lineRule="auto"/>
     </w:pPr>
     <w:rPr>
+      <w:rFonts w:eastAsia="黑体"/>
       <w:color w:themeColor="text1" w:val="000000"/>
     </w:rPr>
     <w:tblPr>
@@ -13511,6 +14062,7 @@
     </w:tcPr>
     <w:tblStylePr w:type="firstRow">
       <w:rPr>
+        <w:rFonts w:eastAsia="黑体"/>
         <w:b/>
         <w:bCs/>
       </w:rPr>
@@ -13529,6 +14081,7 @@
     </w:tblStylePr>
     <w:tblStylePr w:type="lastRow">
       <w:rPr>
+        <w:rFonts w:eastAsia="黑体"/>
         <w:b/>
         <w:bCs/>
         <w:color w:themeColor="background1" w:val="FFFFFF"/>
@@ -13543,6 +14096,7 @@
     </w:tblStylePr>
     <w:tblStylePr w:type="firstCol">
       <w:rPr>
+        <w:rFonts w:eastAsia="黑体"/>
         <w:color w:themeColor="background1" w:val="FFFFFF"/>
       </w:rPr>
       <w:tblPr/>
@@ -13560,6 +14114,7 @@
     </w:tblStylePr>
     <w:tblStylePr w:type="lastCol">
       <w:rPr>
+        <w:rFonts w:eastAsia="黑体"/>
         <w:color w:themeColor="background1" w:val="FFFFFF"/>
       </w:rPr>
       <w:tblPr/>
@@ -13589,11 +14144,13 @@
     </w:tblStylePr>
     <w:tblStylePr w:type="neCell">
       <w:rPr>
+        <w:rFonts w:eastAsia="黑体"/>
         <w:color w:themeColor="text1" w:val="000000"/>
       </w:rPr>
     </w:tblStylePr>
     <w:tblStylePr w:type="nwCell">
       <w:rPr>
+        <w:rFonts w:eastAsia="黑体"/>
         <w:color w:themeColor="text1" w:val="000000"/>
       </w:rPr>
     </w:tblStylePr>
@@ -13607,6 +14164,7 @@
       <w:spacing w:after="0" w:line="240" w:lineRule="auto"/>
     </w:pPr>
     <w:rPr>
+      <w:rFonts w:eastAsia="黑体"/>
       <w:color w:themeColor="text1" w:val="000000"/>
     </w:rPr>
     <w:tblPr>
@@ -13633,6 +14191,7 @@
     </w:tcPr>
     <w:tblStylePr w:type="firstRow">
       <w:rPr>
+        <w:rFonts w:eastAsia="黑体"/>
         <w:b/>
         <w:bCs/>
       </w:rPr>
@@ -13651,6 +14210,7 @@
     </w:tblStylePr>
     <w:tblStylePr w:type="lastRow">
       <w:rPr>
+        <w:rFonts w:eastAsia="黑体"/>
         <w:b/>
         <w:bCs/>
         <w:color w:themeColor="background1" w:val="FFFFFF"/>
@@ -13665,6 +14225,7 @@
     </w:tblStylePr>
     <w:tblStylePr w:type="firstCol">
       <w:rPr>
+        <w:rFonts w:eastAsia="黑体"/>
         <w:color w:themeColor="background1" w:val="FFFFFF"/>
       </w:rPr>
       <w:tblPr/>
@@ -13682,6 +14243,7 @@
     </w:tblStylePr>
     <w:tblStylePr w:type="lastCol">
       <w:rPr>
+        <w:rFonts w:eastAsia="黑体"/>
         <w:color w:themeColor="background1" w:val="FFFFFF"/>
       </w:rPr>
       <w:tblPr/>
@@ -13711,11 +14273,13 @@
     </w:tblStylePr>
     <w:tblStylePr w:type="neCell">
       <w:rPr>
+        <w:rFonts w:eastAsia="黑体"/>
         <w:color w:themeColor="text1" w:val="000000"/>
       </w:rPr>
     </w:tblStylePr>
     <w:tblStylePr w:type="nwCell">
       <w:rPr>
+        <w:rFonts w:eastAsia="黑体"/>
         <w:color w:themeColor="text1" w:val="000000"/>
       </w:rPr>
     </w:tblStylePr>
@@ -13729,6 +14293,7 @@
       <w:spacing w:after="0" w:line="240" w:lineRule="auto"/>
     </w:pPr>
     <w:rPr>
+      <w:rFonts w:eastAsia="黑体"/>
       <w:color w:themeColor="text1" w:val="000000"/>
     </w:rPr>
     <w:tblPr>
@@ -13755,6 +14320,7 @@
     </w:tcPr>
     <w:tblStylePr w:type="firstRow">
       <w:rPr>
+        <w:rFonts w:eastAsia="黑体"/>
         <w:b/>
         <w:bCs/>
       </w:rPr>
@@ -13773,6 +14339,7 @@
     </w:tblStylePr>
     <w:tblStylePr w:type="lastRow">
       <w:rPr>
+        <w:rFonts w:eastAsia="黑体"/>
         <w:b/>
         <w:bCs/>
         <w:color w:themeColor="background1" w:val="FFFFFF"/>
@@ -13787,6 +14354,7 @@
     </w:tblStylePr>
     <w:tblStylePr w:type="firstCol">
       <w:rPr>
+        <w:rFonts w:eastAsia="黑体"/>
         <w:color w:themeColor="background1" w:val="FFFFFF"/>
       </w:rPr>
       <w:tblPr/>
@@ -13804,6 +14372,7 @@
     </w:tblStylePr>
     <w:tblStylePr w:type="lastCol">
       <w:rPr>
+        <w:rFonts w:eastAsia="黑体"/>
         <w:color w:themeColor="background1" w:val="FFFFFF"/>
       </w:rPr>
       <w:tblPr/>
@@ -13833,11 +14402,13 @@
     </w:tblStylePr>
     <w:tblStylePr w:type="neCell">
       <w:rPr>
+        <w:rFonts w:eastAsia="黑体"/>
         <w:color w:themeColor="text1" w:val="000000"/>
       </w:rPr>
     </w:tblStylePr>
     <w:tblStylePr w:type="nwCell">
       <w:rPr>
+        <w:rFonts w:eastAsia="黑体"/>
         <w:color w:themeColor="text1" w:val="000000"/>
       </w:rPr>
     </w:tblStylePr>
@@ -13851,6 +14422,7 @@
       <w:spacing w:after="0" w:line="240" w:lineRule="auto"/>
     </w:pPr>
     <w:rPr>
+      <w:rFonts w:eastAsia="黑体"/>
       <w:color w:themeColor="text1" w:val="000000"/>
     </w:rPr>
     <w:tblPr>
@@ -13869,6 +14441,7 @@
     </w:tcPr>
     <w:tblStylePr w:type="firstRow">
       <w:rPr>
+        <w:rFonts w:eastAsia="黑体"/>
         <w:b/>
         <w:bCs/>
         <w:color w:themeColor="background1" w:val="FFFFFF"/>
@@ -13883,6 +14456,7 @@
     </w:tblStylePr>
     <w:tblStylePr w:type="lastRow">
       <w:rPr>
+        <w:rFonts w:eastAsia="黑体"/>
         <w:b/>
         <w:bCs/>
         <w:color w:themeColor="accent2" w:themeShade="CC" w:val="9E3A38"/>
@@ -13897,12 +14471,14 @@
     </w:tblStylePr>
     <w:tblStylePr w:type="firstCol">
       <w:rPr>
+        <w:rFonts w:eastAsia="黑体"/>
         <w:b/>
         <w:bCs/>
       </w:rPr>
     </w:tblStylePr>
     <w:tblStylePr w:type="lastCol">
       <w:rPr>
+        <w:rFonts w:eastAsia="黑体"/>
         <w:b/>
         <w:bCs/>
       </w:rPr>
@@ -13937,6 +14513,7 @@
       <w:spacing w:after="0" w:line="240" w:lineRule="auto"/>
     </w:pPr>
     <w:rPr>
+      <w:rFonts w:eastAsia="黑体"/>
       <w:color w:themeColor="text1" w:val="000000"/>
     </w:rPr>
     <w:tblPr>
@@ -13955,6 +14532,7 @@
     </w:tcPr>
     <w:tblStylePr w:type="firstRow">
       <w:rPr>
+        <w:rFonts w:eastAsia="黑体"/>
         <w:b/>
         <w:bCs/>
         <w:color w:themeColor="background1" w:val="FFFFFF"/>
@@ -13969,6 +14547,7 @@
     </w:tblStylePr>
     <w:tblStylePr w:type="lastRow">
       <w:rPr>
+        <w:rFonts w:eastAsia="黑体"/>
         <w:b/>
         <w:bCs/>
         <w:color w:themeColor="accent2" w:themeShade="CC" w:val="9E3A38"/>
@@ -13983,12 +14562,14 @@
     </w:tblStylePr>
     <w:tblStylePr w:type="firstCol">
       <w:rPr>
+        <w:rFonts w:eastAsia="黑体"/>
         <w:b/>
         <w:bCs/>
       </w:rPr>
     </w:tblStylePr>
     <w:tblStylePr w:type="lastCol">
       <w:rPr>
+        <w:rFonts w:eastAsia="黑体"/>
         <w:b/>
         <w:bCs/>
       </w:rPr>
@@ -14023,6 +14604,7 @@
       <w:spacing w:after="0" w:line="240" w:lineRule="auto"/>
     </w:pPr>
     <w:rPr>
+      <w:rFonts w:eastAsia="黑体"/>
       <w:color w:themeColor="text1" w:val="000000"/>
     </w:rPr>
     <w:tblPr>
@@ -14041,6 +14623,7 @@
     </w:tcPr>
     <w:tblStylePr w:type="firstRow">
       <w:rPr>
+        <w:rFonts w:eastAsia="黑体"/>
         <w:b/>
         <w:bCs/>
         <w:color w:themeColor="background1" w:val="FFFFFF"/>
@@ -14055,6 +14638,7 @@
     </w:tblStylePr>
     <w:tblStylePr w:type="lastRow">
       <w:rPr>
+        <w:rFonts w:eastAsia="黑体"/>
         <w:b/>
         <w:bCs/>
         <w:color w:themeColor="accent2" w:themeShade="CC" w:val="9E3A38"/>
@@ -14069,12 +14653,14 @@
     </w:tblStylePr>
     <w:tblStylePr w:type="firstCol">
       <w:rPr>
+        <w:rFonts w:eastAsia="黑体"/>
         <w:b/>
         <w:bCs/>
       </w:rPr>
     </w:tblStylePr>
     <w:tblStylePr w:type="lastCol">
       <w:rPr>
+        <w:rFonts w:eastAsia="黑体"/>
         <w:b/>
         <w:bCs/>
       </w:rPr>
@@ -14109,6 +14695,7 @@
       <w:spacing w:after="0" w:line="240" w:lineRule="auto"/>
     </w:pPr>
     <w:rPr>
+      <w:rFonts w:eastAsia="黑体"/>
       <w:color w:themeColor="text1" w:val="000000"/>
     </w:rPr>
     <w:tblPr>
@@ -14127,6 +14714,7 @@
     </w:tcPr>
     <w:tblStylePr w:type="firstRow">
       <w:rPr>
+        <w:rFonts w:eastAsia="黑体"/>
         <w:b/>
         <w:bCs/>
         <w:color w:themeColor="background1" w:val="FFFFFF"/>
@@ -14141,6 +14729,7 @@
     </w:tblStylePr>
     <w:tblStylePr w:type="lastRow">
       <w:rPr>
+        <w:rFonts w:eastAsia="黑体"/>
         <w:b/>
         <w:bCs/>
         <w:color w:themeColor="accent4" w:themeShade="CC" w:val="664E82"/>
@@ -14155,12 +14744,14 @@
     </w:tblStylePr>
     <w:tblStylePr w:type="firstCol">
       <w:rPr>
+        <w:rFonts w:eastAsia="黑体"/>
         <w:b/>
         <w:bCs/>
       </w:rPr>
     </w:tblStylePr>
     <w:tblStylePr w:type="lastCol">
       <w:rPr>
+        <w:rFonts w:eastAsia="黑体"/>
         <w:b/>
         <w:bCs/>
       </w:rPr>
@@ -14195,6 +14786,7 @@
       <w:spacing w:after="0" w:line="240" w:lineRule="auto"/>
     </w:pPr>
     <w:rPr>
+      <w:rFonts w:eastAsia="黑体"/>
       <w:color w:themeColor="text1" w:val="000000"/>
     </w:rPr>
     <w:tblPr>
@@ -14213,6 +14805,7 @@
     </w:tcPr>
     <w:tblStylePr w:type="firstRow">
       <w:rPr>
+        <w:rFonts w:eastAsia="黑体"/>
         <w:b/>
         <w:bCs/>
         <w:color w:themeColor="background1" w:val="FFFFFF"/>
@@ -14227,6 +14820,7 @@
     </w:tblStylePr>
     <w:tblStylePr w:type="lastRow">
       <w:rPr>
+        <w:rFonts w:eastAsia="黑体"/>
         <w:b/>
         <w:bCs/>
         <w:color w:themeColor="accent3" w:themeShade="CC" w:val="7E9C40"/>
@@ -14241,12 +14835,14 @@
     </w:tblStylePr>
     <w:tblStylePr w:type="firstCol">
       <w:rPr>
+        <w:rFonts w:eastAsia="黑体"/>
         <w:b/>
         <w:bCs/>
       </w:rPr>
     </w:tblStylePr>
     <w:tblStylePr w:type="lastCol">
       <w:rPr>
+        <w:rFonts w:eastAsia="黑体"/>
         <w:b/>
         <w:bCs/>
       </w:rPr>
@@ -14281,6 +14877,7 @@
       <w:spacing w:after="0" w:line="240" w:lineRule="auto"/>
     </w:pPr>
     <w:rPr>
+      <w:rFonts w:eastAsia="黑体"/>
       <w:color w:themeColor="text1" w:val="000000"/>
     </w:rPr>
     <w:tblPr>
@@ -14299,6 +14896,7 @@
     </w:tcPr>
     <w:tblStylePr w:type="firstRow">
       <w:rPr>
+        <w:rFonts w:eastAsia="黑体"/>
         <w:b/>
         <w:bCs/>
         <w:color w:themeColor="background1" w:val="FFFFFF"/>
@@ -14313,6 +14911,7 @@
     </w:tblStylePr>
     <w:tblStylePr w:type="lastRow">
       <w:rPr>
+        <w:rFonts w:eastAsia="黑体"/>
         <w:b/>
         <w:bCs/>
         <w:color w:themeColor="accent6" w:themeShade="CC" w:val="F2730A"/>
@@ -14327,12 +14926,14 @@
     </w:tblStylePr>
     <w:tblStylePr w:type="firstCol">
       <w:rPr>
+        <w:rFonts w:eastAsia="黑体"/>
         <w:b/>
         <w:bCs/>
       </w:rPr>
     </w:tblStylePr>
     <w:tblStylePr w:type="lastCol">
       <w:rPr>
+        <w:rFonts w:eastAsia="黑体"/>
         <w:b/>
         <w:bCs/>
       </w:rPr>
@@ -14367,6 +14968,7 @@
       <w:spacing w:after="0" w:line="240" w:lineRule="auto"/>
     </w:pPr>
     <w:rPr>
+      <w:rFonts w:eastAsia="黑体"/>
       <w:color w:themeColor="text1" w:val="000000"/>
     </w:rPr>
     <w:tblPr>
@@ -14385,6 +14987,7 @@
     </w:tcPr>
     <w:tblStylePr w:type="firstRow">
       <w:rPr>
+        <w:rFonts w:eastAsia="黑体"/>
         <w:b/>
         <w:bCs/>
         <w:color w:themeColor="background1" w:val="FFFFFF"/>
@@ -14399,6 +15002,7 @@
     </w:tblStylePr>
     <w:tblStylePr w:type="lastRow">
       <w:rPr>
+        <w:rFonts w:eastAsia="黑体"/>
         <w:b/>
         <w:bCs/>
         <w:color w:themeColor="accent5" w:themeShade="CC" w:val="348DA5"/>
@@ -14413,12 +15017,14 @@
     </w:tblStylePr>
     <w:tblStylePr w:type="firstCol">
       <w:rPr>
+        <w:rFonts w:eastAsia="黑体"/>
         <w:b/>
         <w:bCs/>
       </w:rPr>
     </w:tblStylePr>
     <w:tblStylePr w:type="lastCol">
       <w:rPr>
+        <w:rFonts w:eastAsia="黑体"/>
         <w:b/>
         <w:bCs/>
       </w:rPr>
@@ -14453,6 +15059,7 @@
       <w:spacing w:after="0" w:line="240" w:lineRule="auto"/>
     </w:pPr>
     <w:rPr>
+      <w:rFonts w:eastAsia="黑体"/>
       <w:color w:themeColor="text1" w:val="000000"/>
     </w:rPr>
     <w:tblPr>
@@ -14474,6 +15081,7 @@
     </w:tcPr>
     <w:tblStylePr w:type="firstRow">
       <w:rPr>
+        <w:rFonts w:eastAsia="黑体"/>
         <w:b/>
         <w:bCs/>
       </w:rPr>
@@ -14484,6 +15092,7 @@
     </w:tblStylePr>
     <w:tblStylePr w:type="lastRow">
       <w:rPr>
+        <w:rFonts w:eastAsia="黑体"/>
         <w:b/>
         <w:bCs/>
         <w:color w:themeColor="text1" w:val="000000"/>
@@ -14495,6 +15104,7 @@
     </w:tblStylePr>
     <w:tblStylePr w:type="firstCol">
       <w:rPr>
+        <w:rFonts w:eastAsia="黑体"/>
         <w:color w:themeColor="background1" w:val="FFFFFF"/>
       </w:rPr>
       <w:tblPr/>
@@ -14504,6 +15114,7 @@
     </w:tblStylePr>
     <w:tblStylePr w:type="lastCol">
       <w:rPr>
+        <w:rFonts w:eastAsia="黑体"/>
         <w:color w:themeColor="background1" w:val="FFFFFF"/>
       </w:rPr>
       <w:tblPr/>
@@ -14533,6 +15144,7 @@
       <w:spacing w:after="0" w:line="240" w:lineRule="auto"/>
     </w:pPr>
     <w:rPr>
+      <w:rFonts w:eastAsia="黑体"/>
       <w:color w:themeColor="text1" w:val="000000"/>
     </w:rPr>
     <w:tblPr>
@@ -14554,6 +15166,7 @@
     </w:tcPr>
     <w:tblStylePr w:type="firstRow">
       <w:rPr>
+        <w:rFonts w:eastAsia="黑体"/>
         <w:b/>
         <w:bCs/>
       </w:rPr>
@@ -14564,6 +15177,7 @@
     </w:tblStylePr>
     <w:tblStylePr w:type="lastRow">
       <w:rPr>
+        <w:rFonts w:eastAsia="黑体"/>
         <w:b/>
         <w:bCs/>
         <w:color w:themeColor="text1" w:val="000000"/>
@@ -14575,6 +15189,7 @@
     </w:tblStylePr>
     <w:tblStylePr w:type="firstCol">
       <w:rPr>
+        <w:rFonts w:eastAsia="黑体"/>
         <w:color w:themeColor="background1" w:val="FFFFFF"/>
       </w:rPr>
       <w:tblPr/>
@@ -14584,6 +15199,7 @@
     </w:tblStylePr>
     <w:tblStylePr w:type="lastCol">
       <w:rPr>
+        <w:rFonts w:eastAsia="黑体"/>
         <w:color w:themeColor="background1" w:val="FFFFFF"/>
       </w:rPr>
       <w:tblPr/>
@@ -14613,6 +15229,7 @@
       <w:spacing w:after="0" w:line="240" w:lineRule="auto"/>
     </w:pPr>
     <w:rPr>
+      <w:rFonts w:eastAsia="黑体"/>
       <w:color w:themeColor="text1" w:val="000000"/>
     </w:rPr>
     <w:tblPr>
@@ -14634,6 +15251,7 @@
     </w:tcPr>
     <w:tblStylePr w:type="firstRow">
       <w:rPr>
+        <w:rFonts w:eastAsia="黑体"/>
         <w:b/>
         <w:bCs/>
       </w:rPr>
@@ -14644,6 +15262,7 @@
     </w:tblStylePr>
     <w:tblStylePr w:type="lastRow">
       <w:rPr>
+        <w:rFonts w:eastAsia="黑体"/>
         <w:b/>
         <w:bCs/>
         <w:color w:themeColor="text1" w:val="000000"/>
@@ -14655,6 +15274,7 @@
     </w:tblStylePr>
     <w:tblStylePr w:type="firstCol">
       <w:rPr>
+        <w:rFonts w:eastAsia="黑体"/>
         <w:color w:themeColor="background1" w:val="FFFFFF"/>
       </w:rPr>
       <w:tblPr/>
@@ -14664,6 +15284,7 @@
     </w:tblStylePr>
     <w:tblStylePr w:type="lastCol">
       <w:rPr>
+        <w:rFonts w:eastAsia="黑体"/>
         <w:color w:themeColor="background1" w:val="FFFFFF"/>
       </w:rPr>
       <w:tblPr/>
@@ -14693,6 +15314,7 @@
       <w:spacing w:after="0" w:line="240" w:lineRule="auto"/>
     </w:pPr>
     <w:rPr>
+      <w:rFonts w:eastAsia="黑体"/>
       <w:color w:themeColor="text1" w:val="000000"/>
     </w:rPr>
     <w:tblPr>
@@ -14714,6 +15336,7 @@
     </w:tcPr>
     <w:tblStylePr w:type="firstRow">
       <w:rPr>
+        <w:rFonts w:eastAsia="黑体"/>
         <w:b/>
         <w:bCs/>
       </w:rPr>
@@ -14724,6 +15347,7 @@
     </w:tblStylePr>
     <w:tblStylePr w:type="lastRow">
       <w:rPr>
+        <w:rFonts w:eastAsia="黑体"/>
         <w:b/>
         <w:bCs/>
         <w:color w:themeColor="text1" w:val="000000"/>
@@ -14735,6 +15359,7 @@
     </w:tblStylePr>
     <w:tblStylePr w:type="firstCol">
       <w:rPr>
+        <w:rFonts w:eastAsia="黑体"/>
         <w:color w:themeColor="background1" w:val="FFFFFF"/>
       </w:rPr>
       <w:tblPr/>
@@ -14744,6 +15369,7 @@
     </w:tblStylePr>
     <w:tblStylePr w:type="lastCol">
       <w:rPr>
+        <w:rFonts w:eastAsia="黑体"/>
         <w:color w:themeColor="background1" w:val="FFFFFF"/>
       </w:rPr>
       <w:tblPr/>
@@ -14773,6 +15399,7 @@
       <w:spacing w:after="0" w:line="240" w:lineRule="auto"/>
     </w:pPr>
     <w:rPr>
+      <w:rFonts w:eastAsia="黑体"/>
       <w:color w:themeColor="text1" w:val="000000"/>
     </w:rPr>
     <w:tblPr>
@@ -14794,6 +15421,7 @@
     </w:tcPr>
     <w:tblStylePr w:type="firstRow">
       <w:rPr>
+        <w:rFonts w:eastAsia="黑体"/>
         <w:b/>
         <w:bCs/>
       </w:rPr>
@@ -14804,6 +15432,7 @@
     </w:tblStylePr>
     <w:tblStylePr w:type="lastRow">
       <w:rPr>
+        <w:rFonts w:eastAsia="黑体"/>
         <w:b/>
         <w:bCs/>
         <w:color w:themeColor="text1" w:val="000000"/>
@@ -14815,6 +15444,7 @@
     </w:tblStylePr>
     <w:tblStylePr w:type="firstCol">
       <w:rPr>
+        <w:rFonts w:eastAsia="黑体"/>
         <w:color w:themeColor="background1" w:val="FFFFFF"/>
       </w:rPr>
       <w:tblPr/>
@@ -14824,6 +15454,7 @@
     </w:tblStylePr>
     <w:tblStylePr w:type="lastCol">
       <w:rPr>
+        <w:rFonts w:eastAsia="黑体"/>
         <w:color w:themeColor="background1" w:val="FFFFFF"/>
       </w:rPr>
       <w:tblPr/>
@@ -14853,6 +15484,7 @@
       <w:spacing w:after="0" w:line="240" w:lineRule="auto"/>
     </w:pPr>
     <w:rPr>
+      <w:rFonts w:eastAsia="黑体"/>
       <w:color w:themeColor="text1" w:val="000000"/>
     </w:rPr>
     <w:tblPr>
@@ -14874,6 +15506,7 @@
     </w:tcPr>
     <w:tblStylePr w:type="firstRow">
       <w:rPr>
+        <w:rFonts w:eastAsia="黑体"/>
         <w:b/>
         <w:bCs/>
       </w:rPr>
@@ -14884,6 +15517,7 @@
     </w:tblStylePr>
     <w:tblStylePr w:type="lastRow">
       <w:rPr>
+        <w:rFonts w:eastAsia="黑体"/>
         <w:b/>
         <w:bCs/>
         <w:color w:themeColor="text1" w:val="000000"/>
@@ -14895,6 +15529,7 @@
     </w:tblStylePr>
     <w:tblStylePr w:type="firstCol">
       <w:rPr>
+        <w:rFonts w:eastAsia="黑体"/>
         <w:color w:themeColor="background1" w:val="FFFFFF"/>
       </w:rPr>
       <w:tblPr/>
@@ -14904,6 +15539,7 @@
     </w:tblStylePr>
     <w:tblStylePr w:type="lastCol">
       <w:rPr>
+        <w:rFonts w:eastAsia="黑体"/>
         <w:color w:themeColor="background1" w:val="FFFFFF"/>
       </w:rPr>
       <w:tblPr/>
@@ -14933,6 +15569,7 @@
       <w:spacing w:after="0" w:line="240" w:lineRule="auto"/>
     </w:pPr>
     <w:rPr>
+      <w:rFonts w:eastAsia="黑体"/>
       <w:color w:themeColor="text1" w:val="000000"/>
     </w:rPr>
     <w:tblPr>
@@ -14954,6 +15591,7 @@
     </w:tcPr>
     <w:tblStylePr w:type="firstRow">
       <w:rPr>
+        <w:rFonts w:eastAsia="黑体"/>
         <w:b/>
         <w:bCs/>
       </w:rPr>
@@ -14964,6 +15602,7 @@
     </w:tblStylePr>
     <w:tblStylePr w:type="lastRow">
       <w:rPr>
+        <w:rFonts w:eastAsia="黑体"/>
         <w:b/>
         <w:bCs/>
         <w:color w:themeColor="text1" w:val="000000"/>
@@ -14975,6 +15614,7 @@
     </w:tblStylePr>
     <w:tblStylePr w:type="firstCol">
       <w:rPr>
+        <w:rFonts w:eastAsia="黑体"/>
         <w:color w:themeColor="background1" w:val="FFFFFF"/>
       </w:rPr>
       <w:tblPr/>
@@ -14984,6 +15624,7 @@
     </w:tblStylePr>
     <w:tblStylePr w:type="lastCol">
       <w:rPr>
+        <w:rFonts w:eastAsia="黑体"/>
         <w:color w:themeColor="background1" w:val="FFFFFF"/>
       </w:rPr>
       <w:tblPr/>
@@ -15016,6 +15657,7 @@
     <w:name w:val="KeywordTok"/>
     <w:basedOn w:val="VerbatimChar"/>
     <w:rPr>
+      <w:rFonts w:eastAsia="黑体"/>
       <w:b/>
       <w:color w:val="007020"/>
     </w:rPr>
@@ -15024,6 +15666,7 @@
     <w:name w:val="DataTypeTok"/>
     <w:basedOn w:val="VerbatimChar"/>
     <w:rPr>
+      <w:rFonts w:eastAsia="黑体"/>
       <w:color w:val="902000"/>
     </w:rPr>
   </w:style>
@@ -15031,6 +15674,7 @@
     <w:name w:val="DecValTok"/>
     <w:basedOn w:val="VerbatimChar"/>
     <w:rPr>
+      <w:rFonts w:eastAsia="黑体"/>
       <w:color w:val="40a070"/>
     </w:rPr>
   </w:style>
@@ -15038,6 +15682,7 @@
     <w:name w:val="BaseNTok"/>
     <w:basedOn w:val="VerbatimChar"/>
     <w:rPr>
+      <w:rFonts w:eastAsia="黑体"/>
       <w:color w:val="40a070"/>
     </w:rPr>
   </w:style>
@@ -15045,6 +15690,7 @@
     <w:name w:val="FloatTok"/>
     <w:basedOn w:val="VerbatimChar"/>
     <w:rPr>
+      <w:rFonts w:eastAsia="黑体"/>
       <w:color w:val="40a070"/>
     </w:rPr>
   </w:style>
@@ -15052,6 +15698,7 @@
     <w:name w:val="ConstantTok"/>
     <w:basedOn w:val="VerbatimChar"/>
     <w:rPr>
+      <w:rFonts w:eastAsia="黑体"/>
       <w:color w:val="880000"/>
     </w:rPr>
   </w:style>
@@ -15059,6 +15706,7 @@
     <w:name w:val="CharTok"/>
     <w:basedOn w:val="VerbatimChar"/>
     <w:rPr>
+      <w:rFonts w:eastAsia="黑体"/>
       <w:color w:val="4070a0"/>
     </w:rPr>
   </w:style>
@@ -15066,6 +15714,7 @@
     <w:name w:val="SpecialCharTok"/>
     <w:basedOn w:val="VerbatimChar"/>
     <w:rPr>
+      <w:rFonts w:eastAsia="黑体"/>
       <w:color w:val="4070a0"/>
     </w:rPr>
   </w:style>
@@ -15073,6 +15722,7 @@
     <w:name w:val="StringTok"/>
     <w:basedOn w:val="VerbatimChar"/>
     <w:rPr>
+      <w:rFonts w:eastAsia="黑体"/>
       <w:color w:val="4070a0"/>
     </w:rPr>
   </w:style>
@@ -15080,6 +15730,7 @@
     <w:name w:val="VerbatimStringTok"/>
     <w:basedOn w:val="VerbatimChar"/>
     <w:rPr>
+      <w:rFonts w:eastAsia="黑体"/>
       <w:color w:val="4070a0"/>
     </w:rPr>
   </w:style>
@@ -15087,6 +15738,7 @@
     <w:name w:val="SpecialStringTok"/>
     <w:basedOn w:val="VerbatimChar"/>
     <w:rPr>
+      <w:rFonts w:eastAsia="黑体"/>
       <w:color w:val="bb6688"/>
     </w:rPr>
   </w:style>
@@ -15094,6 +15746,7 @@
     <w:name w:val="ImportTok"/>
     <w:basedOn w:val="VerbatimChar"/>
     <w:rPr>
+      <w:rFonts w:eastAsia="黑体"/>
       <w:b/>
       <w:color w:val="008000"/>
     </w:rPr>
@@ -15102,6 +15755,7 @@
     <w:name w:val="CommentTok"/>
     <w:basedOn w:val="VerbatimChar"/>
     <w:rPr>
+      <w:rFonts w:eastAsia="黑体"/>
       <w:i/>
       <w:color w:val="60a0b0"/>
     </w:rPr>
@@ -15110,6 +15764,7 @@
     <w:name w:val="DocumentationTok"/>
     <w:basedOn w:val="VerbatimChar"/>
     <w:rPr>
+      <w:rFonts w:eastAsia="黑体"/>
       <w:i/>
       <w:color w:val="ba2121"/>
     </w:rPr>
@@ -15118,6 +15773,7 @@
     <w:name w:val="AnnotationTok"/>
     <w:basedOn w:val="VerbatimChar"/>
     <w:rPr>
+      <w:rFonts w:eastAsia="黑体"/>
       <w:b/>
       <w:i/>
       <w:color w:val="60a0b0"/>
@@ -15127,6 +15783,7 @@
     <w:name w:val="CommentVarTok"/>
     <w:basedOn w:val="VerbatimChar"/>
     <w:rPr>
+      <w:rFonts w:eastAsia="黑体"/>
       <w:b/>
       <w:i/>
       <w:color w:val="60a0b0"/>
@@ -15136,6 +15793,7 @@
     <w:name w:val="OtherTok"/>
     <w:basedOn w:val="VerbatimChar"/>
     <w:rPr>
+      <w:rFonts w:eastAsia="黑体"/>
       <w:color w:val="007020"/>
     </w:rPr>
   </w:style>
@@ -15143,6 +15801,7 @@
     <w:name w:val="FunctionTok"/>
     <w:basedOn w:val="VerbatimChar"/>
     <w:rPr>
+      <w:rFonts w:eastAsia="黑体"/>
       <w:color w:val="06287e"/>
     </w:rPr>
   </w:style>
@@ -15150,6 +15809,7 @@
     <w:name w:val="VariableTok"/>
     <w:basedOn w:val="VerbatimChar"/>
     <w:rPr>
+      <w:rFonts w:eastAsia="黑体"/>
       <w:color w:val="19177c"/>
     </w:rPr>
   </w:style>
@@ -15157,6 +15817,7 @@
     <w:name w:val="ControlFlowTok"/>
     <w:basedOn w:val="VerbatimChar"/>
     <w:rPr>
+      <w:rFonts w:eastAsia="黑体"/>
       <w:b/>
       <w:color w:val="007020"/>
     </w:rPr>
@@ -15165,6 +15826,7 @@
     <w:name w:val="OperatorTok"/>
     <w:basedOn w:val="VerbatimChar"/>
     <w:rPr>
+      <w:rFonts w:eastAsia="黑体"/>
       <w:color w:val="666666"/>
     </w:rPr>
   </w:style>
@@ -15172,18 +15834,22 @@
     <w:name w:val="BuiltInTok"/>
     <w:basedOn w:val="VerbatimChar"/>
     <w:rPr>
+      <w:rFonts w:eastAsia="黑体"/>
       <w:color w:val="008000"/>
     </w:rPr>
   </w:style>
   <w:style w:type="character" w:customStyle="1" w:styleId="ExtensionTok">
     <w:name w:val="ExtensionTok"/>
     <w:basedOn w:val="VerbatimChar"/>
-    <w:rPr/>
+    <w:rPr>
+      <w:rFonts w:eastAsia="黑体"/>
+    </w:rPr>
   </w:style>
   <w:style w:type="character" w:customStyle="1" w:styleId="PreprocessorTok">
     <w:name w:val="PreprocessorTok"/>
     <w:basedOn w:val="VerbatimChar"/>
     <w:rPr>
+      <w:rFonts w:eastAsia="黑体"/>
       <w:color w:val="bc7a00"/>
     </w:rPr>
   </w:style>
@@ -15191,18 +15857,22 @@
     <w:name w:val="AttributeTok"/>
     <w:basedOn w:val="VerbatimChar"/>
     <w:rPr>
+      <w:rFonts w:eastAsia="黑体"/>
       <w:color w:val="7d9029"/>
     </w:rPr>
   </w:style>
   <w:style w:type="character" w:customStyle="1" w:styleId="RegionMarkerTok">
     <w:name w:val="RegionMarkerTok"/>
     <w:basedOn w:val="VerbatimChar"/>
-    <w:rPr/>
+    <w:rPr>
+      <w:rFonts w:eastAsia="黑体"/>
+    </w:rPr>
   </w:style>
   <w:style w:type="character" w:customStyle="1" w:styleId="InformationTok">
     <w:name w:val="InformationTok"/>
     <w:basedOn w:val="VerbatimChar"/>
     <w:rPr>
+      <w:rFonts w:eastAsia="黑体"/>
       <w:b/>
       <w:i/>
       <w:color w:val="60a0b0"/>
@@ -15212,6 +15882,7 @@
     <w:name w:val="WarningTok"/>
     <w:basedOn w:val="VerbatimChar"/>
     <w:rPr>
+      <w:rFonts w:eastAsia="黑体"/>
       <w:b/>
       <w:i/>
       <w:color w:val="60a0b0"/>
@@ -15221,6 +15892,7 @@
     <w:name w:val="AlertTok"/>
     <w:basedOn w:val="VerbatimChar"/>
     <w:rPr>
+      <w:rFonts w:eastAsia="黑体"/>
       <w:b/>
       <w:color w:val="ff0000"/>
     </w:rPr>
@@ -15229,6 +15901,7 @@
     <w:name w:val="ErrorTok"/>
     <w:basedOn w:val="VerbatimChar"/>
     <w:rPr>
+      <w:rFonts w:eastAsia="黑体"/>
       <w:b/>
       <w:color w:val="ff0000"/>
     </w:rPr>
@@ -15236,7 +15909,9 @@
   <w:style w:type="character" w:customStyle="1" w:styleId="NormalTok">
     <w:name w:val="NormalTok"/>
     <w:basedOn w:val="VerbatimChar"/>
-    <w:rPr/>
+    <w:rPr>
+      <w:rFonts w:eastAsia="黑体"/>
+    </w:rPr>
   </w:style>
 </w:styles>
 </file>
@@ -15285,12 +15960,12 @@
     <a:fontScheme name="Office">
       <a:majorFont>
         <a:latin typeface="Calibri"/>
-        <a:ea typeface=""/>
+        <a:ea typeface="黑体"/>
         <a:cs typeface=""/>
         <a:font script="Jpan" typeface="ＭＳ ゴシック"/>
         <a:font script="Hang" typeface="맑은 고딕"/>
-        <a:font script="Hans" typeface="宋体"/>
-        <a:font script="Hant" typeface="新細明體"/>
+        <a:font script="Hans" typeface="黑体"/>
+        <a:font script="Hant" typeface="黑体"/>
         <a:font script="Arab" typeface="Times New Roman"/>
         <a:font script="Hebr" typeface="Times New Roman"/>
         <a:font script="Thai" typeface="Angsana New"/>
@@ -15320,12 +15995,12 @@
       </a:majorFont>
       <a:minorFont>
         <a:latin typeface="Cambria"/>
-        <a:ea typeface=""/>
+        <a:ea typeface="黑体"/>
         <a:cs typeface=""/>
         <a:font script="Jpan" typeface="ＭＳ 明朝"/>
         <a:font script="Hang" typeface="맑은 고딕"/>
-        <a:font script="Hans" typeface="宋体"/>
-        <a:font script="Hant" typeface="新細明體"/>
+        <a:font script="Hans" typeface="黑体"/>
+        <a:font script="Hant" typeface="黑体"/>
         <a:font script="Arab" typeface="Arial"/>
         <a:font script="Hebr" typeface="Arial"/>
         <a:font script="Thai" typeface="Cordia New"/>

--- a/09-通信电路/03-解调电路/包络检波电路/包络检波电路.docx
+++ b/09-通信电路/03-解调电路/包络检波电路/包络检波电路.docx
@@ -2889,7 +2889,7 @@
           <w:color w:val="555555"/>
           <w:sz w:val="21"/>
         </w:rPr>
-        <w:t>材料收集者：杜文杰，WX手机：19519196569，QQ:3478827729</w:t>
+        <w:t>材料收集者：杜文杰，微信/手机：19519196569，QQ:3478827729</w:t>
       </w:r>
     </w:p>
     <w:sectPr>
